--- a/submission/02_配套文档/docx/OPENSOURCE_LICENSES.docx
+++ b/submission/02_配套文档/docx/OPENSOURCE_LICENSES.docx
@@ -61,7 +61,7 @@
           <w:color w:val="666666"/>
           <w:sz w:val="21"/>
         </w:rPr>
-        <w:t>中国软件杯 A3 赛题 · 基于大模型的个性化资源生成与学习多智能体系统开发</w:t>
+        <w:t>2026 福建高校「火山杯」Agent 创新大赛 · 参赛作品</w:t>
       </w:r>
     </w:p>
     <w:p>
@@ -92,7 +92,7 @@
           <w:color w:val="1A1A2E"/>
           <w:sz w:val="21"/>
         </w:rPr>
-        <w:t>文档版本：v2.0    日期：2026-07-20</w:t>
+        <w:t>文档版本：v2.1    日期：2026-09-19</w:t>
       </w:r>
     </w:p>
     <w:p>
@@ -162,7 +162,7 @@
           <w:color w:val="666666"/>
           <w:sz w:val="20"/>
         </w:rPr>
-        <w:t>根据第十五届中国软件杯 A3 赛题要求：</w:t>
+        <w:t>根据参赛合规要求：</w:t>
       </w:r>
       <w:r>
         <w:br/>
@@ -6699,6 +6699,26 @@
           <w:color w:val="1A1A2E"/>
           <w:sz w:val="21"/>
         </w:rPr>
+        <w:t>Trae (字节跳动)</w:t>
+      </w:r>
+      <w:r>
+        <w:rPr>
+          <w:rFonts w:ascii="Calibri" w:hAnsi="Calibri" w:eastAsia="宋体"/>
+          <w:b w:val="0"/>
+          <w:i w:val="0"/>
+          <w:color w:val="1A1A2E"/>
+          <w:sz w:val="21"/>
+        </w:rPr>
+        <w:t>、</w:t>
+      </w:r>
+      <w:r>
+        <w:rPr>
+          <w:rFonts w:ascii="Calibri" w:hAnsi="Calibri" w:eastAsia="宋体"/>
+          <w:b/>
+          <w:i w:val="0"/>
+          <w:color w:val="1A1A2E"/>
+          <w:sz w:val="21"/>
+        </w:rPr>
         <w:t>Claude Code (Anthropic)</w:t>
       </w:r>
       <w:r>

--- a/submission/02_配套文档/docx/OPENSOURCE_LICENSES.docx
+++ b/submission/02_配套文档/docx/OPENSOURCE_LICENSES.docx
@@ -7084,7 +7084,7 @@
           <w:color w:val="999999"/>
           <w:sz w:val="17"/>
         </w:rPr>
-        <w:t>━ 本文档由 MARS-408 参赛团队编写，配套中国软件杯 A3 赛题提交 ━</w:t>
+        <w:t>━ 本文档由 MARS-408 参赛团队编写，2026 福建高校「火山杯」Agent 创新大赛参赛配套 ━</w:t>
       </w:r>
     </w:p>
     <w:sectPr>

--- a/submission/02_配套文档/docx/OPENSOURCE_LICENSES.docx
+++ b/submission/02_配套文档/docx/OPENSOURCE_LICENSES.docx
@@ -2,20 +2,22 @@
 <file path=word/document.xml><?xml version="1.0" encoding="utf-8"?>
 <w:document xmlns:wpc="http://schemas.microsoft.com/office/word/2010/wordprocessingCanvas" xmlns:mo="http://schemas.microsoft.com/office/mac/office/2008/main" xmlns:mc="http://schemas.openxmlformats.org/markup-compatibility/2006" xmlns:mv="urn:schemas-microsoft-com:mac:vml" xmlns:o="urn:schemas-microsoft-com:office:office" xmlns:r="http://schemas.openxmlformats.org/officeDocument/2006/relationships" xmlns:m="http://schemas.openxmlformats.org/officeDocument/2006/math" xmlns:v="urn:schemas-microsoft-com:vml" xmlns:wp14="http://schemas.microsoft.com/office/word/2010/wordprocessingDrawing" xmlns:wp="http://schemas.openxmlformats.org/drawingml/2006/wordprocessingDrawing" xmlns:w10="urn:schemas-microsoft-com:office:word" xmlns:w="http://schemas.openxmlformats.org/wordprocessingml/2006/main" xmlns:w14="http://schemas.microsoft.com/office/word/2010/wordml" xmlns:wpg="http://schemas.microsoft.com/office/word/2010/wordprocessingGroup" xmlns:wpi="http://schemas.microsoft.com/office/word/2010/wordprocessingInk" xmlns:wne="http://schemas.microsoft.com/office/word/2006/wordml" xmlns:wps="http://schemas.microsoft.com/office/word/2010/wordprocessingShape" mc:Ignorable="w14 wp14">
   <w:body>
+    <w:p/>
+    <w:p/>
+    <w:p/>
     <w:p>
       <w:pPr>
-        <w:spacing w:after="0"/>
+        <w:jc w:val="center"/>
       </w:pPr>
-    </w:p>
-    <w:p>
-      <w:pPr>
-        <w:spacing w:after="0"/>
-      </w:pPr>
-    </w:p>
-    <w:p>
-      <w:pPr>
-        <w:spacing w:after="0"/>
-      </w:pPr>
+      <w:r>
+        <w:rPr>
+          <w:rFonts w:ascii="Calibri" w:hAnsi="Calibri" w:eastAsia="宋体"/>
+          <w:b/>
+          <w:color w:val="6C2BD9"/>
+          <w:sz w:val="26"/>
+        </w:rPr>
+        <w:t>闽江大学 · 芒得很职</w:t>
+      </w:r>
     </w:p>
     <w:p>
       <w:pPr>
@@ -23,45 +25,12 @@
       </w:pPr>
       <w:r>
         <w:rPr>
-          <w:rFonts w:ascii="Calibri" w:hAnsi="Calibri" w:eastAsia="黑体"/>
+          <w:rFonts w:ascii="Calibri" w:hAnsi="Calibri" w:eastAsia="宋体"/>
           <w:b/>
-          <w:i w:val="0"/>
-          <w:color w:val="6C2BD9"/>
-          <w:sz w:val="26"/>
-        </w:rPr>
-        <w:t>MARS-408 · 计算机408考研个性化学习多智能体系统</w:t>
-      </w:r>
-    </w:p>
-    <w:p>
-      <w:pPr>
-        <w:spacing w:before="480" w:after="160"/>
-        <w:jc w:val="center"/>
-      </w:pPr>
-      <w:r>
-        <w:rPr>
-          <w:rFonts w:ascii="Calibri" w:hAnsi="Calibri" w:eastAsia="黑体"/>
-          <w:b/>
-          <w:i w:val="0"/>
           <w:color w:val="1A1A2E"/>
           <w:sz w:val="52"/>
         </w:rPr>
-        <w:t>MARS-408 开源协议合规标注</w:t>
-      </w:r>
-    </w:p>
-    <w:p>
-      <w:pPr>
-        <w:spacing w:before="360"/>
-        <w:jc w:val="center"/>
-      </w:pPr>
-      <w:r>
-        <w:rPr>
-          <w:rFonts w:ascii="Calibri" w:hAnsi="Calibri" w:eastAsia="宋体"/>
-          <w:b w:val="0"/>
-          <w:i w:val="0"/>
-          <w:color w:val="666666"/>
-          <w:sz w:val="21"/>
-        </w:rPr>
-        <w:t>2026 福建高校「火山杯」Agent 创新大赛 · 参赛作品</w:t>
+        <w:t>芒得很职 开源协议合规标注</w:t>
       </w:r>
     </w:p>
     <w:p>
@@ -72,27 +41,10 @@
         <w:rPr>
           <w:rFonts w:ascii="Calibri" w:hAnsi="Calibri" w:eastAsia="宋体"/>
           <w:b w:val="0"/>
-          <w:i w:val="0"/>
-          <w:color w:val="6C2BD9"/>
-          <w:sz w:val="22"/>
-        </w:rPr>
-        <w:t>━━━━━━━━━━━━━━━━━━</w:t>
-      </w:r>
-    </w:p>
-    <w:p>
-      <w:pPr>
-        <w:spacing w:before="240"/>
-        <w:jc w:val="center"/>
-      </w:pPr>
-      <w:r>
-        <w:rPr>
-          <w:rFonts w:ascii="Calibri" w:hAnsi="Calibri" w:eastAsia="宋体"/>
-          <w:b w:val="0"/>
-          <w:i w:val="0"/>
-          <w:color w:val="1A1A2E"/>
+          <w:color w:val="666666"/>
           <w:sz w:val="21"/>
         </w:rPr>
-        <w:t>文档版本：v2.1    日期：2026-09-19</w:t>
+        <w:t>计算机类学生职业素养对抗实训平台</w:t>
       </w:r>
     </w:p>
     <w:p>
@@ -103,28 +55,35 @@
         <w:rPr>
           <w:rFonts w:ascii="Calibri" w:hAnsi="Calibri" w:eastAsia="宋体"/>
           <w:b w:val="0"/>
-          <w:i w:val="0"/>
-          <w:color w:val="1A1A2E"/>
-          <w:sz w:val="21"/>
+          <w:color w:val="6C2BD9"/>
+          <w:sz w:val="22"/>
         </w:rPr>
-        <w:t>提交方：MARS-408 参赛团队    赛题组别：A 组</w:t>
-      </w:r>
-    </w:p>
-    <w:p>
-      <w:r>
-        <w:br w:type="page"/>
+        <w:t>━━━━━━━━━━━━━━━━━━━━━━━━━━━━━━━━━━</w:t>
       </w:r>
     </w:p>
     <w:p>
       <w:pPr>
-        <w:spacing w:after="160"/>
         <w:jc w:val="center"/>
       </w:pPr>
       <w:r>
         <w:rPr>
-          <w:rFonts w:ascii="Calibri" w:hAnsi="Calibri" w:eastAsia="黑体"/>
+          <w:rFonts w:ascii="Calibri" w:hAnsi="Calibri" w:eastAsia="宋体"/>
+          <w:b w:val="0"/>
+          <w:color w:val="1A1A2E"/>
+          <w:sz w:val="21"/>
+        </w:rPr>
+        <w:t>闽江大学 · 计算机类学生职业素养对抗实训平台</w:t>
+      </w:r>
+    </w:p>
+    <w:p/>
+    <w:p>
+      <w:pPr>
+        <w:jc w:val="center"/>
+      </w:pPr>
+      <w:r>
+        <w:rPr>
+          <w:rFonts w:ascii="Calibri" w:hAnsi="Calibri" w:eastAsia="宋体"/>
           <w:b/>
-          <w:i w:val="0"/>
           <w:color w:val="6C2BD9"/>
           <w:sz w:val="30"/>
         </w:rPr>
@@ -133,18 +92,26 @@
     </w:p>
     <w:p>
       <w:r>
+        <w:rPr>
+          <w:rFonts w:ascii="Calibri" w:hAnsi="Calibri" w:eastAsia="宋体"/>
+          <w:color w:val="1A1A2E"/>
+          <w:sz w:val="21"/>
+        </w:rPr>
         <w:fldChar w:fldCharType="begin"/>
         <w:instrText xml:space="preserve">TOC \o "1-3" \h \z \u</w:instrText>
         <w:fldChar w:fldCharType="separate"/>
-        <w:t>右键更新域可生成目录</w:t>
         <w:fldChar w:fldCharType="end"/>
       </w:r>
-    </w:p>
-    <w:p>
       <w:r>
-        <w:br w:type="page"/>
+        <w:rPr>
+          <w:rFonts w:ascii="Calibri" w:hAnsi="Calibri" w:eastAsia="宋体"/>
+          <w:color w:val="666666"/>
+          <w:sz w:val="21"/>
+        </w:rPr>
+        <w:t>右键更新域可生成目录</w:t>
       </w:r>
     </w:p>
+    <w:p/>
     <w:p>
       <w:pPr>
         <w:spacing w:before="60" w:after="60" w:line="312" w:lineRule="auto"/>
@@ -199,7 +166,6 @@
         <w:rPr>
           <w:rFonts w:ascii="Calibri" w:hAnsi="Calibri" w:eastAsia="宋体"/>
           <w:b w:val="0"/>
-          <w:i w:val="0"/>
           <w:color w:val="999999"/>
           <w:sz w:val="18"/>
         </w:rPr>
@@ -208,9 +174,15 @@
     </w:p>
     <w:p>
       <w:pPr>
-        <w:pStyle w:val="Heading2"/>
+        <w:pStyle w:val="Heading1"/>
       </w:pPr>
       <w:r>
+        <w:rPr>
+          <w:rFonts w:ascii="Calibri" w:hAnsi="Calibri" w:eastAsia="宋体"/>
+          <w:b/>
+          <w:color w:val="6C2BD9"/>
+          <w:sz w:val="28"/>
+        </w:rPr>
         <w:t>〇、科大讯飞工具使用声明（赛题硬性合规要求）</w:t>
       </w:r>
     </w:p>
@@ -236,7 +208,7 @@
     </w:p>
     <w:p>
       <w:pPr>
-        <w:spacing w:after="100" w:line="336" w:lineRule="auto"/>
+        <w:spacing w:before="80" w:after="80" w:line="276" w:lineRule="auto"/>
       </w:pPr>
       <w:r>
         <w:rPr>
@@ -257,34 +229,28 @@
         <w:tblLook w:firstColumn="1" w:firstRow="1" w:lastColumn="0" w:lastRow="0" w:noHBand="0" w:noVBand="1" w:val="04A0"/>
       </w:tblPr>
       <w:tblGrid>
-        <w:gridCol w:w="1904"/>
-        <w:gridCol w:w="1904"/>
-        <w:gridCol w:w="1904"/>
-        <w:gridCol w:w="1904"/>
-        <w:gridCol w:w="1904"/>
+        <w:gridCol w:w="1728"/>
+        <w:gridCol w:w="1728"/>
+        <w:gridCol w:w="1728"/>
+        <w:gridCol w:w="1728"/>
+        <w:gridCol w:w="1728"/>
       </w:tblGrid>
       <w:tr>
         <w:tc>
           <w:tcPr>
-            <w:tcW w:type="dxa" w:w="1904"/>
-            <w:shd w:val="clear" w:color="auto" w:fill="6C2BD9"/>
+            <w:tcW w:type="dxa" w:w="1728"/>
           </w:tcPr>
           <w:p>
             <w:pPr>
-              <w:spacing w:after="40" w:before="40"/>
+              <w:spacing w:before="40" w:after="40"/>
             </w:pPr>
-            <w:r>
-              <w:rPr>
-                <w:b/>
-              </w:rPr>
-            </w:r>
             <w:r>
               <w:rPr>
                 <w:rFonts w:ascii="Calibri" w:hAnsi="Calibri" w:eastAsia="宋体"/>
                 <w:b/>
                 <w:i w:val="0"/>
-                <w:color w:val="FFFFFF"/>
-                <w:sz w:val="20"/>
+                <w:color w:val="1A1A2E"/>
+                <w:sz w:val="18"/>
               </w:rPr>
               <w:t>序号</w:t>
             </w:r>
@@ -292,25 +258,19 @@
         </w:tc>
         <w:tc>
           <w:tcPr>
-            <w:tcW w:type="dxa" w:w="1904"/>
-            <w:shd w:val="clear" w:color="auto" w:fill="6C2BD9"/>
+            <w:tcW w:type="dxa" w:w="1728"/>
           </w:tcPr>
           <w:p>
             <w:pPr>
-              <w:spacing w:after="40" w:before="40"/>
+              <w:spacing w:before="40" w:after="40"/>
             </w:pPr>
-            <w:r>
-              <w:rPr>
-                <w:b/>
-              </w:rPr>
-            </w:r>
             <w:r>
               <w:rPr>
                 <w:rFonts w:ascii="Calibri" w:hAnsi="Calibri" w:eastAsia="宋体"/>
                 <w:b/>
                 <w:i w:val="0"/>
-                <w:color w:val="FFFFFF"/>
-                <w:sz w:val="20"/>
+                <w:color w:val="1A1A2E"/>
+                <w:sz w:val="18"/>
               </w:rPr>
               <w:t>讯飞工具名称</w:t>
             </w:r>
@@ -318,25 +278,19 @@
         </w:tc>
         <w:tc>
           <w:tcPr>
-            <w:tcW w:type="dxa" w:w="1904"/>
-            <w:shd w:val="clear" w:color="auto" w:fill="6C2BD9"/>
+            <w:tcW w:type="dxa" w:w="1728"/>
           </w:tcPr>
           <w:p>
             <w:pPr>
-              <w:spacing w:after="40" w:before="40"/>
+              <w:spacing w:before="40" w:after="40"/>
             </w:pPr>
-            <w:r>
-              <w:rPr>
-                <w:b/>
-              </w:rPr>
-            </w:r>
             <w:r>
               <w:rPr>
                 <w:rFonts w:ascii="Calibri" w:hAnsi="Calibri" w:eastAsia="宋体"/>
                 <w:b/>
                 <w:i w:val="0"/>
-                <w:color w:val="FFFFFF"/>
-                <w:sz w:val="20"/>
+                <w:color w:val="1A1A2E"/>
+                <w:sz w:val="18"/>
               </w:rPr>
               <w:t>用途</w:t>
             </w:r>
@@ -344,25 +298,19 @@
         </w:tc>
         <w:tc>
           <w:tcPr>
-            <w:tcW w:type="dxa" w:w="1904"/>
-            <w:shd w:val="clear" w:color="auto" w:fill="6C2BD9"/>
+            <w:tcW w:type="dxa" w:w="1728"/>
           </w:tcPr>
           <w:p>
             <w:pPr>
-              <w:spacing w:after="40" w:before="40"/>
+              <w:spacing w:before="40" w:after="40"/>
             </w:pPr>
-            <w:r>
-              <w:rPr>
-                <w:b/>
-              </w:rPr>
-            </w:r>
             <w:r>
               <w:rPr>
                 <w:rFonts w:ascii="Calibri" w:hAnsi="Calibri" w:eastAsia="宋体"/>
                 <w:b/>
                 <w:i w:val="0"/>
-                <w:color w:val="FFFFFF"/>
-                <w:sz w:val="20"/>
+                <w:color w:val="1A1A2E"/>
+                <w:sz w:val="18"/>
               </w:rPr>
               <w:t>协议要求</w:t>
             </w:r>
@@ -370,25 +318,19 @@
         </w:tc>
         <w:tc>
           <w:tcPr>
-            <w:tcW w:type="dxa" w:w="1904"/>
-            <w:shd w:val="clear" w:color="auto" w:fill="6C2BD9"/>
+            <w:tcW w:type="dxa" w:w="1728"/>
           </w:tcPr>
           <w:p>
             <w:pPr>
-              <w:spacing w:after="40" w:before="40"/>
+              <w:spacing w:before="40" w:after="40"/>
             </w:pPr>
-            <w:r>
-              <w:rPr>
-                <w:b/>
-              </w:rPr>
-            </w:r>
             <w:r>
               <w:rPr>
                 <w:rFonts w:ascii="Calibri" w:hAnsi="Calibri" w:eastAsia="宋体"/>
                 <w:b/>
                 <w:i w:val="0"/>
-                <w:color w:val="FFFFFF"/>
-                <w:sz w:val="20"/>
+                <w:color w:val="1A1A2E"/>
+                <w:sz w:val="18"/>
               </w:rPr>
               <w:t>来源</w:t>
             </w:r>
@@ -398,20 +340,19 @@
       <w:tr>
         <w:tc>
           <w:tcPr>
-            <w:tcW w:type="dxa" w:w="1904"/>
+            <w:tcW w:type="dxa" w:w="1728"/>
           </w:tcPr>
           <w:p>
             <w:pPr>
-              <w:spacing w:after="40" w:before="40"/>
+              <w:spacing w:before="40" w:after="40"/>
             </w:pPr>
-            <w:r/>
             <w:r>
               <w:rPr>
                 <w:rFonts w:ascii="Calibri" w:hAnsi="Calibri" w:eastAsia="宋体"/>
                 <w:b w:val="0"/>
                 <w:i w:val="0"/>
                 <w:color w:val="1A1A2E"/>
-                <w:sz w:val="19"/>
+                <w:sz w:val="18"/>
               </w:rPr>
               <w:t>1</w:t>
             </w:r>
@@ -419,20 +360,19 @@
         </w:tc>
         <w:tc>
           <w:tcPr>
-            <w:tcW w:type="dxa" w:w="1904"/>
+            <w:tcW w:type="dxa" w:w="1728"/>
           </w:tcPr>
           <w:p>
             <w:pPr>
-              <w:spacing w:after="40" w:before="40"/>
+              <w:spacing w:before="40" w:after="40"/>
             </w:pPr>
-            <w:r/>
             <w:r>
               <w:rPr>
                 <w:rFonts w:ascii="Calibri" w:hAnsi="Calibri" w:eastAsia="宋体"/>
                 <w:b/>
                 <w:i w:val="0"/>
                 <w:color w:val="1A1A2E"/>
-                <w:sz w:val="19"/>
+                <w:sz w:val="18"/>
               </w:rPr>
               <w:t>讯飞星火 X2（Spark-X2-Flash）</w:t>
             </w:r>
@@ -440,20 +380,19 @@
         </w:tc>
         <w:tc>
           <w:tcPr>
-            <w:tcW w:type="dxa" w:w="1904"/>
+            <w:tcW w:type="dxa" w:w="1728"/>
           </w:tcPr>
           <w:p>
             <w:pPr>
-              <w:spacing w:after="40" w:before="40"/>
+              <w:spacing w:before="40" w:after="40"/>
             </w:pPr>
-            <w:r/>
             <w:r>
               <w:rPr>
                 <w:rFonts w:ascii="Calibri" w:hAnsi="Calibri" w:eastAsia="宋体"/>
                 <w:b w:val="0"/>
                 <w:i w:val="0"/>
                 <w:color w:val="1A1A2E"/>
-                <w:sz w:val="19"/>
+                <w:sz w:val="18"/>
               </w:rPr>
               <w:t>核心大语言模型（LLM 三通道</w:t>
             </w:r>
@@ -463,7 +402,7 @@
                 <w:b/>
                 <w:i w:val="0"/>
                 <w:color w:val="1A1A2E"/>
-                <w:sz w:val="19"/>
+                <w:sz w:val="18"/>
               </w:rPr>
               <w:t>第一优先级</w:t>
             </w:r>
@@ -473,7 +412,7 @@
                 <w:b w:val="0"/>
                 <w:i w:val="0"/>
                 <w:color w:val="1A1A2E"/>
-                <w:sz w:val="19"/>
+                <w:sz w:val="18"/>
               </w:rPr>
               <w:t>），文本生成、推理、资源产出</w:t>
             </w:r>
@@ -481,20 +420,19 @@
         </w:tc>
         <w:tc>
           <w:tcPr>
-            <w:tcW w:type="dxa" w:w="1904"/>
+            <w:tcW w:type="dxa" w:w="1728"/>
           </w:tcPr>
           <w:p>
             <w:pPr>
-              <w:spacing w:after="40" w:before="40"/>
+              <w:spacing w:before="40" w:after="40"/>
             </w:pPr>
-            <w:r/>
             <w:r>
               <w:rPr>
                 <w:rFonts w:ascii="Calibri" w:hAnsi="Calibri" w:eastAsia="宋体"/>
                 <w:b w:val="0"/>
                 <w:i w:val="0"/>
                 <w:color w:val="1A1A2E"/>
-                <w:sz w:val="19"/>
+                <w:sz w:val="18"/>
               </w:rPr>
               <w:t>商业 API（按量计费，遵守讯飞开放平台服务协议）</w:t>
             </w:r>
@@ -502,20 +440,19 @@
         </w:tc>
         <w:tc>
           <w:tcPr>
-            <w:tcW w:type="dxa" w:w="1904"/>
+            <w:tcW w:type="dxa" w:w="1728"/>
           </w:tcPr>
           <w:p>
             <w:pPr>
-              <w:spacing w:after="40" w:before="40"/>
+              <w:spacing w:before="40" w:after="40"/>
             </w:pPr>
-            <w:r/>
             <w:r>
               <w:rPr>
                 <w:rFonts w:ascii="Calibri" w:hAnsi="Calibri" w:eastAsia="宋体"/>
                 <w:b w:val="0"/>
                 <w:i w:val="0"/>
                 <w:color w:val="1A1A2E"/>
-                <w:sz w:val="19"/>
+                <w:sz w:val="18"/>
               </w:rPr>
               <w:t>https://www.xfyun.cn/doc/spark/Web.html</w:t>
             </w:r>
@@ -525,21 +462,19 @@
       <w:tr>
         <w:tc>
           <w:tcPr>
-            <w:tcW w:type="dxa" w:w="1904"/>
-            <w:shd w:val="clear" w:color="auto" w:fill="F4F2FA"/>
+            <w:tcW w:type="dxa" w:w="1728"/>
           </w:tcPr>
           <w:p>
             <w:pPr>
-              <w:spacing w:after="40" w:before="40"/>
+              <w:spacing w:before="40" w:after="40"/>
             </w:pPr>
-            <w:r/>
             <w:r>
               <w:rPr>
                 <w:rFonts w:ascii="Calibri" w:hAnsi="Calibri" w:eastAsia="宋体"/>
                 <w:b w:val="0"/>
                 <w:i w:val="0"/>
                 <w:color w:val="1A1A2E"/>
-                <w:sz w:val="19"/>
+                <w:sz w:val="18"/>
               </w:rPr>
               <w:t>2</w:t>
             </w:r>
@@ -547,21 +482,19 @@
         </w:tc>
         <w:tc>
           <w:tcPr>
-            <w:tcW w:type="dxa" w:w="1904"/>
-            <w:shd w:val="clear" w:color="auto" w:fill="F4F2FA"/>
+            <w:tcW w:type="dxa" w:w="1728"/>
           </w:tcPr>
           <w:p>
             <w:pPr>
-              <w:spacing w:after="40" w:before="40"/>
+              <w:spacing w:before="40" w:after="40"/>
             </w:pPr>
-            <w:r/>
             <w:r>
               <w:rPr>
                 <w:rFonts w:ascii="Calibri" w:hAnsi="Calibri" w:eastAsia="宋体"/>
                 <w:b/>
                 <w:i w:val="0"/>
                 <w:color w:val="1A1A2E"/>
-                <w:sz w:val="19"/>
+                <w:sz w:val="18"/>
               </w:rPr>
               <w:t>TTI 图片生成</w:t>
             </w:r>
@@ -569,21 +502,19 @@
         </w:tc>
         <w:tc>
           <w:tcPr>
-            <w:tcW w:type="dxa" w:w="1904"/>
-            <w:shd w:val="clear" w:color="auto" w:fill="F4F2FA"/>
+            <w:tcW w:type="dxa" w:w="1728"/>
           </w:tcPr>
           <w:p>
             <w:pPr>
-              <w:spacing w:after="40" w:before="40"/>
+              <w:spacing w:before="40" w:after="40"/>
             </w:pPr>
-            <w:r/>
             <w:r>
               <w:rPr>
                 <w:rFonts w:ascii="Calibri" w:hAnsi="Calibri" w:eastAsia="宋体"/>
                 <w:b w:val="0"/>
                 <w:i w:val="0"/>
                 <w:color w:val="1A1A2E"/>
-                <w:sz w:val="19"/>
+                <w:sz w:val="18"/>
               </w:rPr>
               <w:t>知识点→教学插图生成</w:t>
             </w:r>
@@ -591,21 +522,19 @@
         </w:tc>
         <w:tc>
           <w:tcPr>
-            <w:tcW w:type="dxa" w:w="1904"/>
-            <w:shd w:val="clear" w:color="auto" w:fill="F4F2FA"/>
+            <w:tcW w:type="dxa" w:w="1728"/>
           </w:tcPr>
           <w:p>
             <w:pPr>
-              <w:spacing w:after="40" w:before="40"/>
+              <w:spacing w:before="40" w:after="40"/>
             </w:pPr>
-            <w:r/>
             <w:r>
               <w:rPr>
                 <w:rFonts w:ascii="Calibri" w:hAnsi="Calibri" w:eastAsia="宋体"/>
                 <w:b w:val="0"/>
                 <w:i w:val="0"/>
                 <w:color w:val="1A1A2E"/>
-                <w:sz w:val="19"/>
+                <w:sz w:val="18"/>
               </w:rPr>
               <w:t>商业 API</w:t>
             </w:r>
@@ -613,21 +542,19 @@
         </w:tc>
         <w:tc>
           <w:tcPr>
-            <w:tcW w:type="dxa" w:w="1904"/>
-            <w:shd w:val="clear" w:color="auto" w:fill="F4F2FA"/>
+            <w:tcW w:type="dxa" w:w="1728"/>
           </w:tcPr>
           <w:p>
             <w:pPr>
-              <w:spacing w:after="40" w:before="40"/>
+              <w:spacing w:before="40" w:after="40"/>
             </w:pPr>
-            <w:r/>
             <w:r>
               <w:rPr>
                 <w:rFonts w:ascii="Calibri" w:hAnsi="Calibri" w:eastAsia="宋体"/>
                 <w:b w:val="0"/>
                 <w:i w:val="0"/>
                 <w:color w:val="1A1A2E"/>
-                <w:sz w:val="19"/>
+                <w:sz w:val="18"/>
               </w:rPr>
               <w:t>https://www.xfyun.cn/doc/ai-image-generation/api.html</w:t>
             </w:r>
@@ -637,20 +564,19 @@
       <w:tr>
         <w:tc>
           <w:tcPr>
-            <w:tcW w:type="dxa" w:w="1904"/>
+            <w:tcW w:type="dxa" w:w="1728"/>
           </w:tcPr>
           <w:p>
             <w:pPr>
-              <w:spacing w:after="40" w:before="40"/>
+              <w:spacing w:before="40" w:after="40"/>
             </w:pPr>
-            <w:r/>
             <w:r>
               <w:rPr>
                 <w:rFonts w:ascii="Calibri" w:hAnsi="Calibri" w:eastAsia="宋体"/>
                 <w:b w:val="0"/>
                 <w:i w:val="0"/>
                 <w:color w:val="1A1A2E"/>
-                <w:sz w:val="19"/>
+                <w:sz w:val="18"/>
               </w:rPr>
               <w:t>3</w:t>
             </w:r>
@@ -658,20 +584,19 @@
         </w:tc>
         <w:tc>
           <w:tcPr>
-            <w:tcW w:type="dxa" w:w="1904"/>
+            <w:tcW w:type="dxa" w:w="1728"/>
           </w:tcPr>
           <w:p>
             <w:pPr>
-              <w:spacing w:after="40" w:before="40"/>
+              <w:spacing w:before="40" w:after="40"/>
             </w:pPr>
-            <w:r/>
             <w:r>
               <w:rPr>
                 <w:rFonts w:ascii="Calibri" w:hAnsi="Calibri" w:eastAsia="宋体"/>
                 <w:b/>
                 <w:i w:val="0"/>
                 <w:color w:val="1A1A2E"/>
-                <w:sz w:val="19"/>
+                <w:sz w:val="18"/>
               </w:rPr>
               <w:t>图片理解</w:t>
             </w:r>
@@ -679,20 +604,19 @@
         </w:tc>
         <w:tc>
           <w:tcPr>
-            <w:tcW w:type="dxa" w:w="1904"/>
+            <w:tcW w:type="dxa" w:w="1728"/>
           </w:tcPr>
           <w:p>
             <w:pPr>
-              <w:spacing w:after="40" w:before="40"/>
+              <w:spacing w:before="40" w:after="40"/>
             </w:pPr>
-            <w:r/>
             <w:r>
               <w:rPr>
                 <w:rFonts w:ascii="Calibri" w:hAnsi="Calibri" w:eastAsia="宋体"/>
                 <w:b w:val="0"/>
                 <w:i w:val="0"/>
                 <w:color w:val="1A1A2E"/>
-                <w:sz w:val="19"/>
+                <w:sz w:val="18"/>
               </w:rPr>
               <w:t>多模态问答（学生上传图片提问）</w:t>
             </w:r>
@@ -700,20 +624,19 @@
         </w:tc>
         <w:tc>
           <w:tcPr>
-            <w:tcW w:type="dxa" w:w="1904"/>
+            <w:tcW w:type="dxa" w:w="1728"/>
           </w:tcPr>
           <w:p>
             <w:pPr>
-              <w:spacing w:after="40" w:before="40"/>
+              <w:spacing w:before="40" w:after="40"/>
             </w:pPr>
-            <w:r/>
             <w:r>
               <w:rPr>
                 <w:rFonts w:ascii="Calibri" w:hAnsi="Calibri" w:eastAsia="宋体"/>
                 <w:b w:val="0"/>
                 <w:i w:val="0"/>
                 <w:color w:val="1A1A2E"/>
-                <w:sz w:val="19"/>
+                <w:sz w:val="18"/>
               </w:rPr>
               <w:t>商业 API</w:t>
             </w:r>
@@ -721,20 +644,19 @@
         </w:tc>
         <w:tc>
           <w:tcPr>
-            <w:tcW w:type="dxa" w:w="1904"/>
+            <w:tcW w:type="dxa" w:w="1728"/>
           </w:tcPr>
           <w:p>
             <w:pPr>
-              <w:spacing w:after="40" w:before="40"/>
+              <w:spacing w:before="40" w:after="40"/>
             </w:pPr>
-            <w:r/>
             <w:r>
               <w:rPr>
                 <w:rFonts w:ascii="Calibri" w:hAnsi="Calibri" w:eastAsia="宋体"/>
                 <w:b w:val="0"/>
                 <w:i w:val="0"/>
                 <w:color w:val="1A1A2E"/>
-                <w:sz w:val="19"/>
+                <w:sz w:val="18"/>
               </w:rPr>
               <w:t>https://www.xfyun.cn/doc/vision/image-understanding/API.html</w:t>
             </w:r>
@@ -744,21 +666,19 @@
       <w:tr>
         <w:tc>
           <w:tcPr>
-            <w:tcW w:type="dxa" w:w="1904"/>
-            <w:shd w:val="clear" w:color="auto" w:fill="F4F2FA"/>
+            <w:tcW w:type="dxa" w:w="1728"/>
           </w:tcPr>
           <w:p>
             <w:pPr>
-              <w:spacing w:after="40" w:before="40"/>
+              <w:spacing w:before="40" w:after="40"/>
             </w:pPr>
-            <w:r/>
             <w:r>
               <w:rPr>
                 <w:rFonts w:ascii="Calibri" w:hAnsi="Calibri" w:eastAsia="宋体"/>
                 <w:b w:val="0"/>
                 <w:i w:val="0"/>
                 <w:color w:val="1A1A2E"/>
-                <w:sz w:val="19"/>
+                <w:sz w:val="18"/>
               </w:rPr>
               <w:t>4</w:t>
             </w:r>
@@ -766,21 +686,19 @@
         </w:tc>
         <w:tc>
           <w:tcPr>
-            <w:tcW w:type="dxa" w:w="1904"/>
-            <w:shd w:val="clear" w:color="auto" w:fill="F4F2FA"/>
+            <w:tcW w:type="dxa" w:w="1728"/>
           </w:tcPr>
           <w:p>
             <w:pPr>
-              <w:spacing w:after="40" w:before="40"/>
+              <w:spacing w:before="40" w:after="40"/>
             </w:pPr>
-            <w:r/>
             <w:r>
               <w:rPr>
                 <w:rFonts w:ascii="Calibri" w:hAnsi="Calibri" w:eastAsia="宋体"/>
                 <w:b/>
                 <w:i w:val="0"/>
                 <w:color w:val="1A1A2E"/>
-                <w:sz w:val="19"/>
+                <w:sz w:val="18"/>
               </w:rPr>
               <w:t>聚合搜索（万搜）</w:t>
             </w:r>
@@ -788,21 +706,19 @@
         </w:tc>
         <w:tc>
           <w:tcPr>
-            <w:tcW w:type="dxa" w:w="1904"/>
-            <w:shd w:val="clear" w:color="auto" w:fill="F4F2FA"/>
+            <w:tcW w:type="dxa" w:w="1728"/>
           </w:tcPr>
           <w:p>
             <w:pPr>
-              <w:spacing w:after="40" w:before="40"/>
+              <w:spacing w:before="40" w:after="40"/>
             </w:pPr>
-            <w:r/>
             <w:r>
               <w:rPr>
                 <w:rFonts w:ascii="Calibri" w:hAnsi="Calibri" w:eastAsia="宋体"/>
                 <w:b w:val="0"/>
                 <w:i w:val="0"/>
                 <w:color w:val="1A1A2E"/>
-                <w:sz w:val="19"/>
+                <w:sz w:val="18"/>
               </w:rPr>
               <w:t>RAG 联网检索增强</w:t>
             </w:r>
@@ -810,21 +726,19 @@
         </w:tc>
         <w:tc>
           <w:tcPr>
-            <w:tcW w:type="dxa" w:w="1904"/>
-            <w:shd w:val="clear" w:color="auto" w:fill="F4F2FA"/>
+            <w:tcW w:type="dxa" w:w="1728"/>
           </w:tcPr>
           <w:p>
             <w:pPr>
-              <w:spacing w:after="40" w:before="40"/>
+              <w:spacing w:before="40" w:after="40"/>
             </w:pPr>
-            <w:r/>
             <w:r>
               <w:rPr>
                 <w:rFonts w:ascii="Calibri" w:hAnsi="Calibri" w:eastAsia="宋体"/>
                 <w:b w:val="0"/>
                 <w:i w:val="0"/>
                 <w:color w:val="1A1A2E"/>
-                <w:sz w:val="19"/>
+                <w:sz w:val="18"/>
               </w:rPr>
               <w:t>商业 API</w:t>
             </w:r>
@@ -832,21 +746,19 @@
         </w:tc>
         <w:tc>
           <w:tcPr>
-            <w:tcW w:type="dxa" w:w="1904"/>
-            <w:shd w:val="clear" w:color="auto" w:fill="F4F2FA"/>
+            <w:tcW w:type="dxa" w:w="1728"/>
           </w:tcPr>
           <w:p>
             <w:pPr>
-              <w:spacing w:after="40" w:before="40"/>
+              <w:spacing w:before="40" w:after="40"/>
             </w:pPr>
-            <w:r/>
             <w:r>
               <w:rPr>
                 <w:rFonts w:ascii="Calibri" w:hAnsi="Calibri" w:eastAsia="宋体"/>
                 <w:b w:val="0"/>
                 <w:i w:val="0"/>
                 <w:color w:val="1A1A2E"/>
-                <w:sz w:val="19"/>
+                <w:sz w:val="18"/>
               </w:rPr>
               <w:t>https://www.xfyun.cn/doc/alisearch/api.html</w:t>
             </w:r>
@@ -856,20 +768,19 @@
       <w:tr>
         <w:tc>
           <w:tcPr>
-            <w:tcW w:type="dxa" w:w="1904"/>
+            <w:tcW w:type="dxa" w:w="1728"/>
           </w:tcPr>
           <w:p>
             <w:pPr>
-              <w:spacing w:after="40" w:before="40"/>
+              <w:spacing w:before="40" w:after="40"/>
             </w:pPr>
-            <w:r/>
             <w:r>
               <w:rPr>
                 <w:rFonts w:ascii="Calibri" w:hAnsi="Calibri" w:eastAsia="宋体"/>
                 <w:b w:val="0"/>
                 <w:i w:val="0"/>
                 <w:color w:val="1A1A2E"/>
-                <w:sz w:val="19"/>
+                <w:sz w:val="18"/>
               </w:rPr>
               <w:t>5</w:t>
             </w:r>
@@ -877,20 +788,19 @@
         </w:tc>
         <w:tc>
           <w:tcPr>
-            <w:tcW w:type="dxa" w:w="1904"/>
+            <w:tcW w:type="dxa" w:w="1728"/>
           </w:tcPr>
           <w:p>
             <w:pPr>
-              <w:spacing w:after="40" w:before="40"/>
+              <w:spacing w:before="40" w:after="40"/>
             </w:pPr>
-            <w:r/>
             <w:r>
               <w:rPr>
                 <w:rFonts w:ascii="Calibri" w:hAnsi="Calibri" w:eastAsia="宋体"/>
                 <w:b/>
                 <w:i w:val="0"/>
                 <w:color w:val="1A1A2E"/>
-                <w:sz w:val="19"/>
+                <w:sz w:val="18"/>
               </w:rPr>
               <w:t>智能 PPT 生成</w:t>
             </w:r>
@@ -898,20 +808,19 @@
         </w:tc>
         <w:tc>
           <w:tcPr>
-            <w:tcW w:type="dxa" w:w="1904"/>
+            <w:tcW w:type="dxa" w:w="1728"/>
           </w:tcPr>
           <w:p>
             <w:pPr>
-              <w:spacing w:after="40" w:before="40"/>
+              <w:spacing w:before="40" w:after="40"/>
             </w:pPr>
-            <w:r/>
             <w:r>
               <w:rPr>
                 <w:rFonts w:ascii="Calibri" w:hAnsi="Calibri" w:eastAsia="宋体"/>
                 <w:b w:val="0"/>
                 <w:i w:val="0"/>
                 <w:color w:val="1A1A2E"/>
-                <w:sz w:val="19"/>
+                <w:sz w:val="18"/>
               </w:rPr>
               <w:t>演示 PPT 一键生成</w:t>
             </w:r>
@@ -919,20 +828,19 @@
         </w:tc>
         <w:tc>
           <w:tcPr>
-            <w:tcW w:type="dxa" w:w="1904"/>
+            <w:tcW w:type="dxa" w:w="1728"/>
           </w:tcPr>
           <w:p>
             <w:pPr>
-              <w:spacing w:after="40" w:before="40"/>
+              <w:spacing w:before="40" w:after="40"/>
             </w:pPr>
-            <w:r/>
             <w:r>
               <w:rPr>
                 <w:rFonts w:ascii="Calibri" w:hAnsi="Calibri" w:eastAsia="宋体"/>
                 <w:b w:val="0"/>
                 <w:i w:val="0"/>
                 <w:color w:val="1A1A2E"/>
-                <w:sz w:val="19"/>
+                <w:sz w:val="18"/>
               </w:rPr>
               <w:t>商业 API</w:t>
             </w:r>
@@ -940,20 +848,19 @@
         </w:tc>
         <w:tc>
           <w:tcPr>
-            <w:tcW w:type="dxa" w:w="1904"/>
+            <w:tcW w:type="dxa" w:w="1728"/>
           </w:tcPr>
           <w:p>
             <w:pPr>
-              <w:spacing w:after="40" w:before="40"/>
+              <w:spacing w:before="40" w:after="40"/>
             </w:pPr>
-            <w:r/>
             <w:r>
               <w:rPr>
                 <w:rFonts w:ascii="Calibri" w:hAnsi="Calibri" w:eastAsia="宋体"/>
                 <w:b w:val="0"/>
                 <w:i w:val="0"/>
                 <w:color w:val="1A1A2E"/>
-                <w:sz w:val="19"/>
+                <w:sz w:val="18"/>
               </w:rPr>
               <w:t>https://www.xfyun.cn/doc/office/PPTGeneration/api.html</w:t>
             </w:r>
@@ -963,21 +870,19 @@
       <w:tr>
         <w:tc>
           <w:tcPr>
-            <w:tcW w:type="dxa" w:w="1904"/>
-            <w:shd w:val="clear" w:color="auto" w:fill="F4F2FA"/>
+            <w:tcW w:type="dxa" w:w="1728"/>
           </w:tcPr>
           <w:p>
             <w:pPr>
-              <w:spacing w:after="40" w:before="40"/>
+              <w:spacing w:before="40" w:after="40"/>
             </w:pPr>
-            <w:r/>
             <w:r>
               <w:rPr>
                 <w:rFonts w:ascii="Calibri" w:hAnsi="Calibri" w:eastAsia="宋体"/>
                 <w:b w:val="0"/>
                 <w:i w:val="0"/>
                 <w:color w:val="1A1A2E"/>
-                <w:sz w:val="19"/>
+                <w:sz w:val="18"/>
               </w:rPr>
               <w:t>6</w:t>
             </w:r>
@@ -985,21 +890,19 @@
         </w:tc>
         <w:tc>
           <w:tcPr>
-            <w:tcW w:type="dxa" w:w="1904"/>
-            <w:shd w:val="clear" w:color="auto" w:fill="F4F2FA"/>
+            <w:tcW w:type="dxa" w:w="1728"/>
           </w:tcPr>
           <w:p>
             <w:pPr>
-              <w:spacing w:after="40" w:before="40"/>
+              <w:spacing w:before="40" w:after="40"/>
             </w:pPr>
-            <w:r/>
             <w:r>
               <w:rPr>
                 <w:rFonts w:ascii="Calibri" w:hAnsi="Calibri" w:eastAsia="宋体"/>
                 <w:b/>
                 <w:i w:val="0"/>
                 <w:color w:val="1A1A2E"/>
-                <w:sz w:val="19"/>
+                <w:sz w:val="18"/>
               </w:rPr>
               <w:t>数字人视频大模型</w:t>
             </w:r>
@@ -1007,21 +910,19 @@
         </w:tc>
         <w:tc>
           <w:tcPr>
-            <w:tcW w:type="dxa" w:w="1904"/>
-            <w:shd w:val="clear" w:color="auto" w:fill="F4F2FA"/>
+            <w:tcW w:type="dxa" w:w="1728"/>
           </w:tcPr>
           <w:p>
             <w:pPr>
-              <w:spacing w:after="40" w:before="40"/>
+              <w:spacing w:before="40" w:after="40"/>
             </w:pPr>
-            <w:r/>
             <w:r>
               <w:rPr>
                 <w:rFonts w:ascii="Calibri" w:hAnsi="Calibri" w:eastAsia="宋体"/>
                 <w:b w:val="0"/>
                 <w:i w:val="0"/>
                 <w:color w:val="1A1A2E"/>
-                <w:sz w:val="19"/>
+                <w:sz w:val="18"/>
               </w:rPr>
               <w:t>演示视频一键生成</w:t>
             </w:r>
@@ -1029,21 +930,19 @@
         </w:tc>
         <w:tc>
           <w:tcPr>
-            <w:tcW w:type="dxa" w:w="1904"/>
-            <w:shd w:val="clear" w:color="auto" w:fill="F4F2FA"/>
+            <w:tcW w:type="dxa" w:w="1728"/>
           </w:tcPr>
           <w:p>
             <w:pPr>
-              <w:spacing w:after="40" w:before="40"/>
+              <w:spacing w:before="40" w:after="40"/>
             </w:pPr>
-            <w:r/>
             <w:r>
               <w:rPr>
                 <w:rFonts w:ascii="Calibri" w:hAnsi="Calibri" w:eastAsia="宋体"/>
                 <w:b w:val="0"/>
                 <w:i w:val="0"/>
                 <w:color w:val="1A1A2E"/>
-                <w:sz w:val="19"/>
+                <w:sz w:val="18"/>
               </w:rPr>
               <w:t>商业 API</w:t>
             </w:r>
@@ -1051,21 +950,19 @@
         </w:tc>
         <w:tc>
           <w:tcPr>
-            <w:tcW w:type="dxa" w:w="1904"/>
-            <w:shd w:val="clear" w:color="auto" w:fill="F4F2FA"/>
+            <w:tcW w:type="dxa" w:w="1728"/>
           </w:tcPr>
           <w:p>
             <w:pPr>
-              <w:spacing w:after="40" w:before="40"/>
+              <w:spacing w:before="40" w:after="40"/>
             </w:pPr>
-            <w:r/>
             <w:r>
               <w:rPr>
                 <w:rFonts w:ascii="Calibri" w:hAnsi="Calibri" w:eastAsia="宋体"/>
                 <w:b w:val="0"/>
                 <w:i w:val="0"/>
                 <w:color w:val="1A1A2E"/>
-                <w:sz w:val="19"/>
+                <w:sz w:val="18"/>
               </w:rPr>
               <w:t>https://www.xfyun.cn/doc/digital-human/api.html</w:t>
             </w:r>
@@ -1075,20 +972,19 @@
       <w:tr>
         <w:tc>
           <w:tcPr>
-            <w:tcW w:type="dxa" w:w="1904"/>
+            <w:tcW w:type="dxa" w:w="1728"/>
           </w:tcPr>
           <w:p>
             <w:pPr>
-              <w:spacing w:after="40" w:before="40"/>
+              <w:spacing w:before="40" w:after="40"/>
             </w:pPr>
-            <w:r/>
             <w:r>
               <w:rPr>
                 <w:rFonts w:ascii="Calibri" w:hAnsi="Calibri" w:eastAsia="宋体"/>
                 <w:b w:val="0"/>
                 <w:i w:val="0"/>
                 <w:color w:val="1A1A2E"/>
-                <w:sz w:val="19"/>
+                <w:sz w:val="18"/>
               </w:rPr>
               <w:t>7</w:t>
             </w:r>
@@ -1096,20 +992,19 @@
         </w:tc>
         <w:tc>
           <w:tcPr>
-            <w:tcW w:type="dxa" w:w="1904"/>
+            <w:tcW w:type="dxa" w:w="1728"/>
           </w:tcPr>
           <w:p>
             <w:pPr>
-              <w:spacing w:after="40" w:before="40"/>
+              <w:spacing w:before="40" w:after="40"/>
             </w:pPr>
-            <w:r/>
             <w:r>
               <w:rPr>
                 <w:rFonts w:ascii="Calibri" w:hAnsi="Calibri" w:eastAsia="宋体"/>
                 <w:b/>
                 <w:i w:val="0"/>
                 <w:color w:val="1A1A2E"/>
-                <w:sz w:val="19"/>
+                <w:sz w:val="18"/>
               </w:rPr>
               <w:t>文本纠错</w:t>
             </w:r>
@@ -1117,20 +1012,19 @@
         </w:tc>
         <w:tc>
           <w:tcPr>
-            <w:tcW w:type="dxa" w:w="1904"/>
+            <w:tcW w:type="dxa" w:w="1728"/>
           </w:tcPr>
           <w:p>
             <w:pPr>
-              <w:spacing w:after="40" w:before="40"/>
+              <w:spacing w:before="40" w:after="40"/>
             </w:pPr>
-            <w:r/>
             <w:r>
               <w:rPr>
                 <w:rFonts w:ascii="Calibri" w:hAnsi="Calibri" w:eastAsia="宋体"/>
                 <w:b w:val="0"/>
                 <w:i w:val="0"/>
                 <w:color w:val="1A1A2E"/>
-                <w:sz w:val="19"/>
+                <w:sz w:val="18"/>
               </w:rPr>
               <w:t>辅导内容拼写/语法纠错</w:t>
             </w:r>
@@ -1138,20 +1032,19 @@
         </w:tc>
         <w:tc>
           <w:tcPr>
-            <w:tcW w:type="dxa" w:w="1904"/>
+            <w:tcW w:type="dxa" w:w="1728"/>
           </w:tcPr>
           <w:p>
             <w:pPr>
-              <w:spacing w:after="40" w:before="40"/>
+              <w:spacing w:before="40" w:after="40"/>
             </w:pPr>
-            <w:r/>
             <w:r>
               <w:rPr>
                 <w:rFonts w:ascii="Calibri" w:hAnsi="Calibri" w:eastAsia="宋体"/>
                 <w:b w:val="0"/>
                 <w:i w:val="0"/>
                 <w:color w:val="1A1A2E"/>
-                <w:sz w:val="19"/>
+                <w:sz w:val="18"/>
               </w:rPr>
               <w:t>商业 API</w:t>
             </w:r>
@@ -1159,20 +1052,19 @@
         </w:tc>
         <w:tc>
           <w:tcPr>
-            <w:tcW w:type="dxa" w:w="1904"/>
+            <w:tcW w:type="dxa" w:w="1728"/>
           </w:tcPr>
           <w:p>
             <w:pPr>
-              <w:spacing w:after="40" w:before="40"/>
+              <w:spacing w:before="40" w:after="40"/>
             </w:pPr>
-            <w:r/>
             <w:r>
               <w:rPr>
                 <w:rFonts w:ascii="Calibri" w:hAnsi="Calibri" w:eastAsia="宋体"/>
                 <w:b w:val="0"/>
                 <w:i w:val="0"/>
                 <w:color w:val="1A1A2E"/>
-                <w:sz w:val="19"/>
+                <w:sz w:val="18"/>
               </w:rPr>
               <w:t>https://www.xfyun.cn/doc/wordsCorrection/api.html</w:t>
             </w:r>
@@ -1182,21 +1074,19 @@
       <w:tr>
         <w:tc>
           <w:tcPr>
-            <w:tcW w:type="dxa" w:w="1904"/>
-            <w:shd w:val="clear" w:color="auto" w:fill="F4F2FA"/>
+            <w:tcW w:type="dxa" w:w="1728"/>
           </w:tcPr>
           <w:p>
             <w:pPr>
-              <w:spacing w:after="40" w:before="40"/>
+              <w:spacing w:before="40" w:after="40"/>
             </w:pPr>
-            <w:r/>
             <w:r>
               <w:rPr>
                 <w:rFonts w:ascii="Calibri" w:hAnsi="Calibri" w:eastAsia="宋体"/>
                 <w:b w:val="0"/>
                 <w:i w:val="0"/>
                 <w:color w:val="1A1A2E"/>
-                <w:sz w:val="19"/>
+                <w:sz w:val="18"/>
               </w:rPr>
               <w:t>8</w:t>
             </w:r>
@@ -1204,21 +1094,19 @@
         </w:tc>
         <w:tc>
           <w:tcPr>
-            <w:tcW w:type="dxa" w:w="1904"/>
-            <w:shd w:val="clear" w:color="auto" w:fill="F4F2FA"/>
+            <w:tcW w:type="dxa" w:w="1728"/>
           </w:tcPr>
           <w:p>
             <w:pPr>
-              <w:spacing w:after="40" w:before="40"/>
+              <w:spacing w:before="40" w:after="40"/>
             </w:pPr>
-            <w:r/>
             <w:r>
               <w:rPr>
                 <w:rFonts w:ascii="Calibri" w:hAnsi="Calibri" w:eastAsia="宋体"/>
                 <w:b/>
                 <w:i w:val="0"/>
                 <w:color w:val="1A1A2E"/>
-                <w:sz w:val="19"/>
+                <w:sz w:val="18"/>
               </w:rPr>
               <w:t>公文校对</w:t>
             </w:r>
@@ -1226,21 +1114,19 @@
         </w:tc>
         <w:tc>
           <w:tcPr>
-            <w:tcW w:type="dxa" w:w="1904"/>
-            <w:shd w:val="clear" w:color="auto" w:fill="F4F2FA"/>
+            <w:tcW w:type="dxa" w:w="1728"/>
           </w:tcPr>
           <w:p>
             <w:pPr>
-              <w:spacing w:after="40" w:before="40"/>
+              <w:spacing w:before="40" w:after="40"/>
             </w:pPr>
-            <w:r/>
             <w:r>
               <w:rPr>
                 <w:rFonts w:ascii="Calibri" w:hAnsi="Calibri" w:eastAsia="宋体"/>
                 <w:b w:val="0"/>
                 <w:i w:val="0"/>
                 <w:color w:val="1A1A2E"/>
-                <w:sz w:val="19"/>
+                <w:sz w:val="18"/>
               </w:rPr>
               <w:t>文档校对（不同引擎）</w:t>
             </w:r>
@@ -1248,21 +1134,19 @@
         </w:tc>
         <w:tc>
           <w:tcPr>
-            <w:tcW w:type="dxa" w:w="1904"/>
-            <w:shd w:val="clear" w:color="auto" w:fill="F4F2FA"/>
+            <w:tcW w:type="dxa" w:w="1728"/>
           </w:tcPr>
           <w:p>
             <w:pPr>
-              <w:spacing w:after="40" w:before="40"/>
+              <w:spacing w:before="40" w:after="40"/>
             </w:pPr>
-            <w:r/>
             <w:r>
               <w:rPr>
                 <w:rFonts w:ascii="Calibri" w:hAnsi="Calibri" w:eastAsia="宋体"/>
                 <w:b w:val="0"/>
                 <w:i w:val="0"/>
                 <w:color w:val="1A1A2E"/>
-                <w:sz w:val="19"/>
+                <w:sz w:val="18"/>
               </w:rPr>
               <w:t>商业 API</w:t>
             </w:r>
@@ -1270,21 +1154,19 @@
         </w:tc>
         <w:tc>
           <w:tcPr>
-            <w:tcW w:type="dxa" w:w="1904"/>
-            <w:shd w:val="clear" w:color="auto" w:fill="F4F2FA"/>
+            <w:tcW w:type="dxa" w:w="1728"/>
           </w:tcPr>
           <w:p>
             <w:pPr>
-              <w:spacing w:after="40" w:before="40"/>
+              <w:spacing w:before="40" w:after="40"/>
             </w:pPr>
-            <w:r/>
             <w:r>
               <w:rPr>
                 <w:rFonts w:ascii="Calibri" w:hAnsi="Calibri" w:eastAsia="宋体"/>
                 <w:b w:val="0"/>
                 <w:i w:val="0"/>
                 <w:color w:val="1A1A2E"/>
-                <w:sz w:val="19"/>
+                <w:sz w:val="18"/>
               </w:rPr>
               <w:t>https://www.xfyun.cn/doc/officeProof/api.html</w:t>
             </w:r>
@@ -1294,20 +1176,19 @@
       <w:tr>
         <w:tc>
           <w:tcPr>
-            <w:tcW w:type="dxa" w:w="1904"/>
+            <w:tcW w:type="dxa" w:w="1728"/>
           </w:tcPr>
           <w:p>
             <w:pPr>
-              <w:spacing w:after="40" w:before="40"/>
+              <w:spacing w:before="40" w:after="40"/>
             </w:pPr>
-            <w:r/>
             <w:r>
               <w:rPr>
                 <w:rFonts w:ascii="Calibri" w:hAnsi="Calibri" w:eastAsia="宋体"/>
                 <w:b w:val="0"/>
                 <w:i w:val="0"/>
                 <w:color w:val="1A1A2E"/>
-                <w:sz w:val="19"/>
+                <w:sz w:val="18"/>
               </w:rPr>
               <w:t>9</w:t>
             </w:r>
@@ -1315,20 +1196,19 @@
         </w:tc>
         <w:tc>
           <w:tcPr>
-            <w:tcW w:type="dxa" w:w="1904"/>
+            <w:tcW w:type="dxa" w:w="1728"/>
           </w:tcPr>
           <w:p>
             <w:pPr>
-              <w:spacing w:after="40" w:before="40"/>
+              <w:spacing w:before="40" w:after="40"/>
             </w:pPr>
-            <w:r/>
             <w:r>
               <w:rPr>
                 <w:rFonts w:ascii="Calibri" w:hAnsi="Calibri" w:eastAsia="宋体"/>
                 <w:b/>
                 <w:i w:val="0"/>
                 <w:color w:val="1A1A2E"/>
-                <w:sz w:val="19"/>
+                <w:sz w:val="18"/>
               </w:rPr>
               <w:t>文本合规</w:t>
             </w:r>
@@ -1336,20 +1216,19 @@
         </w:tc>
         <w:tc>
           <w:tcPr>
-            <w:tcW w:type="dxa" w:w="1904"/>
+            <w:tcW w:type="dxa" w:w="1728"/>
           </w:tcPr>
           <w:p>
             <w:pPr>
-              <w:spacing w:after="40" w:before="40"/>
+              <w:spacing w:before="40" w:after="40"/>
             </w:pPr>
-            <w:r/>
             <w:r>
               <w:rPr>
                 <w:rFonts w:ascii="Calibri" w:hAnsi="Calibri" w:eastAsia="宋体"/>
                 <w:b w:val="0"/>
                 <w:i w:val="0"/>
                 <w:color w:val="1A1A2E"/>
-                <w:sz w:val="19"/>
+                <w:sz w:val="18"/>
               </w:rPr>
               <w:t>内容安全审核（防幻觉/违规检测）</w:t>
             </w:r>
@@ -1357,20 +1236,19 @@
         </w:tc>
         <w:tc>
           <w:tcPr>
-            <w:tcW w:type="dxa" w:w="1904"/>
+            <w:tcW w:type="dxa" w:w="1728"/>
           </w:tcPr>
           <w:p>
             <w:pPr>
-              <w:spacing w:after="40" w:before="40"/>
+              <w:spacing w:before="40" w:after="40"/>
             </w:pPr>
-            <w:r/>
             <w:r>
               <w:rPr>
                 <w:rFonts w:ascii="Calibri" w:hAnsi="Calibri" w:eastAsia="宋体"/>
                 <w:b w:val="0"/>
                 <w:i w:val="0"/>
                 <w:color w:val="1A1A2E"/>
-                <w:sz w:val="19"/>
+                <w:sz w:val="18"/>
               </w:rPr>
               <w:t>商业 API</w:t>
             </w:r>
@@ -1378,20 +1256,19 @@
         </w:tc>
         <w:tc>
           <w:tcPr>
-            <w:tcW w:type="dxa" w:w="1904"/>
+            <w:tcW w:type="dxa" w:w="1728"/>
           </w:tcPr>
           <w:p>
             <w:pPr>
-              <w:spacing w:after="40" w:before="40"/>
+              <w:spacing w:before="40" w:after="40"/>
             </w:pPr>
-            <w:r/>
             <w:r>
               <w:rPr>
                 <w:rFonts w:ascii="Calibri" w:hAnsi="Calibri" w:eastAsia="宋体"/>
                 <w:b w:val="0"/>
                 <w:i w:val="0"/>
                 <w:color w:val="1A1A2E"/>
-                <w:sz w:val="19"/>
+                <w:sz w:val="18"/>
               </w:rPr>
               <w:t>https://www.xfyun.cn/doc/textModeration/api.html</w:t>
             </w:r>
@@ -1401,21 +1278,19 @@
       <w:tr>
         <w:tc>
           <w:tcPr>
-            <w:tcW w:type="dxa" w:w="1904"/>
-            <w:shd w:val="clear" w:color="auto" w:fill="F4F2FA"/>
+            <w:tcW w:type="dxa" w:w="1728"/>
           </w:tcPr>
           <w:p>
             <w:pPr>
-              <w:spacing w:after="40" w:before="40"/>
+              <w:spacing w:before="40" w:after="40"/>
             </w:pPr>
-            <w:r/>
             <w:r>
               <w:rPr>
                 <w:rFonts w:ascii="Calibri" w:hAnsi="Calibri" w:eastAsia="宋体"/>
                 <w:b w:val="0"/>
                 <w:i w:val="0"/>
                 <w:color w:val="1A1A2E"/>
-                <w:sz w:val="19"/>
+                <w:sz w:val="18"/>
               </w:rPr>
               <w:t>10</w:t>
             </w:r>
@@ -1423,21 +1298,19 @@
         </w:tc>
         <w:tc>
           <w:tcPr>
-            <w:tcW w:type="dxa" w:w="1904"/>
-            <w:shd w:val="clear" w:color="auto" w:fill="F4F2FA"/>
+            <w:tcW w:type="dxa" w:w="1728"/>
           </w:tcPr>
           <w:p>
             <w:pPr>
-              <w:spacing w:after="40" w:before="40"/>
+              <w:spacing w:before="40" w:after="40"/>
             </w:pPr>
-            <w:r/>
             <w:r>
               <w:rPr>
                 <w:rFonts w:ascii="Calibri" w:hAnsi="Calibri" w:eastAsia="宋体"/>
                 <w:b/>
                 <w:i w:val="0"/>
                 <w:color w:val="1A1A2E"/>
-                <w:sz w:val="19"/>
+                <w:sz w:val="18"/>
               </w:rPr>
               <w:t>角色模拟</w:t>
             </w:r>
@@ -1445,21 +1318,19 @@
         </w:tc>
         <w:tc>
           <w:tcPr>
-            <w:tcW w:type="dxa" w:w="1904"/>
-            <w:shd w:val="clear" w:color="auto" w:fill="F4F2FA"/>
+            <w:tcW w:type="dxa" w:w="1728"/>
           </w:tcPr>
           <w:p>
             <w:pPr>
-              <w:spacing w:after="40" w:before="40"/>
+              <w:spacing w:before="40" w:after="40"/>
             </w:pPr>
-            <w:r/>
             <w:r>
               <w:rPr>
                 <w:rFonts w:ascii="Calibri" w:hAnsi="Calibri" w:eastAsia="宋体"/>
                 <w:b w:val="0"/>
                 <w:i w:val="0"/>
                 <w:color w:val="1A1A2E"/>
-                <w:sz w:val="19"/>
+                <w:sz w:val="18"/>
               </w:rPr>
               <w:t>模拟面试官/导师多轮对话</w:t>
             </w:r>
@@ -1467,21 +1338,19 @@
         </w:tc>
         <w:tc>
           <w:tcPr>
-            <w:tcW w:type="dxa" w:w="1904"/>
-            <w:shd w:val="clear" w:color="auto" w:fill="F4F2FA"/>
+            <w:tcW w:type="dxa" w:w="1728"/>
           </w:tcPr>
           <w:p>
             <w:pPr>
-              <w:spacing w:after="40" w:before="40"/>
+              <w:spacing w:before="40" w:after="40"/>
             </w:pPr>
-            <w:r/>
             <w:r>
               <w:rPr>
                 <w:rFonts w:ascii="Calibri" w:hAnsi="Calibri" w:eastAsia="宋体"/>
                 <w:b w:val="0"/>
                 <w:i w:val="0"/>
                 <w:color w:val="1A1A2E"/>
-                <w:sz w:val="19"/>
+                <w:sz w:val="18"/>
               </w:rPr>
               <w:t>商业 API</w:t>
             </w:r>
@@ -1489,21 +1358,19 @@
         </w:tc>
         <w:tc>
           <w:tcPr>
-            <w:tcW w:type="dxa" w:w="1904"/>
-            <w:shd w:val="clear" w:color="auto" w:fill="F4F2FA"/>
+            <w:tcW w:type="dxa" w:w="1728"/>
           </w:tcPr>
           <w:p>
             <w:pPr>
-              <w:spacing w:after="40" w:before="40"/>
+              <w:spacing w:before="40" w:after="40"/>
             </w:pPr>
-            <w:r/>
             <w:r>
               <w:rPr>
                 <w:rFonts w:ascii="Calibri" w:hAnsi="Calibri" w:eastAsia="宋体"/>
                 <w:b w:val="0"/>
                 <w:i w:val="0"/>
                 <w:color w:val="1A1A2E"/>
-                <w:sz w:val="19"/>
+                <w:sz w:val="18"/>
               </w:rPr>
               <w:t>https://www.xfyun.cn/doc/conv/roleplay/api.html</w:t>
             </w:r>
@@ -1513,20 +1380,19 @@
       <w:tr>
         <w:tc>
           <w:tcPr>
-            <w:tcW w:type="dxa" w:w="1904"/>
+            <w:tcW w:type="dxa" w:w="1728"/>
           </w:tcPr>
           <w:p>
             <w:pPr>
-              <w:spacing w:after="40" w:before="40"/>
+              <w:spacing w:before="40" w:after="40"/>
             </w:pPr>
-            <w:r/>
             <w:r>
               <w:rPr>
                 <w:rFonts w:ascii="Calibri" w:hAnsi="Calibri" w:eastAsia="宋体"/>
                 <w:b w:val="0"/>
                 <w:i w:val="0"/>
                 <w:color w:val="1A1A2E"/>
-                <w:sz w:val="19"/>
+                <w:sz w:val="18"/>
               </w:rPr>
               <w:t>11</w:t>
             </w:r>
@@ -1534,20 +1400,19 @@
         </w:tc>
         <w:tc>
           <w:tcPr>
-            <w:tcW w:type="dxa" w:w="1904"/>
+            <w:tcW w:type="dxa" w:w="1728"/>
           </w:tcPr>
           <w:p>
             <w:pPr>
-              <w:spacing w:after="40" w:before="40"/>
+              <w:spacing w:before="40" w:after="40"/>
             </w:pPr>
-            <w:r/>
             <w:r>
               <w:rPr>
                 <w:rFonts w:ascii="Calibri" w:hAnsi="Calibri" w:eastAsia="宋体"/>
                 <w:b/>
                 <w:i w:val="0"/>
                 <w:color w:val="1A1A2E"/>
-                <w:sz w:val="19"/>
+                <w:sz w:val="18"/>
               </w:rPr>
               <w:t>智能简历</w:t>
             </w:r>
@@ -1555,20 +1420,19 @@
         </w:tc>
         <w:tc>
           <w:tcPr>
-            <w:tcW w:type="dxa" w:w="1904"/>
+            <w:tcW w:type="dxa" w:w="1728"/>
           </w:tcPr>
           <w:p>
             <w:pPr>
-              <w:spacing w:after="40" w:before="40"/>
+              <w:spacing w:before="40" w:after="40"/>
             </w:pPr>
-            <w:r/>
             <w:r>
               <w:rPr>
                 <w:rFonts w:ascii="Calibri" w:hAnsi="Calibri" w:eastAsia="宋体"/>
                 <w:b w:val="0"/>
                 <w:i w:val="0"/>
                 <w:color w:val="1A1A2E"/>
-                <w:sz w:val="19"/>
+                <w:sz w:val="18"/>
               </w:rPr>
               <w:t>生成可下载考研复试简历（Word）</w:t>
             </w:r>
@@ -1576,20 +1440,19 @@
         </w:tc>
         <w:tc>
           <w:tcPr>
-            <w:tcW w:type="dxa" w:w="1904"/>
+            <w:tcW w:type="dxa" w:w="1728"/>
           </w:tcPr>
           <w:p>
             <w:pPr>
-              <w:spacing w:after="40" w:before="40"/>
+              <w:spacing w:before="40" w:after="40"/>
             </w:pPr>
-            <w:r/>
             <w:r>
               <w:rPr>
                 <w:rFonts w:ascii="Calibri" w:hAnsi="Calibri" w:eastAsia="宋体"/>
                 <w:b w:val="0"/>
                 <w:i w:val="0"/>
                 <w:color w:val="1A1A2E"/>
-                <w:sz w:val="19"/>
+                <w:sz w:val="18"/>
               </w:rPr>
               <w:t>商业 API</w:t>
             </w:r>
@@ -1597,20 +1460,19 @@
         </w:tc>
         <w:tc>
           <w:tcPr>
-            <w:tcW w:type="dxa" w:w="1904"/>
+            <w:tcW w:type="dxa" w:w="1728"/>
           </w:tcPr>
           <w:p>
             <w:pPr>
-              <w:spacing w:after="40" w:before="40"/>
+              <w:spacing w:before="40" w:after="40"/>
             </w:pPr>
-            <w:r/>
             <w:r>
               <w:rPr>
                 <w:rFonts w:ascii="Calibri" w:hAnsi="Calibri" w:eastAsia="宋体"/>
                 <w:b w:val="0"/>
                 <w:i w:val="0"/>
                 <w:color w:val="1A1A2E"/>
-                <w:sz w:val="19"/>
+                <w:sz w:val="18"/>
               </w:rPr>
               <w:t>https://www.xfyun.cn/doc/conv/resume/api.html</w:t>
             </w:r>
@@ -1620,21 +1482,19 @@
       <w:tr>
         <w:tc>
           <w:tcPr>
-            <w:tcW w:type="dxa" w:w="1904"/>
-            <w:shd w:val="clear" w:color="auto" w:fill="F4F2FA"/>
+            <w:tcW w:type="dxa" w:w="1728"/>
           </w:tcPr>
           <w:p>
             <w:pPr>
-              <w:spacing w:after="40" w:before="40"/>
+              <w:spacing w:before="40" w:after="40"/>
             </w:pPr>
-            <w:r/>
             <w:r>
               <w:rPr>
                 <w:rFonts w:ascii="Calibri" w:hAnsi="Calibri" w:eastAsia="宋体"/>
                 <w:b w:val="0"/>
                 <w:i w:val="0"/>
                 <w:color w:val="1A1A2E"/>
-                <w:sz w:val="19"/>
+                <w:sz w:val="18"/>
               </w:rPr>
               <w:t>12</w:t>
             </w:r>
@@ -1642,21 +1502,19 @@
         </w:tc>
         <w:tc>
           <w:tcPr>
-            <w:tcW w:type="dxa" w:w="1904"/>
-            <w:shd w:val="clear" w:color="auto" w:fill="F4F2FA"/>
+            <w:tcW w:type="dxa" w:w="1728"/>
           </w:tcPr>
           <w:p>
             <w:pPr>
-              <w:spacing w:after="40" w:before="40"/>
+              <w:spacing w:before="40" w:after="40"/>
             </w:pPr>
-            <w:r/>
             <w:r>
               <w:rPr>
                 <w:rFonts w:ascii="Calibri" w:hAnsi="Calibri" w:eastAsia="宋体"/>
                 <w:b/>
                 <w:i w:val="0"/>
                 <w:color w:val="1A1A2E"/>
-                <w:sz w:val="19"/>
+                <w:sz w:val="18"/>
               </w:rPr>
               <w:t>TTS 语音合成（本地 MeloTTS，非讯飞）</w:t>
             </w:r>
@@ -1664,21 +1522,19 @@
         </w:tc>
         <w:tc>
           <w:tcPr>
-            <w:tcW w:type="dxa" w:w="1904"/>
-            <w:shd w:val="clear" w:color="auto" w:fill="F4F2FA"/>
+            <w:tcW w:type="dxa" w:w="1728"/>
           </w:tcPr>
           <w:p>
             <w:pPr>
-              <w:spacing w:after="40" w:before="40"/>
+              <w:spacing w:before="40" w:after="40"/>
             </w:pPr>
-            <w:r/>
             <w:r>
               <w:rPr>
                 <w:rFonts w:ascii="Calibri" w:hAnsi="Calibri" w:eastAsia="宋体"/>
                 <w:b w:val="0"/>
                 <w:i w:val="0"/>
                 <w:color w:val="1A1A2E"/>
-                <w:sz w:val="19"/>
+                <w:sz w:val="18"/>
               </w:rPr>
               <w:t>视频脚本→语音旁白</w:t>
             </w:r>
@@ -1686,21 +1542,19 @@
         </w:tc>
         <w:tc>
           <w:tcPr>
-            <w:tcW w:type="dxa" w:w="1904"/>
-            <w:shd w:val="clear" w:color="auto" w:fill="F4F2FA"/>
+            <w:tcW w:type="dxa" w:w="1728"/>
           </w:tcPr>
           <w:p>
             <w:pPr>
-              <w:spacing w:after="40" w:before="40"/>
+              <w:spacing w:before="40" w:after="40"/>
             </w:pPr>
-            <w:r/>
             <w:r>
               <w:rPr>
                 <w:rFonts w:ascii="Calibri" w:hAnsi="Calibri" w:eastAsia="宋体"/>
                 <w:b w:val="0"/>
                 <w:i w:val="0"/>
                 <w:color w:val="1A1A2E"/>
-                <w:sz w:val="19"/>
+                <w:sz w:val="18"/>
               </w:rPr>
               <w:t>本地开源</w:t>
             </w:r>
@@ -1708,21 +1562,19 @@
         </w:tc>
         <w:tc>
           <w:tcPr>
-            <w:tcW w:type="dxa" w:w="1904"/>
-            <w:shd w:val="clear" w:color="auto" w:fill="F4F2FA"/>
+            <w:tcW w:type="dxa" w:w="1728"/>
           </w:tcPr>
           <w:p>
             <w:pPr>
-              <w:spacing w:after="40" w:before="40"/>
+              <w:spacing w:before="40" w:after="40"/>
             </w:pPr>
-            <w:r/>
             <w:r>
               <w:rPr>
                 <w:rFonts w:ascii="Calibri" w:hAnsi="Calibri" w:eastAsia="宋体"/>
                 <w:b w:val="0"/>
                 <w:i w:val="0"/>
                 <w:color w:val="1A1A2E"/>
-                <w:sz w:val="19"/>
+                <w:sz w:val="18"/>
               </w:rPr>
               <w:t>https://github.com/myshell-ai/MeloTTS</w:t>
             </w:r>
@@ -1730,14 +1582,10 @@
         </w:tc>
       </w:tr>
     </w:tbl>
+    <w:p/>
     <w:p>
       <w:pPr>
-        <w:spacing w:after="40"/>
-      </w:pPr>
-    </w:p>
-    <w:p>
-      <w:pPr>
-        <w:spacing w:after="100" w:line="336" w:lineRule="auto"/>
+        <w:spacing w:before="80" w:after="80" w:line="276" w:lineRule="auto"/>
       </w:pPr>
       <w:r>
         <w:rPr>
@@ -1768,7 +1616,6 @@
         <w:rPr>
           <w:rFonts w:ascii="Calibri" w:hAnsi="Calibri" w:eastAsia="宋体"/>
           <w:b w:val="0"/>
-          <w:i w:val="0"/>
           <w:color w:val="999999"/>
           <w:sz w:val="18"/>
         </w:rPr>
@@ -1777,9 +1624,15 @@
     </w:p>
     <w:p>
       <w:pPr>
-        <w:pStyle w:val="Heading2"/>
+        <w:pStyle w:val="Heading1"/>
       </w:pPr>
       <w:r>
+        <w:rPr>
+          <w:rFonts w:ascii="Calibri" w:hAnsi="Calibri" w:eastAsia="宋体"/>
+          <w:b/>
+          <w:color w:val="6C2BD9"/>
+          <w:sz w:val="28"/>
+        </w:rPr>
         <w:t>一、Python 后端依赖</w:t>
       </w:r>
     </w:p>
@@ -1791,34 +1644,28 @@
         <w:tblLook w:firstColumn="1" w:firstRow="1" w:lastColumn="0" w:lastRow="0" w:noHBand="0" w:noVBand="1" w:val="04A0"/>
       </w:tblPr>
       <w:tblGrid>
-        <w:gridCol w:w="1904"/>
-        <w:gridCol w:w="1904"/>
-        <w:gridCol w:w="1904"/>
-        <w:gridCol w:w="1904"/>
-        <w:gridCol w:w="1904"/>
+        <w:gridCol w:w="1728"/>
+        <w:gridCol w:w="1728"/>
+        <w:gridCol w:w="1728"/>
+        <w:gridCol w:w="1728"/>
+        <w:gridCol w:w="1728"/>
       </w:tblGrid>
       <w:tr>
         <w:tc>
           <w:tcPr>
-            <w:tcW w:type="dxa" w:w="1904"/>
-            <w:shd w:val="clear" w:color="auto" w:fill="6C2BD9"/>
+            <w:tcW w:type="dxa" w:w="1728"/>
           </w:tcPr>
           <w:p>
             <w:pPr>
-              <w:spacing w:after="40" w:before="40"/>
+              <w:spacing w:before="40" w:after="40"/>
             </w:pPr>
-            <w:r>
-              <w:rPr>
-                <w:b/>
-              </w:rPr>
-            </w:r>
             <w:r>
               <w:rPr>
                 <w:rFonts w:ascii="Calibri" w:hAnsi="Calibri" w:eastAsia="宋体"/>
                 <w:b/>
                 <w:i w:val="0"/>
-                <w:color w:val="FFFFFF"/>
-                <w:sz w:val="20"/>
+                <w:color w:val="1A1A2E"/>
+                <w:sz w:val="18"/>
               </w:rPr>
               <w:t>项目</w:t>
             </w:r>
@@ -1826,25 +1673,19 @@
         </w:tc>
         <w:tc>
           <w:tcPr>
-            <w:tcW w:type="dxa" w:w="1904"/>
-            <w:shd w:val="clear" w:color="auto" w:fill="6C2BD9"/>
+            <w:tcW w:type="dxa" w:w="1728"/>
           </w:tcPr>
           <w:p>
             <w:pPr>
-              <w:spacing w:after="40" w:before="40"/>
+              <w:spacing w:before="40" w:after="40"/>
             </w:pPr>
-            <w:r>
-              <w:rPr>
-                <w:b/>
-              </w:rPr>
-            </w:r>
             <w:r>
               <w:rPr>
                 <w:rFonts w:ascii="Calibri" w:hAnsi="Calibri" w:eastAsia="宋体"/>
                 <w:b/>
                 <w:i w:val="0"/>
-                <w:color w:val="FFFFFF"/>
-                <w:sz w:val="20"/>
+                <w:color w:val="1A1A2E"/>
+                <w:sz w:val="18"/>
               </w:rPr>
               <w:t>版本</w:t>
             </w:r>
@@ -1852,25 +1693,19 @@
         </w:tc>
         <w:tc>
           <w:tcPr>
-            <w:tcW w:type="dxa" w:w="1904"/>
-            <w:shd w:val="clear" w:color="auto" w:fill="6C2BD9"/>
+            <w:tcW w:type="dxa" w:w="1728"/>
           </w:tcPr>
           <w:p>
             <w:pPr>
-              <w:spacing w:after="40" w:before="40"/>
+              <w:spacing w:before="40" w:after="40"/>
             </w:pPr>
-            <w:r>
-              <w:rPr>
-                <w:b/>
-              </w:rPr>
-            </w:r>
             <w:r>
               <w:rPr>
                 <w:rFonts w:ascii="Calibri" w:hAnsi="Calibri" w:eastAsia="宋体"/>
                 <w:b/>
                 <w:i w:val="0"/>
-                <w:color w:val="FFFFFF"/>
-                <w:sz w:val="20"/>
+                <w:color w:val="1A1A2E"/>
+                <w:sz w:val="18"/>
               </w:rPr>
               <w:t>用途</w:t>
             </w:r>
@@ -1878,25 +1713,19 @@
         </w:tc>
         <w:tc>
           <w:tcPr>
-            <w:tcW w:type="dxa" w:w="1904"/>
-            <w:shd w:val="clear" w:color="auto" w:fill="6C2BD9"/>
+            <w:tcW w:type="dxa" w:w="1728"/>
           </w:tcPr>
           <w:p>
             <w:pPr>
-              <w:spacing w:after="40" w:before="40"/>
+              <w:spacing w:before="40" w:after="40"/>
             </w:pPr>
-            <w:r>
-              <w:rPr>
-                <w:b/>
-              </w:rPr>
-            </w:r>
             <w:r>
               <w:rPr>
                 <w:rFonts w:ascii="Calibri" w:hAnsi="Calibri" w:eastAsia="宋体"/>
                 <w:b/>
                 <w:i w:val="0"/>
-                <w:color w:val="FFFFFF"/>
-                <w:sz w:val="20"/>
+                <w:color w:val="1A1A2E"/>
+                <w:sz w:val="18"/>
               </w:rPr>
               <w:t>许可证</w:t>
             </w:r>
@@ -1904,25 +1733,19 @@
         </w:tc>
         <w:tc>
           <w:tcPr>
-            <w:tcW w:type="dxa" w:w="1904"/>
-            <w:shd w:val="clear" w:color="auto" w:fill="6C2BD9"/>
+            <w:tcW w:type="dxa" w:w="1728"/>
           </w:tcPr>
           <w:p>
             <w:pPr>
-              <w:spacing w:after="40" w:before="40"/>
+              <w:spacing w:before="40" w:after="40"/>
             </w:pPr>
-            <w:r>
-              <w:rPr>
-                <w:b/>
-              </w:rPr>
-            </w:r>
             <w:r>
               <w:rPr>
                 <w:rFonts w:ascii="Calibri" w:hAnsi="Calibri" w:eastAsia="宋体"/>
                 <w:b/>
                 <w:i w:val="0"/>
-                <w:color w:val="FFFFFF"/>
-                <w:sz w:val="20"/>
+                <w:color w:val="1A1A2E"/>
+                <w:sz w:val="18"/>
               </w:rPr>
               <w:t>来源</w:t>
             </w:r>
@@ -1932,20 +1755,19 @@
       <w:tr>
         <w:tc>
           <w:tcPr>
-            <w:tcW w:type="dxa" w:w="1904"/>
+            <w:tcW w:type="dxa" w:w="1728"/>
           </w:tcPr>
           <w:p>
             <w:pPr>
-              <w:spacing w:after="40" w:before="40"/>
+              <w:spacing w:before="40" w:after="40"/>
             </w:pPr>
-            <w:r/>
             <w:r>
               <w:rPr>
                 <w:rFonts w:ascii="Calibri" w:hAnsi="Calibri" w:eastAsia="宋体"/>
                 <w:b/>
                 <w:i w:val="0"/>
                 <w:color w:val="1A1A2E"/>
-                <w:sz w:val="19"/>
+                <w:sz w:val="18"/>
               </w:rPr>
               <w:t>FastAPI</w:t>
             </w:r>
@@ -1953,20 +1775,19 @@
         </w:tc>
         <w:tc>
           <w:tcPr>
-            <w:tcW w:type="dxa" w:w="1904"/>
+            <w:tcW w:type="dxa" w:w="1728"/>
           </w:tcPr>
           <w:p>
             <w:pPr>
-              <w:spacing w:after="40" w:before="40"/>
+              <w:spacing w:before="40" w:after="40"/>
             </w:pPr>
-            <w:r/>
             <w:r>
               <w:rPr>
                 <w:rFonts w:ascii="Calibri" w:hAnsi="Calibri" w:eastAsia="宋体"/>
                 <w:b w:val="0"/>
                 <w:i w:val="0"/>
                 <w:color w:val="1A1A2E"/>
-                <w:sz w:val="19"/>
+                <w:sz w:val="18"/>
               </w:rPr>
               <w:t>≥0.136</w:t>
             </w:r>
@@ -1974,20 +1795,19 @@
         </w:tc>
         <w:tc>
           <w:tcPr>
-            <w:tcW w:type="dxa" w:w="1904"/>
+            <w:tcW w:type="dxa" w:w="1728"/>
           </w:tcPr>
           <w:p>
             <w:pPr>
-              <w:spacing w:after="40" w:before="40"/>
+              <w:spacing w:before="40" w:after="40"/>
             </w:pPr>
-            <w:r/>
             <w:r>
               <w:rPr>
                 <w:rFonts w:ascii="Calibri" w:hAnsi="Calibri" w:eastAsia="宋体"/>
                 <w:b w:val="0"/>
                 <w:i w:val="0"/>
                 <w:color w:val="1A1A2E"/>
-                <w:sz w:val="19"/>
+                <w:sz w:val="18"/>
               </w:rPr>
               <w:t>Web 框架</w:t>
             </w:r>
@@ -1995,20 +1815,19 @@
         </w:tc>
         <w:tc>
           <w:tcPr>
-            <w:tcW w:type="dxa" w:w="1904"/>
+            <w:tcW w:type="dxa" w:w="1728"/>
           </w:tcPr>
           <w:p>
             <w:pPr>
-              <w:spacing w:after="40" w:before="40"/>
+              <w:spacing w:before="40" w:after="40"/>
             </w:pPr>
-            <w:r/>
             <w:r>
               <w:rPr>
                 <w:rFonts w:ascii="Calibri" w:hAnsi="Calibri" w:eastAsia="宋体"/>
                 <w:b w:val="0"/>
                 <w:i w:val="0"/>
                 <w:color w:val="1A1A2E"/>
-                <w:sz w:val="19"/>
+                <w:sz w:val="18"/>
               </w:rPr>
               <w:t>MIT</w:t>
             </w:r>
@@ -2016,20 +1835,19 @@
         </w:tc>
         <w:tc>
           <w:tcPr>
-            <w:tcW w:type="dxa" w:w="1904"/>
+            <w:tcW w:type="dxa" w:w="1728"/>
           </w:tcPr>
           <w:p>
             <w:pPr>
-              <w:spacing w:after="40" w:before="40"/>
+              <w:spacing w:before="40" w:after="40"/>
             </w:pPr>
-            <w:r/>
             <w:r>
               <w:rPr>
                 <w:rFonts w:ascii="Calibri" w:hAnsi="Calibri" w:eastAsia="宋体"/>
                 <w:b w:val="0"/>
                 <w:i w:val="0"/>
                 <w:color w:val="1A1A2E"/>
-                <w:sz w:val="19"/>
+                <w:sz w:val="18"/>
               </w:rPr>
               <w:t>https://github.com/fastapi/fastapi</w:t>
             </w:r>
@@ -2039,21 +1857,19 @@
       <w:tr>
         <w:tc>
           <w:tcPr>
-            <w:tcW w:type="dxa" w:w="1904"/>
-            <w:shd w:val="clear" w:color="auto" w:fill="F4F2FA"/>
+            <w:tcW w:type="dxa" w:w="1728"/>
           </w:tcPr>
           <w:p>
             <w:pPr>
-              <w:spacing w:after="40" w:before="40"/>
+              <w:spacing w:before="40" w:after="40"/>
             </w:pPr>
-            <w:r/>
             <w:r>
               <w:rPr>
                 <w:rFonts w:ascii="Calibri" w:hAnsi="Calibri" w:eastAsia="宋体"/>
                 <w:b/>
                 <w:i w:val="0"/>
                 <w:color w:val="1A1A2E"/>
-                <w:sz w:val="19"/>
+                <w:sz w:val="18"/>
               </w:rPr>
               <w:t>Uvicorn</w:t>
             </w:r>
@@ -2061,21 +1877,19 @@
         </w:tc>
         <w:tc>
           <w:tcPr>
-            <w:tcW w:type="dxa" w:w="1904"/>
-            <w:shd w:val="clear" w:color="auto" w:fill="F4F2FA"/>
+            <w:tcW w:type="dxa" w:w="1728"/>
           </w:tcPr>
           <w:p>
             <w:pPr>
-              <w:spacing w:after="40" w:before="40"/>
+              <w:spacing w:before="40" w:after="40"/>
             </w:pPr>
-            <w:r/>
             <w:r>
               <w:rPr>
                 <w:rFonts w:ascii="Calibri" w:hAnsi="Calibri" w:eastAsia="宋体"/>
                 <w:b w:val="0"/>
                 <w:i w:val="0"/>
                 <w:color w:val="1A1A2E"/>
-                <w:sz w:val="19"/>
+                <w:sz w:val="18"/>
               </w:rPr>
               <w:t>≥0.49</w:t>
             </w:r>
@@ -2083,21 +1897,19 @@
         </w:tc>
         <w:tc>
           <w:tcPr>
-            <w:tcW w:type="dxa" w:w="1904"/>
-            <w:shd w:val="clear" w:color="auto" w:fill="F4F2FA"/>
+            <w:tcW w:type="dxa" w:w="1728"/>
           </w:tcPr>
           <w:p>
             <w:pPr>
-              <w:spacing w:after="40" w:before="40"/>
+              <w:spacing w:before="40" w:after="40"/>
             </w:pPr>
-            <w:r/>
             <w:r>
               <w:rPr>
                 <w:rFonts w:ascii="Calibri" w:hAnsi="Calibri" w:eastAsia="宋体"/>
                 <w:b w:val="0"/>
                 <w:i w:val="0"/>
                 <w:color w:val="1A1A2E"/>
-                <w:sz w:val="19"/>
+                <w:sz w:val="18"/>
               </w:rPr>
               <w:t>ASGI 服务器</w:t>
             </w:r>
@@ -2105,21 +1917,19 @@
         </w:tc>
         <w:tc>
           <w:tcPr>
-            <w:tcW w:type="dxa" w:w="1904"/>
-            <w:shd w:val="clear" w:color="auto" w:fill="F4F2FA"/>
+            <w:tcW w:type="dxa" w:w="1728"/>
           </w:tcPr>
           <w:p>
             <w:pPr>
-              <w:spacing w:after="40" w:before="40"/>
+              <w:spacing w:before="40" w:after="40"/>
             </w:pPr>
-            <w:r/>
             <w:r>
               <w:rPr>
                 <w:rFonts w:ascii="Calibri" w:hAnsi="Calibri" w:eastAsia="宋体"/>
                 <w:b w:val="0"/>
                 <w:i w:val="0"/>
                 <w:color w:val="1A1A2E"/>
-                <w:sz w:val="19"/>
+                <w:sz w:val="18"/>
               </w:rPr>
               <w:t>BSD-3-Clause</w:t>
             </w:r>
@@ -2127,21 +1937,19 @@
         </w:tc>
         <w:tc>
           <w:tcPr>
-            <w:tcW w:type="dxa" w:w="1904"/>
-            <w:shd w:val="clear" w:color="auto" w:fill="F4F2FA"/>
+            <w:tcW w:type="dxa" w:w="1728"/>
           </w:tcPr>
           <w:p>
             <w:pPr>
-              <w:spacing w:after="40" w:before="40"/>
+              <w:spacing w:before="40" w:after="40"/>
             </w:pPr>
-            <w:r/>
             <w:r>
               <w:rPr>
                 <w:rFonts w:ascii="Calibri" w:hAnsi="Calibri" w:eastAsia="宋体"/>
                 <w:b w:val="0"/>
                 <w:i w:val="0"/>
                 <w:color w:val="1A1A2E"/>
-                <w:sz w:val="19"/>
+                <w:sz w:val="18"/>
               </w:rPr>
               <w:t>https://github.com/encode/uvicorn</w:t>
             </w:r>
@@ -2151,20 +1959,19 @@
       <w:tr>
         <w:tc>
           <w:tcPr>
-            <w:tcW w:type="dxa" w:w="1904"/>
+            <w:tcW w:type="dxa" w:w="1728"/>
           </w:tcPr>
           <w:p>
             <w:pPr>
-              <w:spacing w:after="40" w:before="40"/>
+              <w:spacing w:before="40" w:after="40"/>
             </w:pPr>
-            <w:r/>
             <w:r>
               <w:rPr>
                 <w:rFonts w:ascii="Calibri" w:hAnsi="Calibri" w:eastAsia="宋体"/>
                 <w:b/>
                 <w:i w:val="0"/>
                 <w:color w:val="1A1A2E"/>
-                <w:sz w:val="19"/>
+                <w:sz w:val="18"/>
               </w:rPr>
               <w:t>Pydantic</w:t>
             </w:r>
@@ -2172,20 +1979,19 @@
         </w:tc>
         <w:tc>
           <w:tcPr>
-            <w:tcW w:type="dxa" w:w="1904"/>
+            <w:tcW w:type="dxa" w:w="1728"/>
           </w:tcPr>
           <w:p>
             <w:pPr>
-              <w:spacing w:after="40" w:before="40"/>
+              <w:spacing w:before="40" w:after="40"/>
             </w:pPr>
-            <w:r/>
             <w:r>
               <w:rPr>
                 <w:rFonts w:ascii="Calibri" w:hAnsi="Calibri" w:eastAsia="宋体"/>
                 <w:b w:val="0"/>
                 <w:i w:val="0"/>
                 <w:color w:val="1A1A2E"/>
-                <w:sz w:val="19"/>
+                <w:sz w:val="18"/>
               </w:rPr>
               <w:t>≥2.0</w:t>
             </w:r>
@@ -2193,20 +1999,19 @@
         </w:tc>
         <w:tc>
           <w:tcPr>
-            <w:tcW w:type="dxa" w:w="1904"/>
+            <w:tcW w:type="dxa" w:w="1728"/>
           </w:tcPr>
           <w:p>
             <w:pPr>
-              <w:spacing w:after="40" w:before="40"/>
+              <w:spacing w:before="40" w:after="40"/>
             </w:pPr>
-            <w:r/>
             <w:r>
               <w:rPr>
                 <w:rFonts w:ascii="Calibri" w:hAnsi="Calibri" w:eastAsia="宋体"/>
                 <w:b w:val="0"/>
                 <w:i w:val="0"/>
                 <w:color w:val="1A1A2E"/>
-                <w:sz w:val="19"/>
+                <w:sz w:val="18"/>
               </w:rPr>
               <w:t>数据验证</w:t>
             </w:r>
@@ -2214,20 +2019,19 @@
         </w:tc>
         <w:tc>
           <w:tcPr>
-            <w:tcW w:type="dxa" w:w="1904"/>
+            <w:tcW w:type="dxa" w:w="1728"/>
           </w:tcPr>
           <w:p>
             <w:pPr>
-              <w:spacing w:after="40" w:before="40"/>
+              <w:spacing w:before="40" w:after="40"/>
             </w:pPr>
-            <w:r/>
             <w:r>
               <w:rPr>
                 <w:rFonts w:ascii="Calibri" w:hAnsi="Calibri" w:eastAsia="宋体"/>
                 <w:b w:val="0"/>
                 <w:i w:val="0"/>
                 <w:color w:val="1A1A2E"/>
-                <w:sz w:val="19"/>
+                <w:sz w:val="18"/>
               </w:rPr>
               <w:t>MIT</w:t>
             </w:r>
@@ -2235,20 +2039,19 @@
         </w:tc>
         <w:tc>
           <w:tcPr>
-            <w:tcW w:type="dxa" w:w="1904"/>
+            <w:tcW w:type="dxa" w:w="1728"/>
           </w:tcPr>
           <w:p>
             <w:pPr>
-              <w:spacing w:after="40" w:before="40"/>
+              <w:spacing w:before="40" w:after="40"/>
             </w:pPr>
-            <w:r/>
             <w:r>
               <w:rPr>
                 <w:rFonts w:ascii="Calibri" w:hAnsi="Calibri" w:eastAsia="宋体"/>
                 <w:b w:val="0"/>
                 <w:i w:val="0"/>
                 <w:color w:val="1A1A2E"/>
-                <w:sz w:val="19"/>
+                <w:sz w:val="18"/>
               </w:rPr>
               <w:t>https://github.com/pydantic/pydantic</w:t>
             </w:r>
@@ -2258,21 +2061,19 @@
       <w:tr>
         <w:tc>
           <w:tcPr>
-            <w:tcW w:type="dxa" w:w="1904"/>
-            <w:shd w:val="clear" w:color="auto" w:fill="F4F2FA"/>
+            <w:tcW w:type="dxa" w:w="1728"/>
           </w:tcPr>
           <w:p>
             <w:pPr>
-              <w:spacing w:after="40" w:before="40"/>
+              <w:spacing w:before="40" w:after="40"/>
             </w:pPr>
-            <w:r/>
             <w:r>
               <w:rPr>
                 <w:rFonts w:ascii="Calibri" w:hAnsi="Calibri" w:eastAsia="宋体"/>
                 <w:b/>
                 <w:i w:val="0"/>
                 <w:color w:val="1A1A2E"/>
-                <w:sz w:val="19"/>
+                <w:sz w:val="18"/>
               </w:rPr>
               <w:t>LangGraph</w:t>
             </w:r>
@@ -2280,21 +2081,19 @@
         </w:tc>
         <w:tc>
           <w:tcPr>
-            <w:tcW w:type="dxa" w:w="1904"/>
-            <w:shd w:val="clear" w:color="auto" w:fill="F4F2FA"/>
+            <w:tcW w:type="dxa" w:w="1728"/>
           </w:tcPr>
           <w:p>
             <w:pPr>
-              <w:spacing w:after="40" w:before="40"/>
+              <w:spacing w:before="40" w:after="40"/>
             </w:pPr>
-            <w:r/>
             <w:r>
               <w:rPr>
                 <w:rFonts w:ascii="Calibri" w:hAnsi="Calibri" w:eastAsia="宋体"/>
                 <w:b w:val="0"/>
                 <w:i w:val="0"/>
                 <w:color w:val="1A1A2E"/>
-                <w:sz w:val="19"/>
+                <w:sz w:val="18"/>
               </w:rPr>
               <w:t>≥1.2</w:t>
             </w:r>
@@ -2302,21 +2101,19 @@
         </w:tc>
         <w:tc>
           <w:tcPr>
-            <w:tcW w:type="dxa" w:w="1904"/>
-            <w:shd w:val="clear" w:color="auto" w:fill="F4F2FA"/>
+            <w:tcW w:type="dxa" w:w="1728"/>
           </w:tcPr>
           <w:p>
             <w:pPr>
-              <w:spacing w:after="40" w:before="40"/>
+              <w:spacing w:before="40" w:after="40"/>
             </w:pPr>
-            <w:r/>
             <w:r>
               <w:rPr>
                 <w:rFonts w:ascii="Calibri" w:hAnsi="Calibri" w:eastAsia="宋体"/>
                 <w:b w:val="0"/>
                 <w:i w:val="0"/>
                 <w:color w:val="1A1A2E"/>
-                <w:sz w:val="19"/>
+                <w:sz w:val="18"/>
               </w:rPr>
               <w:t>多智能体编排框架</w:t>
             </w:r>
@@ -2324,21 +2121,19 @@
         </w:tc>
         <w:tc>
           <w:tcPr>
-            <w:tcW w:type="dxa" w:w="1904"/>
-            <w:shd w:val="clear" w:color="auto" w:fill="F4F2FA"/>
+            <w:tcW w:type="dxa" w:w="1728"/>
           </w:tcPr>
           <w:p>
             <w:pPr>
-              <w:spacing w:after="40" w:before="40"/>
+              <w:spacing w:before="40" w:after="40"/>
             </w:pPr>
-            <w:r/>
             <w:r>
               <w:rPr>
                 <w:rFonts w:ascii="Calibri" w:hAnsi="Calibri" w:eastAsia="宋体"/>
                 <w:b w:val="0"/>
                 <w:i w:val="0"/>
                 <w:color w:val="1A1A2E"/>
-                <w:sz w:val="19"/>
+                <w:sz w:val="18"/>
               </w:rPr>
               <w:t>MIT</w:t>
             </w:r>
@@ -2346,21 +2141,19 @@
         </w:tc>
         <w:tc>
           <w:tcPr>
-            <w:tcW w:type="dxa" w:w="1904"/>
-            <w:shd w:val="clear" w:color="auto" w:fill="F4F2FA"/>
+            <w:tcW w:type="dxa" w:w="1728"/>
           </w:tcPr>
           <w:p>
             <w:pPr>
-              <w:spacing w:after="40" w:before="40"/>
+              <w:spacing w:before="40" w:after="40"/>
             </w:pPr>
-            <w:r/>
             <w:r>
               <w:rPr>
                 <w:rFonts w:ascii="Calibri" w:hAnsi="Calibri" w:eastAsia="宋体"/>
                 <w:b w:val="0"/>
                 <w:i w:val="0"/>
                 <w:color w:val="1A1A2E"/>
-                <w:sz w:val="19"/>
+                <w:sz w:val="18"/>
               </w:rPr>
               <w:t>https://github.com/langchain-ai/langgraph</w:t>
             </w:r>
@@ -2370,20 +2163,19 @@
       <w:tr>
         <w:tc>
           <w:tcPr>
-            <w:tcW w:type="dxa" w:w="1904"/>
+            <w:tcW w:type="dxa" w:w="1728"/>
           </w:tcPr>
           <w:p>
             <w:pPr>
-              <w:spacing w:after="40" w:before="40"/>
+              <w:spacing w:before="40" w:after="40"/>
             </w:pPr>
-            <w:r/>
             <w:r>
               <w:rPr>
                 <w:rFonts w:ascii="Calibri" w:hAnsi="Calibri" w:eastAsia="宋体"/>
                 <w:b/>
                 <w:i w:val="0"/>
                 <w:color w:val="1A1A2E"/>
-                <w:sz w:val="19"/>
+                <w:sz w:val="18"/>
               </w:rPr>
               <w:t>LangChain-Core</w:t>
             </w:r>
@@ -2391,20 +2183,19 @@
         </w:tc>
         <w:tc>
           <w:tcPr>
-            <w:tcW w:type="dxa" w:w="1904"/>
+            <w:tcW w:type="dxa" w:w="1728"/>
           </w:tcPr>
           <w:p>
             <w:pPr>
-              <w:spacing w:after="40" w:before="40"/>
+              <w:spacing w:before="40" w:after="40"/>
             </w:pPr>
-            <w:r/>
             <w:r>
               <w:rPr>
                 <w:rFonts w:ascii="Calibri" w:hAnsi="Calibri" w:eastAsia="宋体"/>
                 <w:b w:val="0"/>
                 <w:i w:val="0"/>
                 <w:color w:val="1A1A2E"/>
-                <w:sz w:val="19"/>
+                <w:sz w:val="18"/>
               </w:rPr>
               <w:t>≥1.4</w:t>
             </w:r>
@@ -2412,20 +2203,19 @@
         </w:tc>
         <w:tc>
           <w:tcPr>
-            <w:tcW w:type="dxa" w:w="1904"/>
+            <w:tcW w:type="dxa" w:w="1728"/>
           </w:tcPr>
           <w:p>
             <w:pPr>
-              <w:spacing w:after="40" w:before="40"/>
+              <w:spacing w:before="40" w:after="40"/>
             </w:pPr>
-            <w:r/>
             <w:r>
               <w:rPr>
                 <w:rFonts w:ascii="Calibri" w:hAnsi="Calibri" w:eastAsia="宋体"/>
                 <w:b w:val="0"/>
                 <w:i w:val="0"/>
                 <w:color w:val="1A1A2E"/>
-                <w:sz w:val="19"/>
+                <w:sz w:val="18"/>
               </w:rPr>
               <w:t>LLM 应用框架核心</w:t>
             </w:r>
@@ -2433,20 +2223,19 @@
         </w:tc>
         <w:tc>
           <w:tcPr>
-            <w:tcW w:type="dxa" w:w="1904"/>
+            <w:tcW w:type="dxa" w:w="1728"/>
           </w:tcPr>
           <w:p>
             <w:pPr>
-              <w:spacing w:after="40" w:before="40"/>
+              <w:spacing w:before="40" w:after="40"/>
             </w:pPr>
-            <w:r/>
             <w:r>
               <w:rPr>
                 <w:rFonts w:ascii="Calibri" w:hAnsi="Calibri" w:eastAsia="宋体"/>
                 <w:b w:val="0"/>
                 <w:i w:val="0"/>
                 <w:color w:val="1A1A2E"/>
-                <w:sz w:val="19"/>
+                <w:sz w:val="18"/>
               </w:rPr>
               <w:t>MIT</w:t>
             </w:r>
@@ -2454,20 +2243,19 @@
         </w:tc>
         <w:tc>
           <w:tcPr>
-            <w:tcW w:type="dxa" w:w="1904"/>
+            <w:tcW w:type="dxa" w:w="1728"/>
           </w:tcPr>
           <w:p>
             <w:pPr>
-              <w:spacing w:after="40" w:before="40"/>
+              <w:spacing w:before="40" w:after="40"/>
             </w:pPr>
-            <w:r/>
             <w:r>
               <w:rPr>
                 <w:rFonts w:ascii="Calibri" w:hAnsi="Calibri" w:eastAsia="宋体"/>
                 <w:b w:val="0"/>
                 <w:i w:val="0"/>
                 <w:color w:val="1A1A2E"/>
-                <w:sz w:val="19"/>
+                <w:sz w:val="18"/>
               </w:rPr>
               <w:t>https://github.com/langchain-ai/langchain</w:t>
             </w:r>
@@ -2477,21 +2265,19 @@
       <w:tr>
         <w:tc>
           <w:tcPr>
-            <w:tcW w:type="dxa" w:w="1904"/>
-            <w:shd w:val="clear" w:color="auto" w:fill="F4F2FA"/>
+            <w:tcW w:type="dxa" w:w="1728"/>
           </w:tcPr>
           <w:p>
             <w:pPr>
-              <w:spacing w:after="40" w:before="40"/>
+              <w:spacing w:before="40" w:after="40"/>
             </w:pPr>
-            <w:r/>
             <w:r>
               <w:rPr>
                 <w:rFonts w:ascii="Calibri" w:hAnsi="Calibri" w:eastAsia="宋体"/>
                 <w:b/>
                 <w:i w:val="0"/>
                 <w:color w:val="1A1A2E"/>
-                <w:sz w:val="19"/>
+                <w:sz w:val="18"/>
               </w:rPr>
               <w:t>httpx</w:t>
             </w:r>
@@ -2499,21 +2285,19 @@
         </w:tc>
         <w:tc>
           <w:tcPr>
-            <w:tcW w:type="dxa" w:w="1904"/>
-            <w:shd w:val="clear" w:color="auto" w:fill="F4F2FA"/>
+            <w:tcW w:type="dxa" w:w="1728"/>
           </w:tcPr>
           <w:p>
             <w:pPr>
-              <w:spacing w:after="40" w:before="40"/>
+              <w:spacing w:before="40" w:after="40"/>
             </w:pPr>
-            <w:r/>
             <w:r>
               <w:rPr>
                 <w:rFonts w:ascii="Calibri" w:hAnsi="Calibri" w:eastAsia="宋体"/>
                 <w:b w:val="0"/>
                 <w:i w:val="0"/>
                 <w:color w:val="1A1A2E"/>
-                <w:sz w:val="19"/>
+                <w:sz w:val="18"/>
               </w:rPr>
               <w:t>≥0.28</w:t>
             </w:r>
@@ -2521,21 +2305,19 @@
         </w:tc>
         <w:tc>
           <w:tcPr>
-            <w:tcW w:type="dxa" w:w="1904"/>
-            <w:shd w:val="clear" w:color="auto" w:fill="F4F2FA"/>
+            <w:tcW w:type="dxa" w:w="1728"/>
           </w:tcPr>
           <w:p>
             <w:pPr>
-              <w:spacing w:after="40" w:before="40"/>
+              <w:spacing w:before="40" w:after="40"/>
             </w:pPr>
-            <w:r/>
             <w:r>
               <w:rPr>
                 <w:rFonts w:ascii="Calibri" w:hAnsi="Calibri" w:eastAsia="宋体"/>
                 <w:b w:val="0"/>
                 <w:i w:val="0"/>
                 <w:color w:val="1A1A2E"/>
-                <w:sz w:val="19"/>
+                <w:sz w:val="18"/>
               </w:rPr>
               <w:t>HTTP 客户端</w:t>
             </w:r>
@@ -2543,21 +2325,19 @@
         </w:tc>
         <w:tc>
           <w:tcPr>
-            <w:tcW w:type="dxa" w:w="1904"/>
-            <w:shd w:val="clear" w:color="auto" w:fill="F4F2FA"/>
+            <w:tcW w:type="dxa" w:w="1728"/>
           </w:tcPr>
           <w:p>
             <w:pPr>
-              <w:spacing w:after="40" w:before="40"/>
+              <w:spacing w:before="40" w:after="40"/>
             </w:pPr>
-            <w:r/>
             <w:r>
               <w:rPr>
                 <w:rFonts w:ascii="Calibri" w:hAnsi="Calibri" w:eastAsia="宋体"/>
                 <w:b w:val="0"/>
                 <w:i w:val="0"/>
                 <w:color w:val="1A1A2E"/>
-                <w:sz w:val="19"/>
+                <w:sz w:val="18"/>
               </w:rPr>
               <w:t>BSD-3-Clause</w:t>
             </w:r>
@@ -2565,21 +2345,19 @@
         </w:tc>
         <w:tc>
           <w:tcPr>
-            <w:tcW w:type="dxa" w:w="1904"/>
-            <w:shd w:val="clear" w:color="auto" w:fill="F4F2FA"/>
+            <w:tcW w:type="dxa" w:w="1728"/>
           </w:tcPr>
           <w:p>
             <w:pPr>
-              <w:spacing w:after="40" w:before="40"/>
+              <w:spacing w:before="40" w:after="40"/>
             </w:pPr>
-            <w:r/>
             <w:r>
               <w:rPr>
                 <w:rFonts w:ascii="Calibri" w:hAnsi="Calibri" w:eastAsia="宋体"/>
                 <w:b w:val="0"/>
                 <w:i w:val="0"/>
                 <w:color w:val="1A1A2E"/>
-                <w:sz w:val="19"/>
+                <w:sz w:val="18"/>
               </w:rPr>
               <w:t>https://github.com/encode/httpx</w:t>
             </w:r>
@@ -2589,20 +2367,19 @@
       <w:tr>
         <w:tc>
           <w:tcPr>
-            <w:tcW w:type="dxa" w:w="1904"/>
+            <w:tcW w:type="dxa" w:w="1728"/>
           </w:tcPr>
           <w:p>
             <w:pPr>
-              <w:spacing w:after="40" w:before="40"/>
+              <w:spacing w:before="40" w:after="40"/>
             </w:pPr>
-            <w:r/>
             <w:r>
               <w:rPr>
                 <w:rFonts w:ascii="Calibri" w:hAnsi="Calibri" w:eastAsia="宋体"/>
                 <w:b/>
                 <w:i w:val="0"/>
                 <w:color w:val="1A1A2E"/>
-                <w:sz w:val="19"/>
+                <w:sz w:val="18"/>
               </w:rPr>
               <w:t>sentence-transformers</w:t>
             </w:r>
@@ -2610,20 +2387,19 @@
         </w:tc>
         <w:tc>
           <w:tcPr>
-            <w:tcW w:type="dxa" w:w="1904"/>
+            <w:tcW w:type="dxa" w:w="1728"/>
           </w:tcPr>
           <w:p>
             <w:pPr>
-              <w:spacing w:after="40" w:before="40"/>
+              <w:spacing w:before="40" w:after="40"/>
             </w:pPr>
-            <w:r/>
             <w:r>
               <w:rPr>
                 <w:rFonts w:ascii="Calibri" w:hAnsi="Calibri" w:eastAsia="宋体"/>
                 <w:b w:val="0"/>
                 <w:i w:val="0"/>
                 <w:color w:val="1A1A2E"/>
-                <w:sz w:val="19"/>
+                <w:sz w:val="18"/>
               </w:rPr>
               <w:t>≥3.0</w:t>
             </w:r>
@@ -2631,20 +2407,19 @@
         </w:tc>
         <w:tc>
           <w:tcPr>
-            <w:tcW w:type="dxa" w:w="1904"/>
+            <w:tcW w:type="dxa" w:w="1728"/>
           </w:tcPr>
           <w:p>
             <w:pPr>
-              <w:spacing w:after="40" w:before="40"/>
+              <w:spacing w:before="40" w:after="40"/>
             </w:pPr>
-            <w:r/>
             <w:r>
               <w:rPr>
                 <w:rFonts w:ascii="Calibri" w:hAnsi="Calibri" w:eastAsia="宋体"/>
                 <w:b w:val="0"/>
                 <w:i w:val="0"/>
                 <w:color w:val="1A1A2E"/>
-                <w:sz w:val="19"/>
+                <w:sz w:val="18"/>
               </w:rPr>
               <w:t>文本嵌入模型</w:t>
             </w:r>
@@ -2652,20 +2427,19 @@
         </w:tc>
         <w:tc>
           <w:tcPr>
-            <w:tcW w:type="dxa" w:w="1904"/>
+            <w:tcW w:type="dxa" w:w="1728"/>
           </w:tcPr>
           <w:p>
             <w:pPr>
-              <w:spacing w:after="40" w:before="40"/>
+              <w:spacing w:before="40" w:after="40"/>
             </w:pPr>
-            <w:r/>
             <w:r>
               <w:rPr>
                 <w:rFonts w:ascii="Calibri" w:hAnsi="Calibri" w:eastAsia="宋体"/>
                 <w:b w:val="0"/>
                 <w:i w:val="0"/>
                 <w:color w:val="1A1A2E"/>
-                <w:sz w:val="19"/>
+                <w:sz w:val="18"/>
               </w:rPr>
               <w:t>Apache-2.0</w:t>
             </w:r>
@@ -2673,20 +2447,19 @@
         </w:tc>
         <w:tc>
           <w:tcPr>
-            <w:tcW w:type="dxa" w:w="1904"/>
+            <w:tcW w:type="dxa" w:w="1728"/>
           </w:tcPr>
           <w:p>
             <w:pPr>
-              <w:spacing w:after="40" w:before="40"/>
+              <w:spacing w:before="40" w:after="40"/>
             </w:pPr>
-            <w:r/>
             <w:r>
               <w:rPr>
                 <w:rFonts w:ascii="Calibri" w:hAnsi="Calibri" w:eastAsia="宋体"/>
                 <w:b w:val="0"/>
                 <w:i w:val="0"/>
                 <w:color w:val="1A1A2E"/>
-                <w:sz w:val="19"/>
+                <w:sz w:val="18"/>
               </w:rPr>
               <w:t>https://github.com/UKPLab/sentence-transformers</w:t>
             </w:r>
@@ -2696,21 +2469,19 @@
       <w:tr>
         <w:tc>
           <w:tcPr>
-            <w:tcW w:type="dxa" w:w="1904"/>
-            <w:shd w:val="clear" w:color="auto" w:fill="F4F2FA"/>
+            <w:tcW w:type="dxa" w:w="1728"/>
           </w:tcPr>
           <w:p>
             <w:pPr>
-              <w:spacing w:after="40" w:before="40"/>
+              <w:spacing w:before="40" w:after="40"/>
             </w:pPr>
-            <w:r/>
             <w:r>
               <w:rPr>
                 <w:rFonts w:ascii="Calibri" w:hAnsi="Calibri" w:eastAsia="宋体"/>
                 <w:b/>
                 <w:i w:val="0"/>
                 <w:color w:val="1A1A2E"/>
-                <w:sz w:val="19"/>
+                <w:sz w:val="18"/>
               </w:rPr>
               <w:t>pymilvus</w:t>
             </w:r>
@@ -2718,21 +2489,19 @@
         </w:tc>
         <w:tc>
           <w:tcPr>
-            <w:tcW w:type="dxa" w:w="1904"/>
-            <w:shd w:val="clear" w:color="auto" w:fill="F4F2FA"/>
+            <w:tcW w:type="dxa" w:w="1728"/>
           </w:tcPr>
           <w:p>
             <w:pPr>
-              <w:spacing w:after="40" w:before="40"/>
+              <w:spacing w:before="40" w:after="40"/>
             </w:pPr>
-            <w:r/>
             <w:r>
               <w:rPr>
                 <w:rFonts w:ascii="Calibri" w:hAnsi="Calibri" w:eastAsia="宋体"/>
                 <w:b w:val="0"/>
                 <w:i w:val="0"/>
                 <w:color w:val="1A1A2E"/>
-                <w:sz w:val="19"/>
+                <w:sz w:val="18"/>
               </w:rPr>
               <w:t>≥2.4</w:t>
             </w:r>
@@ -2740,21 +2509,19 @@
         </w:tc>
         <w:tc>
           <w:tcPr>
-            <w:tcW w:type="dxa" w:w="1904"/>
-            <w:shd w:val="clear" w:color="auto" w:fill="F4F2FA"/>
+            <w:tcW w:type="dxa" w:w="1728"/>
           </w:tcPr>
           <w:p>
             <w:pPr>
-              <w:spacing w:after="40" w:before="40"/>
+              <w:spacing w:before="40" w:after="40"/>
             </w:pPr>
-            <w:r/>
             <w:r>
               <w:rPr>
                 <w:rFonts w:ascii="Calibri" w:hAnsi="Calibri" w:eastAsia="宋体"/>
                 <w:b w:val="0"/>
                 <w:i w:val="0"/>
                 <w:color w:val="1A1A2E"/>
-                <w:sz w:val="19"/>
+                <w:sz w:val="18"/>
               </w:rPr>
               <w:t>Milvus 向量数据库客户端</w:t>
             </w:r>
@@ -2762,21 +2529,19 @@
         </w:tc>
         <w:tc>
           <w:tcPr>
-            <w:tcW w:type="dxa" w:w="1904"/>
-            <w:shd w:val="clear" w:color="auto" w:fill="F4F2FA"/>
+            <w:tcW w:type="dxa" w:w="1728"/>
           </w:tcPr>
           <w:p>
             <w:pPr>
-              <w:spacing w:after="40" w:before="40"/>
+              <w:spacing w:before="40" w:after="40"/>
             </w:pPr>
-            <w:r/>
             <w:r>
               <w:rPr>
                 <w:rFonts w:ascii="Calibri" w:hAnsi="Calibri" w:eastAsia="宋体"/>
                 <w:b w:val="0"/>
                 <w:i w:val="0"/>
                 <w:color w:val="1A1A2E"/>
-                <w:sz w:val="19"/>
+                <w:sz w:val="18"/>
               </w:rPr>
               <w:t>Apache-2.0</w:t>
             </w:r>
@@ -2784,21 +2549,19 @@
         </w:tc>
         <w:tc>
           <w:tcPr>
-            <w:tcW w:type="dxa" w:w="1904"/>
-            <w:shd w:val="clear" w:color="auto" w:fill="F4F2FA"/>
+            <w:tcW w:type="dxa" w:w="1728"/>
           </w:tcPr>
           <w:p>
             <w:pPr>
-              <w:spacing w:after="40" w:before="40"/>
+              <w:spacing w:before="40" w:after="40"/>
             </w:pPr>
-            <w:r/>
             <w:r>
               <w:rPr>
                 <w:rFonts w:ascii="Calibri" w:hAnsi="Calibri" w:eastAsia="宋体"/>
                 <w:b w:val="0"/>
                 <w:i w:val="0"/>
                 <w:color w:val="1A1A2E"/>
-                <w:sz w:val="19"/>
+                <w:sz w:val="18"/>
               </w:rPr>
               <w:t>https://github.com/milvus-io/pymilvus</w:t>
             </w:r>
@@ -2808,20 +2571,19 @@
       <w:tr>
         <w:tc>
           <w:tcPr>
-            <w:tcW w:type="dxa" w:w="1904"/>
+            <w:tcW w:type="dxa" w:w="1728"/>
           </w:tcPr>
           <w:p>
             <w:pPr>
-              <w:spacing w:after="40" w:before="40"/>
+              <w:spacing w:before="40" w:after="40"/>
             </w:pPr>
-            <w:r/>
             <w:r>
               <w:rPr>
                 <w:rFonts w:ascii="Calibri" w:hAnsi="Calibri" w:eastAsia="宋体"/>
                 <w:b/>
                 <w:i w:val="0"/>
                 <w:color w:val="1A1A2E"/>
-                <w:sz w:val="19"/>
+                <w:sz w:val="18"/>
               </w:rPr>
               <w:t>redis</w:t>
             </w:r>
@@ -2829,20 +2591,19 @@
         </w:tc>
         <w:tc>
           <w:tcPr>
-            <w:tcW w:type="dxa" w:w="1904"/>
+            <w:tcW w:type="dxa" w:w="1728"/>
           </w:tcPr>
           <w:p>
             <w:pPr>
-              <w:spacing w:after="40" w:before="40"/>
+              <w:spacing w:before="40" w:after="40"/>
             </w:pPr>
-            <w:r/>
             <w:r>
               <w:rPr>
                 <w:rFonts w:ascii="Calibri" w:hAnsi="Calibri" w:eastAsia="宋体"/>
                 <w:b w:val="0"/>
                 <w:i w:val="0"/>
                 <w:color w:val="1A1A2E"/>
-                <w:sz w:val="19"/>
+                <w:sz w:val="18"/>
               </w:rPr>
               <w:t>≥5.0</w:t>
             </w:r>
@@ -2850,20 +2611,19 @@
         </w:tc>
         <w:tc>
           <w:tcPr>
-            <w:tcW w:type="dxa" w:w="1904"/>
+            <w:tcW w:type="dxa" w:w="1728"/>
           </w:tcPr>
           <w:p>
             <w:pPr>
-              <w:spacing w:after="40" w:before="40"/>
+              <w:spacing w:before="40" w:after="40"/>
             </w:pPr>
-            <w:r/>
             <w:r>
               <w:rPr>
                 <w:rFonts w:ascii="Calibri" w:hAnsi="Calibri" w:eastAsia="宋体"/>
                 <w:b w:val="0"/>
                 <w:i w:val="0"/>
                 <w:color w:val="1A1A2E"/>
-                <w:sz w:val="19"/>
+                <w:sz w:val="18"/>
               </w:rPr>
               <w:t>Redis 客户端</w:t>
             </w:r>
@@ -2871,20 +2631,19 @@
         </w:tc>
         <w:tc>
           <w:tcPr>
-            <w:tcW w:type="dxa" w:w="1904"/>
+            <w:tcW w:type="dxa" w:w="1728"/>
           </w:tcPr>
           <w:p>
             <w:pPr>
-              <w:spacing w:after="40" w:before="40"/>
+              <w:spacing w:before="40" w:after="40"/>
             </w:pPr>
-            <w:r/>
             <w:r>
               <w:rPr>
                 <w:rFonts w:ascii="Calibri" w:hAnsi="Calibri" w:eastAsia="宋体"/>
                 <w:b w:val="0"/>
                 <w:i w:val="0"/>
                 <w:color w:val="1A1A2E"/>
-                <w:sz w:val="19"/>
+                <w:sz w:val="18"/>
               </w:rPr>
               <w:t>MIT</w:t>
             </w:r>
@@ -2892,20 +2651,19 @@
         </w:tc>
         <w:tc>
           <w:tcPr>
-            <w:tcW w:type="dxa" w:w="1904"/>
+            <w:tcW w:type="dxa" w:w="1728"/>
           </w:tcPr>
           <w:p>
             <w:pPr>
-              <w:spacing w:after="40" w:before="40"/>
+              <w:spacing w:before="40" w:after="40"/>
             </w:pPr>
-            <w:r/>
             <w:r>
               <w:rPr>
                 <w:rFonts w:ascii="Calibri" w:hAnsi="Calibri" w:eastAsia="宋体"/>
                 <w:b w:val="0"/>
                 <w:i w:val="0"/>
                 <w:color w:val="1A1A2E"/>
-                <w:sz w:val="19"/>
+                <w:sz w:val="18"/>
               </w:rPr>
               <w:t>https://github.com/redis/redis-py</w:t>
             </w:r>
@@ -2915,21 +2673,19 @@
       <w:tr>
         <w:tc>
           <w:tcPr>
-            <w:tcW w:type="dxa" w:w="1904"/>
-            <w:shd w:val="clear" w:color="auto" w:fill="F4F2FA"/>
+            <w:tcW w:type="dxa" w:w="1728"/>
           </w:tcPr>
           <w:p>
             <w:pPr>
-              <w:spacing w:after="40" w:before="40"/>
+              <w:spacing w:before="40" w:after="40"/>
             </w:pPr>
-            <w:r/>
             <w:r>
               <w:rPr>
                 <w:rFonts w:ascii="Calibri" w:hAnsi="Calibri" w:eastAsia="宋体"/>
                 <w:b/>
                 <w:i w:val="0"/>
                 <w:color w:val="1A1A2E"/>
-                <w:sz w:val="19"/>
+                <w:sz w:val="18"/>
               </w:rPr>
               <w:t>psycopg2-binary</w:t>
             </w:r>
@@ -2937,21 +2693,19 @@
         </w:tc>
         <w:tc>
           <w:tcPr>
-            <w:tcW w:type="dxa" w:w="1904"/>
-            <w:shd w:val="clear" w:color="auto" w:fill="F4F2FA"/>
+            <w:tcW w:type="dxa" w:w="1728"/>
           </w:tcPr>
           <w:p>
             <w:pPr>
-              <w:spacing w:after="40" w:before="40"/>
+              <w:spacing w:before="40" w:after="40"/>
             </w:pPr>
-            <w:r/>
             <w:r>
               <w:rPr>
                 <w:rFonts w:ascii="Calibri" w:hAnsi="Calibri" w:eastAsia="宋体"/>
                 <w:b w:val="0"/>
                 <w:i w:val="0"/>
                 <w:color w:val="1A1A2E"/>
-                <w:sz w:val="19"/>
+                <w:sz w:val="18"/>
               </w:rPr>
               <w:t>≥2.9</w:t>
             </w:r>
@@ -2959,21 +2713,19 @@
         </w:tc>
         <w:tc>
           <w:tcPr>
-            <w:tcW w:type="dxa" w:w="1904"/>
-            <w:shd w:val="clear" w:color="auto" w:fill="F4F2FA"/>
+            <w:tcW w:type="dxa" w:w="1728"/>
           </w:tcPr>
           <w:p>
             <w:pPr>
-              <w:spacing w:after="40" w:before="40"/>
+              <w:spacing w:before="40" w:after="40"/>
             </w:pPr>
-            <w:r/>
             <w:r>
               <w:rPr>
                 <w:rFonts w:ascii="Calibri" w:hAnsi="Calibri" w:eastAsia="宋体"/>
                 <w:b w:val="0"/>
                 <w:i w:val="0"/>
                 <w:color w:val="1A1A2E"/>
-                <w:sz w:val="19"/>
+                <w:sz w:val="18"/>
               </w:rPr>
               <w:t>PostgreSQL 客户端</w:t>
             </w:r>
@@ -2981,21 +2733,19 @@
         </w:tc>
         <w:tc>
           <w:tcPr>
-            <w:tcW w:type="dxa" w:w="1904"/>
-            <w:shd w:val="clear" w:color="auto" w:fill="F4F2FA"/>
+            <w:tcW w:type="dxa" w:w="1728"/>
           </w:tcPr>
           <w:p>
             <w:pPr>
-              <w:spacing w:after="40" w:before="40"/>
+              <w:spacing w:before="40" w:after="40"/>
             </w:pPr>
-            <w:r/>
             <w:r>
               <w:rPr>
                 <w:rFonts w:ascii="Calibri" w:hAnsi="Calibri" w:eastAsia="宋体"/>
                 <w:b w:val="0"/>
                 <w:i w:val="0"/>
                 <w:color w:val="1A1A2E"/>
-                <w:sz w:val="19"/>
+                <w:sz w:val="18"/>
               </w:rPr>
               <w:t>LGPL-3.0</w:t>
             </w:r>
@@ -3003,21 +2753,19 @@
         </w:tc>
         <w:tc>
           <w:tcPr>
-            <w:tcW w:type="dxa" w:w="1904"/>
-            <w:shd w:val="clear" w:color="auto" w:fill="F4F2FA"/>
+            <w:tcW w:type="dxa" w:w="1728"/>
           </w:tcPr>
           <w:p>
             <w:pPr>
-              <w:spacing w:after="40" w:before="40"/>
+              <w:spacing w:before="40" w:after="40"/>
             </w:pPr>
-            <w:r/>
             <w:r>
               <w:rPr>
                 <w:rFonts w:ascii="Calibri" w:hAnsi="Calibri" w:eastAsia="宋体"/>
                 <w:b w:val="0"/>
                 <w:i w:val="0"/>
                 <w:color w:val="1A1A2E"/>
-                <w:sz w:val="19"/>
+                <w:sz w:val="18"/>
               </w:rPr>
               <w:t>https://github.com/psycopg/psycopg2</w:t>
             </w:r>
@@ -3027,20 +2775,19 @@
       <w:tr>
         <w:tc>
           <w:tcPr>
-            <w:tcW w:type="dxa" w:w="1904"/>
+            <w:tcW w:type="dxa" w:w="1728"/>
           </w:tcPr>
           <w:p>
             <w:pPr>
-              <w:spacing w:after="40" w:before="40"/>
+              <w:spacing w:before="40" w:after="40"/>
             </w:pPr>
-            <w:r/>
             <w:r>
               <w:rPr>
                 <w:rFonts w:ascii="Calibri" w:hAnsi="Calibri" w:eastAsia="宋体"/>
                 <w:b/>
                 <w:i w:val="0"/>
                 <w:color w:val="1A1A2E"/>
-                <w:sz w:val="19"/>
+                <w:sz w:val="18"/>
               </w:rPr>
               <w:t>numpy</w:t>
             </w:r>
@@ -3048,20 +2795,19 @@
         </w:tc>
         <w:tc>
           <w:tcPr>
-            <w:tcW w:type="dxa" w:w="1904"/>
+            <w:tcW w:type="dxa" w:w="1728"/>
           </w:tcPr>
           <w:p>
             <w:pPr>
-              <w:spacing w:after="40" w:before="40"/>
+              <w:spacing w:before="40" w:after="40"/>
             </w:pPr>
-            <w:r/>
             <w:r>
               <w:rPr>
                 <w:rFonts w:ascii="Calibri" w:hAnsi="Calibri" w:eastAsia="宋体"/>
                 <w:b w:val="0"/>
                 <w:i w:val="0"/>
                 <w:color w:val="1A1A2E"/>
-                <w:sz w:val="19"/>
+                <w:sz w:val="18"/>
               </w:rPr>
               <w:t>≥2.4</w:t>
             </w:r>
@@ -3069,20 +2815,19 @@
         </w:tc>
         <w:tc>
           <w:tcPr>
-            <w:tcW w:type="dxa" w:w="1904"/>
+            <w:tcW w:type="dxa" w:w="1728"/>
           </w:tcPr>
           <w:p>
             <w:pPr>
-              <w:spacing w:after="40" w:before="40"/>
+              <w:spacing w:before="40" w:after="40"/>
             </w:pPr>
-            <w:r/>
             <w:r>
               <w:rPr>
                 <w:rFonts w:ascii="Calibri" w:hAnsi="Calibri" w:eastAsia="宋体"/>
                 <w:b w:val="0"/>
                 <w:i w:val="0"/>
                 <w:color w:val="1A1A2E"/>
-                <w:sz w:val="19"/>
+                <w:sz w:val="18"/>
               </w:rPr>
               <w:t>数值计算</w:t>
             </w:r>
@@ -3090,20 +2835,19 @@
         </w:tc>
         <w:tc>
           <w:tcPr>
-            <w:tcW w:type="dxa" w:w="1904"/>
+            <w:tcW w:type="dxa" w:w="1728"/>
           </w:tcPr>
           <w:p>
             <w:pPr>
-              <w:spacing w:after="40" w:before="40"/>
+              <w:spacing w:before="40" w:after="40"/>
             </w:pPr>
-            <w:r/>
             <w:r>
               <w:rPr>
                 <w:rFonts w:ascii="Calibri" w:hAnsi="Calibri" w:eastAsia="宋体"/>
                 <w:b w:val="0"/>
                 <w:i w:val="0"/>
                 <w:color w:val="1A1A2E"/>
-                <w:sz w:val="19"/>
+                <w:sz w:val="18"/>
               </w:rPr>
               <w:t>BSD-3-Clause</w:t>
             </w:r>
@@ -3111,20 +2855,19 @@
         </w:tc>
         <w:tc>
           <w:tcPr>
-            <w:tcW w:type="dxa" w:w="1904"/>
+            <w:tcW w:type="dxa" w:w="1728"/>
           </w:tcPr>
           <w:p>
             <w:pPr>
-              <w:spacing w:after="40" w:before="40"/>
+              <w:spacing w:before="40" w:after="40"/>
             </w:pPr>
-            <w:r/>
             <w:r>
               <w:rPr>
                 <w:rFonts w:ascii="Calibri" w:hAnsi="Calibri" w:eastAsia="宋体"/>
                 <w:b w:val="0"/>
                 <w:i w:val="0"/>
                 <w:color w:val="1A1A2E"/>
-                <w:sz w:val="19"/>
+                <w:sz w:val="18"/>
               </w:rPr>
               <w:t>https://github.com/numpy/numpy</w:t>
             </w:r>
@@ -3134,21 +2877,19 @@
       <w:tr>
         <w:tc>
           <w:tcPr>
-            <w:tcW w:type="dxa" w:w="1904"/>
-            <w:shd w:val="clear" w:color="auto" w:fill="F4F2FA"/>
+            <w:tcW w:type="dxa" w:w="1728"/>
           </w:tcPr>
           <w:p>
             <w:pPr>
-              <w:spacing w:after="40" w:before="40"/>
+              <w:spacing w:before="40" w:after="40"/>
             </w:pPr>
-            <w:r/>
             <w:r>
               <w:rPr>
                 <w:rFonts w:ascii="Calibri" w:hAnsi="Calibri" w:eastAsia="宋体"/>
                 <w:b/>
                 <w:i w:val="0"/>
                 <w:color w:val="1A1A2E"/>
-                <w:sz w:val="19"/>
+                <w:sz w:val="18"/>
               </w:rPr>
               <w:t>PyMuPDF (fitz)</w:t>
             </w:r>
@@ -3156,21 +2897,19 @@
         </w:tc>
         <w:tc>
           <w:tcPr>
-            <w:tcW w:type="dxa" w:w="1904"/>
-            <w:shd w:val="clear" w:color="auto" w:fill="F4F2FA"/>
+            <w:tcW w:type="dxa" w:w="1728"/>
           </w:tcPr>
           <w:p>
             <w:pPr>
-              <w:spacing w:after="40" w:before="40"/>
+              <w:spacing w:before="40" w:after="40"/>
             </w:pPr>
-            <w:r/>
             <w:r>
               <w:rPr>
                 <w:rFonts w:ascii="Calibri" w:hAnsi="Calibri" w:eastAsia="宋体"/>
                 <w:b w:val="0"/>
                 <w:i w:val="0"/>
                 <w:color w:val="1A1A2E"/>
-                <w:sz w:val="19"/>
+                <w:sz w:val="18"/>
               </w:rPr>
               <w:t>≥1.27</w:t>
             </w:r>
@@ -3178,21 +2917,19 @@
         </w:tc>
         <w:tc>
           <w:tcPr>
-            <w:tcW w:type="dxa" w:w="1904"/>
-            <w:shd w:val="clear" w:color="auto" w:fill="F4F2FA"/>
+            <w:tcW w:type="dxa" w:w="1728"/>
           </w:tcPr>
           <w:p>
             <w:pPr>
-              <w:spacing w:after="40" w:before="40"/>
+              <w:spacing w:before="40" w:after="40"/>
             </w:pPr>
-            <w:r/>
             <w:r>
               <w:rPr>
                 <w:rFonts w:ascii="Calibri" w:hAnsi="Calibri" w:eastAsia="宋体"/>
                 <w:b w:val="0"/>
                 <w:i w:val="0"/>
                 <w:color w:val="1A1A2E"/>
-                <w:sz w:val="19"/>
+                <w:sz w:val="18"/>
               </w:rPr>
               <w:t>PDF 文本提取（仅离线使用）</w:t>
             </w:r>
@@ -3200,21 +2937,19 @@
         </w:tc>
         <w:tc>
           <w:tcPr>
-            <w:tcW w:type="dxa" w:w="1904"/>
-            <w:shd w:val="clear" w:color="auto" w:fill="F4F2FA"/>
+            <w:tcW w:type="dxa" w:w="1728"/>
           </w:tcPr>
           <w:p>
             <w:pPr>
-              <w:spacing w:after="40" w:before="40"/>
+              <w:spacing w:before="40" w:after="40"/>
             </w:pPr>
-            <w:r/>
             <w:r>
               <w:rPr>
                 <w:rFonts w:ascii="Calibri" w:hAnsi="Calibri" w:eastAsia="宋体"/>
                 <w:b w:val="0"/>
                 <w:i w:val="0"/>
                 <w:color w:val="1A1A2E"/>
-                <w:sz w:val="19"/>
+                <w:sz w:val="18"/>
               </w:rPr>
               <w:t>AGPL-3.0</w:t>
             </w:r>
@@ -3222,21 +2957,19 @@
         </w:tc>
         <w:tc>
           <w:tcPr>
-            <w:tcW w:type="dxa" w:w="1904"/>
-            <w:shd w:val="clear" w:color="auto" w:fill="F4F2FA"/>
+            <w:tcW w:type="dxa" w:w="1728"/>
           </w:tcPr>
           <w:p>
             <w:pPr>
-              <w:spacing w:after="40" w:before="40"/>
+              <w:spacing w:before="40" w:after="40"/>
             </w:pPr>
-            <w:r/>
             <w:r>
               <w:rPr>
                 <w:rFonts w:ascii="Calibri" w:hAnsi="Calibri" w:eastAsia="宋体"/>
                 <w:b w:val="0"/>
                 <w:i w:val="0"/>
                 <w:color w:val="1A1A2E"/>
-                <w:sz w:val="19"/>
+                <w:sz w:val="18"/>
               </w:rPr>
               <w:t>https://github.com/pymupdf/PyMuPDF</w:t>
             </w:r>
@@ -3246,20 +2979,19 @@
       <w:tr>
         <w:tc>
           <w:tcPr>
-            <w:tcW w:type="dxa" w:w="1904"/>
+            <w:tcW w:type="dxa" w:w="1728"/>
           </w:tcPr>
           <w:p>
             <w:pPr>
-              <w:spacing w:after="40" w:before="40"/>
+              <w:spacing w:before="40" w:after="40"/>
             </w:pPr>
-            <w:r/>
             <w:r>
               <w:rPr>
                 <w:rFonts w:ascii="Calibri" w:hAnsi="Calibri" w:eastAsia="宋体"/>
                 <w:b/>
                 <w:i w:val="0"/>
                 <w:color w:val="1A1A2E"/>
-                <w:sz w:val="19"/>
+                <w:sz w:val="18"/>
               </w:rPr>
               <w:t>python-docx</w:t>
             </w:r>
@@ -3267,20 +2999,19 @@
         </w:tc>
         <w:tc>
           <w:tcPr>
-            <w:tcW w:type="dxa" w:w="1904"/>
+            <w:tcW w:type="dxa" w:w="1728"/>
           </w:tcPr>
           <w:p>
             <w:pPr>
-              <w:spacing w:after="40" w:before="40"/>
+              <w:spacing w:before="40" w:after="40"/>
             </w:pPr>
-            <w:r/>
             <w:r>
               <w:rPr>
                 <w:rFonts w:ascii="Calibri" w:hAnsi="Calibri" w:eastAsia="宋体"/>
                 <w:b w:val="0"/>
                 <w:i w:val="0"/>
                 <w:color w:val="1A1A2E"/>
-                <w:sz w:val="19"/>
+                <w:sz w:val="18"/>
               </w:rPr>
               <w:t>≥1.2</w:t>
             </w:r>
@@ -3288,20 +3019,19 @@
         </w:tc>
         <w:tc>
           <w:tcPr>
-            <w:tcW w:type="dxa" w:w="1904"/>
+            <w:tcW w:type="dxa" w:w="1728"/>
           </w:tcPr>
           <w:p>
             <w:pPr>
-              <w:spacing w:after="40" w:before="40"/>
+              <w:spacing w:before="40" w:after="40"/>
             </w:pPr>
-            <w:r/>
             <w:r>
               <w:rPr>
                 <w:rFonts w:ascii="Calibri" w:hAnsi="Calibri" w:eastAsia="宋体"/>
                 <w:b w:val="0"/>
                 <w:i w:val="0"/>
                 <w:color w:val="1A1A2E"/>
-                <w:sz w:val="19"/>
+                <w:sz w:val="18"/>
               </w:rPr>
               <w:t>Word 文档生成</w:t>
             </w:r>
@@ -3309,20 +3039,19 @@
         </w:tc>
         <w:tc>
           <w:tcPr>
-            <w:tcW w:type="dxa" w:w="1904"/>
+            <w:tcW w:type="dxa" w:w="1728"/>
           </w:tcPr>
           <w:p>
             <w:pPr>
-              <w:spacing w:after="40" w:before="40"/>
+              <w:spacing w:before="40" w:after="40"/>
             </w:pPr>
-            <w:r/>
             <w:r>
               <w:rPr>
                 <w:rFonts w:ascii="Calibri" w:hAnsi="Calibri" w:eastAsia="宋体"/>
                 <w:b w:val="0"/>
                 <w:i w:val="0"/>
                 <w:color w:val="1A1A2E"/>
-                <w:sz w:val="19"/>
+                <w:sz w:val="18"/>
               </w:rPr>
               <w:t>MIT</w:t>
             </w:r>
@@ -3330,20 +3059,19 @@
         </w:tc>
         <w:tc>
           <w:tcPr>
-            <w:tcW w:type="dxa" w:w="1904"/>
+            <w:tcW w:type="dxa" w:w="1728"/>
           </w:tcPr>
           <w:p>
             <w:pPr>
-              <w:spacing w:after="40" w:before="40"/>
+              <w:spacing w:before="40" w:after="40"/>
             </w:pPr>
-            <w:r/>
             <w:r>
               <w:rPr>
                 <w:rFonts w:ascii="Calibri" w:hAnsi="Calibri" w:eastAsia="宋体"/>
                 <w:b w:val="0"/>
                 <w:i w:val="0"/>
                 <w:color w:val="1A1A2E"/>
-                <w:sz w:val="19"/>
+                <w:sz w:val="18"/>
               </w:rPr>
               <w:t>https://github.com/python-openxml/python-docx</w:t>
             </w:r>
@@ -3353,21 +3081,19 @@
       <w:tr>
         <w:tc>
           <w:tcPr>
-            <w:tcW w:type="dxa" w:w="1904"/>
-            <w:shd w:val="clear" w:color="auto" w:fill="F4F2FA"/>
+            <w:tcW w:type="dxa" w:w="1728"/>
           </w:tcPr>
           <w:p>
             <w:pPr>
-              <w:spacing w:after="40" w:before="40"/>
+              <w:spacing w:before="40" w:after="40"/>
             </w:pPr>
-            <w:r/>
             <w:r>
               <w:rPr>
                 <w:rFonts w:ascii="Calibri" w:hAnsi="Calibri" w:eastAsia="宋体"/>
                 <w:b/>
                 <w:i w:val="0"/>
                 <w:color w:val="1A1A2E"/>
-                <w:sz w:val="19"/>
+                <w:sz w:val="18"/>
               </w:rPr>
               <w:t>python-pptx</w:t>
             </w:r>
@@ -3375,21 +3101,19 @@
         </w:tc>
         <w:tc>
           <w:tcPr>
-            <w:tcW w:type="dxa" w:w="1904"/>
-            <w:shd w:val="clear" w:color="auto" w:fill="F4F2FA"/>
+            <w:tcW w:type="dxa" w:w="1728"/>
           </w:tcPr>
           <w:p>
             <w:pPr>
-              <w:spacing w:after="40" w:before="40"/>
+              <w:spacing w:before="40" w:after="40"/>
             </w:pPr>
-            <w:r/>
             <w:r>
               <w:rPr>
                 <w:rFonts w:ascii="Calibri" w:hAnsi="Calibri" w:eastAsia="宋体"/>
                 <w:b w:val="0"/>
                 <w:i w:val="0"/>
                 <w:color w:val="1A1A2E"/>
-                <w:sz w:val="19"/>
+                <w:sz w:val="18"/>
               </w:rPr>
               <w:t>—</w:t>
             </w:r>
@@ -3397,21 +3121,19 @@
         </w:tc>
         <w:tc>
           <w:tcPr>
-            <w:tcW w:type="dxa" w:w="1904"/>
-            <w:shd w:val="clear" w:color="auto" w:fill="F4F2FA"/>
+            <w:tcW w:type="dxa" w:w="1728"/>
           </w:tcPr>
           <w:p>
             <w:pPr>
-              <w:spacing w:after="40" w:before="40"/>
+              <w:spacing w:before="40" w:after="40"/>
             </w:pPr>
-            <w:r/>
             <w:r>
               <w:rPr>
                 <w:rFonts w:ascii="Calibri" w:hAnsi="Calibri" w:eastAsia="宋体"/>
                 <w:b w:val="0"/>
                 <w:i w:val="0"/>
                 <w:color w:val="1A1A2E"/>
-                <w:sz w:val="19"/>
+                <w:sz w:val="18"/>
               </w:rPr>
               <w:t>PPT 文本提取</w:t>
             </w:r>
@@ -3419,21 +3141,19 @@
         </w:tc>
         <w:tc>
           <w:tcPr>
-            <w:tcW w:type="dxa" w:w="1904"/>
-            <w:shd w:val="clear" w:color="auto" w:fill="F4F2FA"/>
+            <w:tcW w:type="dxa" w:w="1728"/>
           </w:tcPr>
           <w:p>
             <w:pPr>
-              <w:spacing w:after="40" w:before="40"/>
+              <w:spacing w:before="40" w:after="40"/>
             </w:pPr>
-            <w:r/>
             <w:r>
               <w:rPr>
                 <w:rFonts w:ascii="Calibri" w:hAnsi="Calibri" w:eastAsia="宋体"/>
                 <w:b w:val="0"/>
                 <w:i w:val="0"/>
                 <w:color w:val="1A1A2E"/>
-                <w:sz w:val="19"/>
+                <w:sz w:val="18"/>
               </w:rPr>
               <w:t>MIT</w:t>
             </w:r>
@@ -3441,21 +3161,19 @@
         </w:tc>
         <w:tc>
           <w:tcPr>
-            <w:tcW w:type="dxa" w:w="1904"/>
-            <w:shd w:val="clear" w:color="auto" w:fill="F4F2FA"/>
+            <w:tcW w:type="dxa" w:w="1728"/>
           </w:tcPr>
           <w:p>
             <w:pPr>
-              <w:spacing w:after="40" w:before="40"/>
+              <w:spacing w:before="40" w:after="40"/>
             </w:pPr>
-            <w:r/>
             <w:r>
               <w:rPr>
                 <w:rFonts w:ascii="Calibri" w:hAnsi="Calibri" w:eastAsia="宋体"/>
                 <w:b w:val="0"/>
                 <w:i w:val="0"/>
                 <w:color w:val="1A1A2E"/>
-                <w:sz w:val="19"/>
+                <w:sz w:val="18"/>
               </w:rPr>
               <w:t>https://github.com/scanny/python-pptx</w:t>
             </w:r>
@@ -3465,20 +3183,19 @@
       <w:tr>
         <w:tc>
           <w:tcPr>
-            <w:tcW w:type="dxa" w:w="1904"/>
+            <w:tcW w:type="dxa" w:w="1728"/>
           </w:tcPr>
           <w:p>
             <w:pPr>
-              <w:spacing w:after="40" w:before="40"/>
+              <w:spacing w:before="40" w:after="40"/>
             </w:pPr>
-            <w:r/>
             <w:r>
               <w:rPr>
                 <w:rFonts w:ascii="Calibri" w:hAnsi="Calibri" w:eastAsia="宋体"/>
                 <w:b/>
                 <w:i w:val="0"/>
                 <w:color w:val="1A1A2E"/>
-                <w:sz w:val="19"/>
+                <w:sz w:val="18"/>
               </w:rPr>
               <w:t>matplotlib</w:t>
             </w:r>
@@ -3486,20 +3203,19 @@
         </w:tc>
         <w:tc>
           <w:tcPr>
-            <w:tcW w:type="dxa" w:w="1904"/>
+            <w:tcW w:type="dxa" w:w="1728"/>
           </w:tcPr>
           <w:p>
             <w:pPr>
-              <w:spacing w:after="40" w:before="40"/>
+              <w:spacing w:before="40" w:after="40"/>
             </w:pPr>
-            <w:r/>
             <w:r>
               <w:rPr>
                 <w:rFonts w:ascii="Calibri" w:hAnsi="Calibri" w:eastAsia="宋体"/>
                 <w:b w:val="0"/>
                 <w:i w:val="0"/>
                 <w:color w:val="1A1A2E"/>
-                <w:sz w:val="19"/>
+                <w:sz w:val="18"/>
               </w:rPr>
               <w:t>≥3.11</w:t>
             </w:r>
@@ -3507,20 +3223,19 @@
         </w:tc>
         <w:tc>
           <w:tcPr>
-            <w:tcW w:type="dxa" w:w="1904"/>
+            <w:tcW w:type="dxa" w:w="1728"/>
           </w:tcPr>
           <w:p>
             <w:pPr>
-              <w:spacing w:after="40" w:before="40"/>
+              <w:spacing w:before="40" w:after="40"/>
             </w:pPr>
-            <w:r/>
             <w:r>
               <w:rPr>
                 <w:rFonts w:ascii="Calibri" w:hAnsi="Calibri" w:eastAsia="宋体"/>
                 <w:b w:val="0"/>
                 <w:i w:val="0"/>
                 <w:color w:val="1A1A2E"/>
-                <w:sz w:val="19"/>
+                <w:sz w:val="18"/>
               </w:rPr>
               <w:t>数据可视化图表</w:t>
             </w:r>
@@ -3528,20 +3243,19 @@
         </w:tc>
         <w:tc>
           <w:tcPr>
-            <w:tcW w:type="dxa" w:w="1904"/>
+            <w:tcW w:type="dxa" w:w="1728"/>
           </w:tcPr>
           <w:p>
             <w:pPr>
-              <w:spacing w:after="40" w:before="40"/>
+              <w:spacing w:before="40" w:after="40"/>
             </w:pPr>
-            <w:r/>
             <w:r>
               <w:rPr>
                 <w:rFonts w:ascii="Calibri" w:hAnsi="Calibri" w:eastAsia="宋体"/>
                 <w:b w:val="0"/>
                 <w:i w:val="0"/>
                 <w:color w:val="1A1A2E"/>
-                <w:sz w:val="19"/>
+                <w:sz w:val="18"/>
               </w:rPr>
               <w:t>PSF-based</w:t>
             </w:r>
@@ -3549,20 +3263,19 @@
         </w:tc>
         <w:tc>
           <w:tcPr>
-            <w:tcW w:type="dxa" w:w="1904"/>
+            <w:tcW w:type="dxa" w:w="1728"/>
           </w:tcPr>
           <w:p>
             <w:pPr>
-              <w:spacing w:after="40" w:before="40"/>
+              <w:spacing w:before="40" w:after="40"/>
             </w:pPr>
-            <w:r/>
             <w:r>
               <w:rPr>
                 <w:rFonts w:ascii="Calibri" w:hAnsi="Calibri" w:eastAsia="宋体"/>
                 <w:b w:val="0"/>
                 <w:i w:val="0"/>
                 <w:color w:val="1A1A2E"/>
-                <w:sz w:val="19"/>
+                <w:sz w:val="18"/>
               </w:rPr>
               <w:t>https://github.com/matplotlib/matplotlib</w:t>
             </w:r>
@@ -3572,21 +3285,19 @@
       <w:tr>
         <w:tc>
           <w:tcPr>
-            <w:tcW w:type="dxa" w:w="1904"/>
-            <w:shd w:val="clear" w:color="auto" w:fill="F4F2FA"/>
+            <w:tcW w:type="dxa" w:w="1728"/>
           </w:tcPr>
           <w:p>
             <w:pPr>
-              <w:spacing w:after="40" w:before="40"/>
+              <w:spacing w:before="40" w:after="40"/>
             </w:pPr>
-            <w:r/>
             <w:r>
               <w:rPr>
                 <w:rFonts w:ascii="Calibri" w:hAnsi="Calibri" w:eastAsia="宋体"/>
                 <w:b/>
                 <w:i w:val="0"/>
                 <w:color w:val="1A1A2E"/>
-                <w:sz w:val="19"/>
+                <w:sz w:val="18"/>
               </w:rPr>
               <w:t>sse-starlette</w:t>
             </w:r>
@@ -3594,21 +3305,19 @@
         </w:tc>
         <w:tc>
           <w:tcPr>
-            <w:tcW w:type="dxa" w:w="1904"/>
-            <w:shd w:val="clear" w:color="auto" w:fill="F4F2FA"/>
+            <w:tcW w:type="dxa" w:w="1728"/>
           </w:tcPr>
           <w:p>
             <w:pPr>
-              <w:spacing w:after="40" w:before="40"/>
+              <w:spacing w:before="40" w:after="40"/>
             </w:pPr>
-            <w:r/>
             <w:r>
               <w:rPr>
                 <w:rFonts w:ascii="Calibri" w:hAnsi="Calibri" w:eastAsia="宋体"/>
                 <w:b w:val="0"/>
                 <w:i w:val="0"/>
                 <w:color w:val="1A1A2E"/>
-                <w:sz w:val="19"/>
+                <w:sz w:val="18"/>
               </w:rPr>
               <w:t>≥3.0</w:t>
             </w:r>
@@ -3616,21 +3325,19 @@
         </w:tc>
         <w:tc>
           <w:tcPr>
-            <w:tcW w:type="dxa" w:w="1904"/>
-            <w:shd w:val="clear" w:color="auto" w:fill="F4F2FA"/>
+            <w:tcW w:type="dxa" w:w="1728"/>
           </w:tcPr>
           <w:p>
             <w:pPr>
-              <w:spacing w:after="40" w:before="40"/>
+              <w:spacing w:before="40" w:after="40"/>
             </w:pPr>
-            <w:r/>
             <w:r>
               <w:rPr>
                 <w:rFonts w:ascii="Calibri" w:hAnsi="Calibri" w:eastAsia="宋体"/>
                 <w:b w:val="0"/>
                 <w:i w:val="0"/>
                 <w:color w:val="1A1A2E"/>
-                <w:sz w:val="19"/>
+                <w:sz w:val="18"/>
               </w:rPr>
               <w:t>SSE 流式输出</w:t>
             </w:r>
@@ -3638,21 +3345,19 @@
         </w:tc>
         <w:tc>
           <w:tcPr>
-            <w:tcW w:type="dxa" w:w="1904"/>
-            <w:shd w:val="clear" w:color="auto" w:fill="F4F2FA"/>
+            <w:tcW w:type="dxa" w:w="1728"/>
           </w:tcPr>
           <w:p>
             <w:pPr>
-              <w:spacing w:after="40" w:before="40"/>
+              <w:spacing w:before="40" w:after="40"/>
             </w:pPr>
-            <w:r/>
             <w:r>
               <w:rPr>
                 <w:rFonts w:ascii="Calibri" w:hAnsi="Calibri" w:eastAsia="宋体"/>
                 <w:b w:val="0"/>
                 <w:i w:val="0"/>
                 <w:color w:val="1A1A2E"/>
-                <w:sz w:val="19"/>
+                <w:sz w:val="18"/>
               </w:rPr>
               <w:t>BSD-3-Clause</w:t>
             </w:r>
@@ -3660,21 +3365,19 @@
         </w:tc>
         <w:tc>
           <w:tcPr>
-            <w:tcW w:type="dxa" w:w="1904"/>
-            <w:shd w:val="clear" w:color="auto" w:fill="F4F2FA"/>
+            <w:tcW w:type="dxa" w:w="1728"/>
           </w:tcPr>
           <w:p>
             <w:pPr>
-              <w:spacing w:after="40" w:before="40"/>
+              <w:spacing w:before="40" w:after="40"/>
             </w:pPr>
-            <w:r/>
             <w:r>
               <w:rPr>
                 <w:rFonts w:ascii="Calibri" w:hAnsi="Calibri" w:eastAsia="宋体"/>
                 <w:b w:val="0"/>
                 <w:i w:val="0"/>
                 <w:color w:val="1A1A2E"/>
-                <w:sz w:val="19"/>
+                <w:sz w:val="18"/>
               </w:rPr>
               <w:t>https://github.com/sysid/sse-starlette</w:t>
             </w:r>
@@ -3684,20 +3387,19 @@
       <w:tr>
         <w:tc>
           <w:tcPr>
-            <w:tcW w:type="dxa" w:w="1904"/>
+            <w:tcW w:type="dxa" w:w="1728"/>
           </w:tcPr>
           <w:p>
             <w:pPr>
-              <w:spacing w:after="40" w:before="40"/>
+              <w:spacing w:before="40" w:after="40"/>
             </w:pPr>
-            <w:r/>
             <w:r>
               <w:rPr>
                 <w:rFonts w:ascii="Calibri" w:hAnsi="Calibri" w:eastAsia="宋体"/>
                 <w:b/>
                 <w:i w:val="0"/>
                 <w:color w:val="1A1A2E"/>
-                <w:sz w:val="19"/>
+                <w:sz w:val="18"/>
               </w:rPr>
               <w:t>pytest</w:t>
             </w:r>
@@ -3705,20 +3407,19 @@
         </w:tc>
         <w:tc>
           <w:tcPr>
-            <w:tcW w:type="dxa" w:w="1904"/>
+            <w:tcW w:type="dxa" w:w="1728"/>
           </w:tcPr>
           <w:p>
             <w:pPr>
-              <w:spacing w:after="40" w:before="40"/>
+              <w:spacing w:before="40" w:after="40"/>
             </w:pPr>
-            <w:r/>
             <w:r>
               <w:rPr>
                 <w:rFonts w:ascii="Calibri" w:hAnsi="Calibri" w:eastAsia="宋体"/>
                 <w:b w:val="0"/>
                 <w:i w:val="0"/>
                 <w:color w:val="1A1A2E"/>
-                <w:sz w:val="19"/>
+                <w:sz w:val="18"/>
               </w:rPr>
               <w:t>≥8.0</w:t>
             </w:r>
@@ -3726,20 +3427,19 @@
         </w:tc>
         <w:tc>
           <w:tcPr>
-            <w:tcW w:type="dxa" w:w="1904"/>
+            <w:tcW w:type="dxa" w:w="1728"/>
           </w:tcPr>
           <w:p>
             <w:pPr>
-              <w:spacing w:after="40" w:before="40"/>
+              <w:spacing w:before="40" w:after="40"/>
             </w:pPr>
-            <w:r/>
             <w:r>
               <w:rPr>
                 <w:rFonts w:ascii="Calibri" w:hAnsi="Calibri" w:eastAsia="宋体"/>
                 <w:b w:val="0"/>
                 <w:i w:val="0"/>
                 <w:color w:val="1A1A2E"/>
-                <w:sz w:val="19"/>
+                <w:sz w:val="18"/>
               </w:rPr>
               <w:t>测试框架</w:t>
             </w:r>
@@ -3747,20 +3447,19 @@
         </w:tc>
         <w:tc>
           <w:tcPr>
-            <w:tcW w:type="dxa" w:w="1904"/>
+            <w:tcW w:type="dxa" w:w="1728"/>
           </w:tcPr>
           <w:p>
             <w:pPr>
-              <w:spacing w:after="40" w:before="40"/>
+              <w:spacing w:before="40" w:after="40"/>
             </w:pPr>
-            <w:r/>
             <w:r>
               <w:rPr>
                 <w:rFonts w:ascii="Calibri" w:hAnsi="Calibri" w:eastAsia="宋体"/>
                 <w:b w:val="0"/>
                 <w:i w:val="0"/>
                 <w:color w:val="1A1A2E"/>
-                <w:sz w:val="19"/>
+                <w:sz w:val="18"/>
               </w:rPr>
               <w:t>MIT</w:t>
             </w:r>
@@ -3768,20 +3467,19 @@
         </w:tc>
         <w:tc>
           <w:tcPr>
-            <w:tcW w:type="dxa" w:w="1904"/>
+            <w:tcW w:type="dxa" w:w="1728"/>
           </w:tcPr>
           <w:p>
             <w:pPr>
-              <w:spacing w:after="40" w:before="40"/>
+              <w:spacing w:before="40" w:after="40"/>
             </w:pPr>
-            <w:r/>
             <w:r>
               <w:rPr>
                 <w:rFonts w:ascii="Calibri" w:hAnsi="Calibri" w:eastAsia="宋体"/>
                 <w:b w:val="0"/>
                 <w:i w:val="0"/>
                 <w:color w:val="1A1A2E"/>
-                <w:sz w:val="19"/>
+                <w:sz w:val="18"/>
               </w:rPr>
               <w:t>https://github.com/pytest-dev/pytest</w:t>
             </w:r>
@@ -3791,21 +3489,19 @@
       <w:tr>
         <w:tc>
           <w:tcPr>
-            <w:tcW w:type="dxa" w:w="1904"/>
-            <w:shd w:val="clear" w:color="auto" w:fill="F4F2FA"/>
+            <w:tcW w:type="dxa" w:w="1728"/>
           </w:tcPr>
           <w:p>
             <w:pPr>
-              <w:spacing w:after="40" w:before="40"/>
+              <w:spacing w:before="40" w:after="40"/>
             </w:pPr>
-            <w:r/>
             <w:r>
               <w:rPr>
                 <w:rFonts w:ascii="Calibri" w:hAnsi="Calibri" w:eastAsia="宋体"/>
                 <w:b/>
                 <w:i w:val="0"/>
                 <w:color w:val="1A1A2E"/>
-                <w:sz w:val="19"/>
+                <w:sz w:val="18"/>
               </w:rPr>
               <w:t>pytest-asyncio</w:t>
             </w:r>
@@ -3813,21 +3509,19 @@
         </w:tc>
         <w:tc>
           <w:tcPr>
-            <w:tcW w:type="dxa" w:w="1904"/>
-            <w:shd w:val="clear" w:color="auto" w:fill="F4F2FA"/>
+            <w:tcW w:type="dxa" w:w="1728"/>
           </w:tcPr>
           <w:p>
             <w:pPr>
-              <w:spacing w:after="40" w:before="40"/>
+              <w:spacing w:before="40" w:after="40"/>
             </w:pPr>
-            <w:r/>
             <w:r>
               <w:rPr>
                 <w:rFonts w:ascii="Calibri" w:hAnsi="Calibri" w:eastAsia="宋体"/>
                 <w:b w:val="0"/>
                 <w:i w:val="0"/>
                 <w:color w:val="1A1A2E"/>
-                <w:sz w:val="19"/>
+                <w:sz w:val="18"/>
               </w:rPr>
               <w:t>≥0.23</w:t>
             </w:r>
@@ -3835,21 +3529,19 @@
         </w:tc>
         <w:tc>
           <w:tcPr>
-            <w:tcW w:type="dxa" w:w="1904"/>
-            <w:shd w:val="clear" w:color="auto" w:fill="F4F2FA"/>
+            <w:tcW w:type="dxa" w:w="1728"/>
           </w:tcPr>
           <w:p>
             <w:pPr>
-              <w:spacing w:after="40" w:before="40"/>
+              <w:spacing w:before="40" w:after="40"/>
             </w:pPr>
-            <w:r/>
             <w:r>
               <w:rPr>
                 <w:rFonts w:ascii="Calibri" w:hAnsi="Calibri" w:eastAsia="宋体"/>
                 <w:b w:val="0"/>
                 <w:i w:val="0"/>
                 <w:color w:val="1A1A2E"/>
-                <w:sz w:val="19"/>
+                <w:sz w:val="18"/>
               </w:rPr>
               <w:t>异步测试支持</w:t>
             </w:r>
@@ -3857,21 +3549,19 @@
         </w:tc>
         <w:tc>
           <w:tcPr>
-            <w:tcW w:type="dxa" w:w="1904"/>
-            <w:shd w:val="clear" w:color="auto" w:fill="F4F2FA"/>
+            <w:tcW w:type="dxa" w:w="1728"/>
           </w:tcPr>
           <w:p>
             <w:pPr>
-              <w:spacing w:after="40" w:before="40"/>
+              <w:spacing w:before="40" w:after="40"/>
             </w:pPr>
-            <w:r/>
             <w:r>
               <w:rPr>
                 <w:rFonts w:ascii="Calibri" w:hAnsi="Calibri" w:eastAsia="宋体"/>
                 <w:b w:val="0"/>
                 <w:i w:val="0"/>
                 <w:color w:val="1A1A2E"/>
-                <w:sz w:val="19"/>
+                <w:sz w:val="18"/>
               </w:rPr>
               <w:t>Apache-2.0</w:t>
             </w:r>
@@ -3879,21 +3569,19 @@
         </w:tc>
         <w:tc>
           <w:tcPr>
-            <w:tcW w:type="dxa" w:w="1904"/>
-            <w:shd w:val="clear" w:color="auto" w:fill="F4F2FA"/>
+            <w:tcW w:type="dxa" w:w="1728"/>
           </w:tcPr>
           <w:p>
             <w:pPr>
-              <w:spacing w:after="40" w:before="40"/>
+              <w:spacing w:before="40" w:after="40"/>
             </w:pPr>
-            <w:r/>
             <w:r>
               <w:rPr>
                 <w:rFonts w:ascii="Calibri" w:hAnsi="Calibri" w:eastAsia="宋体"/>
                 <w:b w:val="0"/>
                 <w:i w:val="0"/>
                 <w:color w:val="1A1A2E"/>
-                <w:sz w:val="19"/>
+                <w:sz w:val="18"/>
               </w:rPr>
               <w:t>https://github.com/pytest-dev/pytest-asyncio</w:t>
             </w:r>
@@ -3903,20 +3591,19 @@
       <w:tr>
         <w:tc>
           <w:tcPr>
-            <w:tcW w:type="dxa" w:w="1904"/>
+            <w:tcW w:type="dxa" w:w="1728"/>
           </w:tcPr>
           <w:p>
             <w:pPr>
-              <w:spacing w:after="40" w:before="40"/>
+              <w:spacing w:before="40" w:after="40"/>
             </w:pPr>
-            <w:r/>
             <w:r>
               <w:rPr>
                 <w:rFonts w:ascii="Calibri" w:hAnsi="Calibri" w:eastAsia="宋体"/>
                 <w:b/>
                 <w:i w:val="0"/>
                 <w:color w:val="1A1A2E"/>
-                <w:sz w:val="19"/>
+                <w:sz w:val="18"/>
               </w:rPr>
               <w:t>MCP</w:t>
             </w:r>
@@ -3924,20 +3611,19 @@
         </w:tc>
         <w:tc>
           <w:tcPr>
-            <w:tcW w:type="dxa" w:w="1904"/>
+            <w:tcW w:type="dxa" w:w="1728"/>
           </w:tcPr>
           <w:p>
             <w:pPr>
-              <w:spacing w:after="40" w:before="40"/>
+              <w:spacing w:before="40" w:after="40"/>
             </w:pPr>
-            <w:r/>
             <w:r>
               <w:rPr>
                 <w:rFonts w:ascii="Calibri" w:hAnsi="Calibri" w:eastAsia="宋体"/>
                 <w:b w:val="0"/>
                 <w:i w:val="0"/>
                 <w:color w:val="1A1A2E"/>
-                <w:sz w:val="19"/>
+                <w:sz w:val="18"/>
               </w:rPr>
               <w:t>≥1.28</w:t>
             </w:r>
@@ -3945,20 +3631,19 @@
         </w:tc>
         <w:tc>
           <w:tcPr>
-            <w:tcW w:type="dxa" w:w="1904"/>
+            <w:tcW w:type="dxa" w:w="1728"/>
           </w:tcPr>
           <w:p>
             <w:pPr>
-              <w:spacing w:after="40" w:before="40"/>
+              <w:spacing w:before="40" w:after="40"/>
             </w:pPr>
-            <w:r/>
             <w:r>
               <w:rPr>
                 <w:rFonts w:ascii="Calibri" w:hAnsi="Calibri" w:eastAsia="宋体"/>
                 <w:b w:val="0"/>
                 <w:i w:val="0"/>
                 <w:color w:val="1A1A2E"/>
-                <w:sz w:val="19"/>
+                <w:sz w:val="18"/>
               </w:rPr>
               <w:t>Model Context Protocol 工具调用</w:t>
             </w:r>
@@ -3966,20 +3651,19 @@
         </w:tc>
         <w:tc>
           <w:tcPr>
-            <w:tcW w:type="dxa" w:w="1904"/>
+            <w:tcW w:type="dxa" w:w="1728"/>
           </w:tcPr>
           <w:p>
             <w:pPr>
-              <w:spacing w:after="40" w:before="40"/>
+              <w:spacing w:before="40" w:after="40"/>
             </w:pPr>
-            <w:r/>
             <w:r>
               <w:rPr>
                 <w:rFonts w:ascii="Calibri" w:hAnsi="Calibri" w:eastAsia="宋体"/>
                 <w:b w:val="0"/>
                 <w:i w:val="0"/>
                 <w:color w:val="1A1A2E"/>
-                <w:sz w:val="19"/>
+                <w:sz w:val="18"/>
               </w:rPr>
               <w:t>MIT</w:t>
             </w:r>
@@ -3987,20 +3671,19 @@
         </w:tc>
         <w:tc>
           <w:tcPr>
-            <w:tcW w:type="dxa" w:w="1904"/>
+            <w:tcW w:type="dxa" w:w="1728"/>
           </w:tcPr>
           <w:p>
             <w:pPr>
-              <w:spacing w:after="40" w:before="40"/>
+              <w:spacing w:before="40" w:after="40"/>
             </w:pPr>
-            <w:r/>
             <w:r>
               <w:rPr>
                 <w:rFonts w:ascii="Calibri" w:hAnsi="Calibri" w:eastAsia="宋体"/>
                 <w:b w:val="0"/>
                 <w:i w:val="0"/>
                 <w:color w:val="1A1A2E"/>
-                <w:sz w:val="19"/>
+                <w:sz w:val="18"/>
               </w:rPr>
               <w:t>https://github.com/modelcontextprotocol/python-sdk</w:t>
             </w:r>
@@ -4008,16 +3691,18 @@
         </w:tc>
       </w:tr>
     </w:tbl>
+    <w:p/>
     <w:p>
       <w:pPr>
-        <w:spacing w:after="40"/>
-      </w:pPr>
-    </w:p>
-    <w:p>
-      <w:pPr>
-        <w:pStyle w:val="Heading2"/>
+        <w:pStyle w:val="Heading1"/>
       </w:pPr>
       <w:r>
+        <w:rPr>
+          <w:rFonts w:ascii="Calibri" w:hAnsi="Calibri" w:eastAsia="宋体"/>
+          <w:b/>
+          <w:color w:val="6C2BD9"/>
+          <w:sz w:val="28"/>
+        </w:rPr>
         <w:t>二、前端依赖</w:t>
       </w:r>
     </w:p>
@@ -4029,34 +3714,28 @@
         <w:tblLook w:firstColumn="1" w:firstRow="1" w:lastColumn="0" w:lastRow="0" w:noHBand="0" w:noVBand="1" w:val="04A0"/>
       </w:tblPr>
       <w:tblGrid>
-        <w:gridCol w:w="1904"/>
-        <w:gridCol w:w="1904"/>
-        <w:gridCol w:w="1904"/>
-        <w:gridCol w:w="1904"/>
-        <w:gridCol w:w="1904"/>
+        <w:gridCol w:w="1728"/>
+        <w:gridCol w:w="1728"/>
+        <w:gridCol w:w="1728"/>
+        <w:gridCol w:w="1728"/>
+        <w:gridCol w:w="1728"/>
       </w:tblGrid>
       <w:tr>
         <w:tc>
           <w:tcPr>
-            <w:tcW w:type="dxa" w:w="1904"/>
-            <w:shd w:val="clear" w:color="auto" w:fill="6C2BD9"/>
+            <w:tcW w:type="dxa" w:w="1728"/>
           </w:tcPr>
           <w:p>
             <w:pPr>
-              <w:spacing w:after="40" w:before="40"/>
+              <w:spacing w:before="40" w:after="40"/>
             </w:pPr>
-            <w:r>
-              <w:rPr>
-                <w:b/>
-              </w:rPr>
-            </w:r>
             <w:r>
               <w:rPr>
                 <w:rFonts w:ascii="Calibri" w:hAnsi="Calibri" w:eastAsia="宋体"/>
                 <w:b/>
                 <w:i w:val="0"/>
-                <w:color w:val="FFFFFF"/>
-                <w:sz w:val="20"/>
+                <w:color w:val="1A1A2E"/>
+                <w:sz w:val="18"/>
               </w:rPr>
               <w:t>项目</w:t>
             </w:r>
@@ -4064,25 +3743,19 @@
         </w:tc>
         <w:tc>
           <w:tcPr>
-            <w:tcW w:type="dxa" w:w="1904"/>
-            <w:shd w:val="clear" w:color="auto" w:fill="6C2BD9"/>
+            <w:tcW w:type="dxa" w:w="1728"/>
           </w:tcPr>
           <w:p>
             <w:pPr>
-              <w:spacing w:after="40" w:before="40"/>
+              <w:spacing w:before="40" w:after="40"/>
             </w:pPr>
-            <w:r>
-              <w:rPr>
-                <w:b/>
-              </w:rPr>
-            </w:r>
             <w:r>
               <w:rPr>
                 <w:rFonts w:ascii="Calibri" w:hAnsi="Calibri" w:eastAsia="宋体"/>
                 <w:b/>
                 <w:i w:val="0"/>
-                <w:color w:val="FFFFFF"/>
-                <w:sz w:val="20"/>
+                <w:color w:val="1A1A2E"/>
+                <w:sz w:val="18"/>
               </w:rPr>
               <w:t>版本</w:t>
             </w:r>
@@ -4090,25 +3763,19 @@
         </w:tc>
         <w:tc>
           <w:tcPr>
-            <w:tcW w:type="dxa" w:w="1904"/>
-            <w:shd w:val="clear" w:color="auto" w:fill="6C2BD9"/>
+            <w:tcW w:type="dxa" w:w="1728"/>
           </w:tcPr>
           <w:p>
             <w:pPr>
-              <w:spacing w:after="40" w:before="40"/>
+              <w:spacing w:before="40" w:after="40"/>
             </w:pPr>
-            <w:r>
-              <w:rPr>
-                <w:b/>
-              </w:rPr>
-            </w:r>
             <w:r>
               <w:rPr>
                 <w:rFonts w:ascii="Calibri" w:hAnsi="Calibri" w:eastAsia="宋体"/>
                 <w:b/>
                 <w:i w:val="0"/>
-                <w:color w:val="FFFFFF"/>
-                <w:sz w:val="20"/>
+                <w:color w:val="1A1A2E"/>
+                <w:sz w:val="18"/>
               </w:rPr>
               <w:t>用途</w:t>
             </w:r>
@@ -4116,25 +3783,19 @@
         </w:tc>
         <w:tc>
           <w:tcPr>
-            <w:tcW w:type="dxa" w:w="1904"/>
-            <w:shd w:val="clear" w:color="auto" w:fill="6C2BD9"/>
+            <w:tcW w:type="dxa" w:w="1728"/>
           </w:tcPr>
           <w:p>
             <w:pPr>
-              <w:spacing w:after="40" w:before="40"/>
+              <w:spacing w:before="40" w:after="40"/>
             </w:pPr>
-            <w:r>
-              <w:rPr>
-                <w:b/>
-              </w:rPr>
-            </w:r>
             <w:r>
               <w:rPr>
                 <w:rFonts w:ascii="Calibri" w:hAnsi="Calibri" w:eastAsia="宋体"/>
                 <w:b/>
                 <w:i w:val="0"/>
-                <w:color w:val="FFFFFF"/>
-                <w:sz w:val="20"/>
+                <w:color w:val="1A1A2E"/>
+                <w:sz w:val="18"/>
               </w:rPr>
               <w:t>许可证</w:t>
             </w:r>
@@ -4142,25 +3803,19 @@
         </w:tc>
         <w:tc>
           <w:tcPr>
-            <w:tcW w:type="dxa" w:w="1904"/>
-            <w:shd w:val="clear" w:color="auto" w:fill="6C2BD9"/>
+            <w:tcW w:type="dxa" w:w="1728"/>
           </w:tcPr>
           <w:p>
             <w:pPr>
-              <w:spacing w:after="40" w:before="40"/>
+              <w:spacing w:before="40" w:after="40"/>
             </w:pPr>
-            <w:r>
-              <w:rPr>
-                <w:b/>
-              </w:rPr>
-            </w:r>
             <w:r>
               <w:rPr>
                 <w:rFonts w:ascii="Calibri" w:hAnsi="Calibri" w:eastAsia="宋体"/>
                 <w:b/>
                 <w:i w:val="0"/>
-                <w:color w:val="FFFFFF"/>
-                <w:sz w:val="20"/>
+                <w:color w:val="1A1A2E"/>
+                <w:sz w:val="18"/>
               </w:rPr>
               <w:t>来源</w:t>
             </w:r>
@@ -4170,20 +3825,19 @@
       <w:tr>
         <w:tc>
           <w:tcPr>
-            <w:tcW w:type="dxa" w:w="1904"/>
+            <w:tcW w:type="dxa" w:w="1728"/>
           </w:tcPr>
           <w:p>
             <w:pPr>
-              <w:spacing w:after="40" w:before="40"/>
+              <w:spacing w:before="40" w:after="40"/>
             </w:pPr>
-            <w:r/>
             <w:r>
               <w:rPr>
                 <w:rFonts w:ascii="Calibri" w:hAnsi="Calibri" w:eastAsia="宋体"/>
                 <w:b/>
                 <w:i w:val="0"/>
                 <w:color w:val="1A1A2E"/>
-                <w:sz w:val="19"/>
+                <w:sz w:val="18"/>
               </w:rPr>
               <w:t>Vue 3</w:t>
             </w:r>
@@ -4191,20 +3845,19 @@
         </w:tc>
         <w:tc>
           <w:tcPr>
-            <w:tcW w:type="dxa" w:w="1904"/>
+            <w:tcW w:type="dxa" w:w="1728"/>
           </w:tcPr>
           <w:p>
             <w:pPr>
-              <w:spacing w:after="40" w:before="40"/>
+              <w:spacing w:before="40" w:after="40"/>
             </w:pPr>
-            <w:r/>
             <w:r>
               <w:rPr>
                 <w:rFonts w:ascii="Calibri" w:hAnsi="Calibri" w:eastAsia="宋体"/>
                 <w:b w:val="0"/>
                 <w:i w:val="0"/>
                 <w:color w:val="1A1A2E"/>
-                <w:sz w:val="19"/>
+                <w:sz w:val="18"/>
               </w:rPr>
               <w:t>≥3.5</w:t>
             </w:r>
@@ -4212,20 +3865,19 @@
         </w:tc>
         <w:tc>
           <w:tcPr>
-            <w:tcW w:type="dxa" w:w="1904"/>
+            <w:tcW w:type="dxa" w:w="1728"/>
           </w:tcPr>
           <w:p>
             <w:pPr>
-              <w:spacing w:after="40" w:before="40"/>
+              <w:spacing w:before="40" w:after="40"/>
             </w:pPr>
-            <w:r/>
             <w:r>
               <w:rPr>
                 <w:rFonts w:ascii="Calibri" w:hAnsi="Calibri" w:eastAsia="宋体"/>
                 <w:b w:val="0"/>
                 <w:i w:val="0"/>
                 <w:color w:val="1A1A2E"/>
-                <w:sz w:val="19"/>
+                <w:sz w:val="18"/>
               </w:rPr>
               <w:t>前端框架</w:t>
             </w:r>
@@ -4233,20 +3885,19 @@
         </w:tc>
         <w:tc>
           <w:tcPr>
-            <w:tcW w:type="dxa" w:w="1904"/>
+            <w:tcW w:type="dxa" w:w="1728"/>
           </w:tcPr>
           <w:p>
             <w:pPr>
-              <w:spacing w:after="40" w:before="40"/>
+              <w:spacing w:before="40" w:after="40"/>
             </w:pPr>
-            <w:r/>
             <w:r>
               <w:rPr>
                 <w:rFonts w:ascii="Calibri" w:hAnsi="Calibri" w:eastAsia="宋体"/>
                 <w:b w:val="0"/>
                 <w:i w:val="0"/>
                 <w:color w:val="1A1A2E"/>
-                <w:sz w:val="19"/>
+                <w:sz w:val="18"/>
               </w:rPr>
               <w:t>MIT</w:t>
             </w:r>
@@ -4254,20 +3905,19 @@
         </w:tc>
         <w:tc>
           <w:tcPr>
-            <w:tcW w:type="dxa" w:w="1904"/>
+            <w:tcW w:type="dxa" w:w="1728"/>
           </w:tcPr>
           <w:p>
             <w:pPr>
-              <w:spacing w:after="40" w:before="40"/>
+              <w:spacing w:before="40" w:after="40"/>
             </w:pPr>
-            <w:r/>
             <w:r>
               <w:rPr>
                 <w:rFonts w:ascii="Calibri" w:hAnsi="Calibri" w:eastAsia="宋体"/>
                 <w:b w:val="0"/>
                 <w:i w:val="0"/>
                 <w:color w:val="1A1A2E"/>
-                <w:sz w:val="19"/>
+                <w:sz w:val="18"/>
               </w:rPr>
               <w:t>https://github.com/vuejs/core</w:t>
             </w:r>
@@ -4277,21 +3927,19 @@
       <w:tr>
         <w:tc>
           <w:tcPr>
-            <w:tcW w:type="dxa" w:w="1904"/>
-            <w:shd w:val="clear" w:color="auto" w:fill="F4F2FA"/>
+            <w:tcW w:type="dxa" w:w="1728"/>
           </w:tcPr>
           <w:p>
             <w:pPr>
-              <w:spacing w:after="40" w:before="40"/>
+              <w:spacing w:before="40" w:after="40"/>
             </w:pPr>
-            <w:r/>
             <w:r>
               <w:rPr>
                 <w:rFonts w:ascii="Calibri" w:hAnsi="Calibri" w:eastAsia="宋体"/>
                 <w:b/>
                 <w:i w:val="0"/>
                 <w:color w:val="1A1A2E"/>
-                <w:sz w:val="19"/>
+                <w:sz w:val="18"/>
               </w:rPr>
               <w:t>Vite</w:t>
             </w:r>
@@ -4299,21 +3947,19 @@
         </w:tc>
         <w:tc>
           <w:tcPr>
-            <w:tcW w:type="dxa" w:w="1904"/>
-            <w:shd w:val="clear" w:color="auto" w:fill="F4F2FA"/>
+            <w:tcW w:type="dxa" w:w="1728"/>
           </w:tcPr>
           <w:p>
             <w:pPr>
-              <w:spacing w:after="40" w:before="40"/>
+              <w:spacing w:before="40" w:after="40"/>
             </w:pPr>
-            <w:r/>
             <w:r>
               <w:rPr>
                 <w:rFonts w:ascii="Calibri" w:hAnsi="Calibri" w:eastAsia="宋体"/>
                 <w:b w:val="0"/>
                 <w:i w:val="0"/>
                 <w:color w:val="1A1A2E"/>
-                <w:sz w:val="19"/>
+                <w:sz w:val="18"/>
               </w:rPr>
               <w:t>≥8.0</w:t>
             </w:r>
@@ -4321,21 +3967,19 @@
         </w:tc>
         <w:tc>
           <w:tcPr>
-            <w:tcW w:type="dxa" w:w="1904"/>
-            <w:shd w:val="clear" w:color="auto" w:fill="F4F2FA"/>
+            <w:tcW w:type="dxa" w:w="1728"/>
           </w:tcPr>
           <w:p>
             <w:pPr>
-              <w:spacing w:after="40" w:before="40"/>
+              <w:spacing w:before="40" w:after="40"/>
             </w:pPr>
-            <w:r/>
             <w:r>
               <w:rPr>
                 <w:rFonts w:ascii="Calibri" w:hAnsi="Calibri" w:eastAsia="宋体"/>
                 <w:b w:val="0"/>
                 <w:i w:val="0"/>
                 <w:color w:val="1A1A2E"/>
-                <w:sz w:val="19"/>
+                <w:sz w:val="18"/>
               </w:rPr>
               <w:t>构建工具</w:t>
             </w:r>
@@ -4343,21 +3987,19 @@
         </w:tc>
         <w:tc>
           <w:tcPr>
-            <w:tcW w:type="dxa" w:w="1904"/>
-            <w:shd w:val="clear" w:color="auto" w:fill="F4F2FA"/>
+            <w:tcW w:type="dxa" w:w="1728"/>
           </w:tcPr>
           <w:p>
             <w:pPr>
-              <w:spacing w:after="40" w:before="40"/>
+              <w:spacing w:before="40" w:after="40"/>
             </w:pPr>
-            <w:r/>
             <w:r>
               <w:rPr>
                 <w:rFonts w:ascii="Calibri" w:hAnsi="Calibri" w:eastAsia="宋体"/>
                 <w:b w:val="0"/>
                 <w:i w:val="0"/>
                 <w:color w:val="1A1A2E"/>
-                <w:sz w:val="19"/>
+                <w:sz w:val="18"/>
               </w:rPr>
               <w:t>MIT</w:t>
             </w:r>
@@ -4365,21 +4007,19 @@
         </w:tc>
         <w:tc>
           <w:tcPr>
-            <w:tcW w:type="dxa" w:w="1904"/>
-            <w:shd w:val="clear" w:color="auto" w:fill="F4F2FA"/>
+            <w:tcW w:type="dxa" w:w="1728"/>
           </w:tcPr>
           <w:p>
             <w:pPr>
-              <w:spacing w:after="40" w:before="40"/>
+              <w:spacing w:before="40" w:after="40"/>
             </w:pPr>
-            <w:r/>
             <w:r>
               <w:rPr>
                 <w:rFonts w:ascii="Calibri" w:hAnsi="Calibri" w:eastAsia="宋体"/>
                 <w:b w:val="0"/>
                 <w:i w:val="0"/>
                 <w:color w:val="1A1A2E"/>
-                <w:sz w:val="19"/>
+                <w:sz w:val="18"/>
               </w:rPr>
               <w:t>https://github.com/vitejs/vite</w:t>
             </w:r>
@@ -4389,20 +4029,19 @@
       <w:tr>
         <w:tc>
           <w:tcPr>
-            <w:tcW w:type="dxa" w:w="1904"/>
+            <w:tcW w:type="dxa" w:w="1728"/>
           </w:tcPr>
           <w:p>
             <w:pPr>
-              <w:spacing w:after="40" w:before="40"/>
+              <w:spacing w:before="40" w:after="40"/>
             </w:pPr>
-            <w:r/>
             <w:r>
               <w:rPr>
                 <w:rFonts w:ascii="Calibri" w:hAnsi="Calibri" w:eastAsia="宋体"/>
                 <w:b/>
                 <w:i w:val="0"/>
                 <w:color w:val="1A1A2E"/>
-                <w:sz w:val="19"/>
+                <w:sz w:val="18"/>
               </w:rPr>
               <w:t>Pinia</w:t>
             </w:r>
@@ -4410,20 +4049,19 @@
         </w:tc>
         <w:tc>
           <w:tcPr>
-            <w:tcW w:type="dxa" w:w="1904"/>
+            <w:tcW w:type="dxa" w:w="1728"/>
           </w:tcPr>
           <w:p>
             <w:pPr>
-              <w:spacing w:after="40" w:before="40"/>
+              <w:spacing w:before="40" w:after="40"/>
             </w:pPr>
-            <w:r/>
             <w:r>
               <w:rPr>
                 <w:rFonts w:ascii="Calibri" w:hAnsi="Calibri" w:eastAsia="宋体"/>
                 <w:b w:val="0"/>
                 <w:i w:val="0"/>
                 <w:color w:val="1A1A2E"/>
-                <w:sz w:val="19"/>
+                <w:sz w:val="18"/>
               </w:rPr>
               <w:t>≥3.0</w:t>
             </w:r>
@@ -4431,20 +4069,19 @@
         </w:tc>
         <w:tc>
           <w:tcPr>
-            <w:tcW w:type="dxa" w:w="1904"/>
+            <w:tcW w:type="dxa" w:w="1728"/>
           </w:tcPr>
           <w:p>
             <w:pPr>
-              <w:spacing w:after="40" w:before="40"/>
+              <w:spacing w:before="40" w:after="40"/>
             </w:pPr>
-            <w:r/>
             <w:r>
               <w:rPr>
                 <w:rFonts w:ascii="Calibri" w:hAnsi="Calibri" w:eastAsia="宋体"/>
                 <w:b w:val="0"/>
                 <w:i w:val="0"/>
                 <w:color w:val="1A1A2E"/>
-                <w:sz w:val="19"/>
+                <w:sz w:val="18"/>
               </w:rPr>
               <w:t>状态管理</w:t>
             </w:r>
@@ -4452,20 +4089,19 @@
         </w:tc>
         <w:tc>
           <w:tcPr>
-            <w:tcW w:type="dxa" w:w="1904"/>
+            <w:tcW w:type="dxa" w:w="1728"/>
           </w:tcPr>
           <w:p>
             <w:pPr>
-              <w:spacing w:after="40" w:before="40"/>
+              <w:spacing w:before="40" w:after="40"/>
             </w:pPr>
-            <w:r/>
             <w:r>
               <w:rPr>
                 <w:rFonts w:ascii="Calibri" w:hAnsi="Calibri" w:eastAsia="宋体"/>
                 <w:b w:val="0"/>
                 <w:i w:val="0"/>
                 <w:color w:val="1A1A2E"/>
-                <w:sz w:val="19"/>
+                <w:sz w:val="18"/>
               </w:rPr>
               <w:t>MIT</w:t>
             </w:r>
@@ -4473,20 +4109,19 @@
         </w:tc>
         <w:tc>
           <w:tcPr>
-            <w:tcW w:type="dxa" w:w="1904"/>
+            <w:tcW w:type="dxa" w:w="1728"/>
           </w:tcPr>
           <w:p>
             <w:pPr>
-              <w:spacing w:after="40" w:before="40"/>
+              <w:spacing w:before="40" w:after="40"/>
             </w:pPr>
-            <w:r/>
             <w:r>
               <w:rPr>
                 <w:rFonts w:ascii="Calibri" w:hAnsi="Calibri" w:eastAsia="宋体"/>
                 <w:b w:val="0"/>
                 <w:i w:val="0"/>
                 <w:color w:val="1A1A2E"/>
-                <w:sz w:val="19"/>
+                <w:sz w:val="18"/>
               </w:rPr>
               <w:t>https://github.com/vuejs/pinia</w:t>
             </w:r>
@@ -4496,21 +4131,19 @@
       <w:tr>
         <w:tc>
           <w:tcPr>
-            <w:tcW w:type="dxa" w:w="1904"/>
-            <w:shd w:val="clear" w:color="auto" w:fill="F4F2FA"/>
+            <w:tcW w:type="dxa" w:w="1728"/>
           </w:tcPr>
           <w:p>
             <w:pPr>
-              <w:spacing w:after="40" w:before="40"/>
+              <w:spacing w:before="40" w:after="40"/>
             </w:pPr>
-            <w:r/>
             <w:r>
               <w:rPr>
                 <w:rFonts w:ascii="Calibri" w:hAnsi="Calibri" w:eastAsia="宋体"/>
                 <w:b/>
                 <w:i w:val="0"/>
                 <w:color w:val="1A1A2E"/>
-                <w:sz w:val="19"/>
+                <w:sz w:val="18"/>
               </w:rPr>
               <w:t>Vue Router</w:t>
             </w:r>
@@ -4518,21 +4151,19 @@
         </w:tc>
         <w:tc>
           <w:tcPr>
-            <w:tcW w:type="dxa" w:w="1904"/>
-            <w:shd w:val="clear" w:color="auto" w:fill="F4F2FA"/>
+            <w:tcW w:type="dxa" w:w="1728"/>
           </w:tcPr>
           <w:p>
             <w:pPr>
-              <w:spacing w:after="40" w:before="40"/>
+              <w:spacing w:before="40" w:after="40"/>
             </w:pPr>
-            <w:r/>
             <w:r>
               <w:rPr>
                 <w:rFonts w:ascii="Calibri" w:hAnsi="Calibri" w:eastAsia="宋体"/>
                 <w:b w:val="0"/>
                 <w:i w:val="0"/>
                 <w:color w:val="1A1A2E"/>
-                <w:sz w:val="19"/>
+                <w:sz w:val="18"/>
               </w:rPr>
               <w:t>≥5.0</w:t>
             </w:r>
@@ -4540,21 +4171,19 @@
         </w:tc>
         <w:tc>
           <w:tcPr>
-            <w:tcW w:type="dxa" w:w="1904"/>
-            <w:shd w:val="clear" w:color="auto" w:fill="F4F2FA"/>
+            <w:tcW w:type="dxa" w:w="1728"/>
           </w:tcPr>
           <w:p>
             <w:pPr>
-              <w:spacing w:after="40" w:before="40"/>
+              <w:spacing w:before="40" w:after="40"/>
             </w:pPr>
-            <w:r/>
             <w:r>
               <w:rPr>
                 <w:rFonts w:ascii="Calibri" w:hAnsi="Calibri" w:eastAsia="宋体"/>
                 <w:b w:val="0"/>
                 <w:i w:val="0"/>
                 <w:color w:val="1A1A2E"/>
-                <w:sz w:val="19"/>
+                <w:sz w:val="18"/>
               </w:rPr>
               <w:t>路由管理</w:t>
             </w:r>
@@ -4562,21 +4191,19 @@
         </w:tc>
         <w:tc>
           <w:tcPr>
-            <w:tcW w:type="dxa" w:w="1904"/>
-            <w:shd w:val="clear" w:color="auto" w:fill="F4F2FA"/>
+            <w:tcW w:type="dxa" w:w="1728"/>
           </w:tcPr>
           <w:p>
             <w:pPr>
-              <w:spacing w:after="40" w:before="40"/>
+              <w:spacing w:before="40" w:after="40"/>
             </w:pPr>
-            <w:r/>
             <w:r>
               <w:rPr>
                 <w:rFonts w:ascii="Calibri" w:hAnsi="Calibri" w:eastAsia="宋体"/>
                 <w:b w:val="0"/>
                 <w:i w:val="0"/>
                 <w:color w:val="1A1A2E"/>
-                <w:sz w:val="19"/>
+                <w:sz w:val="18"/>
               </w:rPr>
               <w:t>MIT</w:t>
             </w:r>
@@ -4584,21 +4211,19 @@
         </w:tc>
         <w:tc>
           <w:tcPr>
-            <w:tcW w:type="dxa" w:w="1904"/>
-            <w:shd w:val="clear" w:color="auto" w:fill="F4F2FA"/>
+            <w:tcW w:type="dxa" w:w="1728"/>
           </w:tcPr>
           <w:p>
             <w:pPr>
-              <w:spacing w:after="40" w:before="40"/>
+              <w:spacing w:before="40" w:after="40"/>
             </w:pPr>
-            <w:r/>
             <w:r>
               <w:rPr>
                 <w:rFonts w:ascii="Calibri" w:hAnsi="Calibri" w:eastAsia="宋体"/>
                 <w:b w:val="0"/>
                 <w:i w:val="0"/>
                 <w:color w:val="1A1A2E"/>
-                <w:sz w:val="19"/>
+                <w:sz w:val="18"/>
               </w:rPr>
               <w:t>https://github.com/vuejs/router</w:t>
             </w:r>
@@ -4608,20 +4233,19 @@
       <w:tr>
         <w:tc>
           <w:tcPr>
-            <w:tcW w:type="dxa" w:w="1904"/>
+            <w:tcW w:type="dxa" w:w="1728"/>
           </w:tcPr>
           <w:p>
             <w:pPr>
-              <w:spacing w:after="40" w:before="40"/>
+              <w:spacing w:before="40" w:after="40"/>
             </w:pPr>
-            <w:r/>
             <w:r>
               <w:rPr>
                 <w:rFonts w:ascii="Calibri" w:hAnsi="Calibri" w:eastAsia="宋体"/>
                 <w:b/>
                 <w:i w:val="0"/>
                 <w:color w:val="1A1A2E"/>
-                <w:sz w:val="19"/>
+                <w:sz w:val="18"/>
               </w:rPr>
               <w:t>vue-tsc</w:t>
             </w:r>
@@ -4629,20 +4253,19 @@
         </w:tc>
         <w:tc>
           <w:tcPr>
-            <w:tcW w:type="dxa" w:w="1904"/>
+            <w:tcW w:type="dxa" w:w="1728"/>
           </w:tcPr>
           <w:p>
             <w:pPr>
-              <w:spacing w:after="40" w:before="40"/>
+              <w:spacing w:before="40" w:after="40"/>
             </w:pPr>
-            <w:r/>
             <w:r>
               <w:rPr>
                 <w:rFonts w:ascii="Calibri" w:hAnsi="Calibri" w:eastAsia="宋体"/>
                 <w:b w:val="0"/>
                 <w:i w:val="0"/>
                 <w:color w:val="1A1A2E"/>
-                <w:sz w:val="19"/>
+                <w:sz w:val="18"/>
               </w:rPr>
               <w:t>≥3.2</w:t>
             </w:r>
@@ -4650,20 +4273,19 @@
         </w:tc>
         <w:tc>
           <w:tcPr>
-            <w:tcW w:type="dxa" w:w="1904"/>
+            <w:tcW w:type="dxa" w:w="1728"/>
           </w:tcPr>
           <w:p>
             <w:pPr>
-              <w:spacing w:after="40" w:before="40"/>
+              <w:spacing w:before="40" w:after="40"/>
             </w:pPr>
-            <w:r/>
             <w:r>
               <w:rPr>
                 <w:rFonts w:ascii="Calibri" w:hAnsi="Calibri" w:eastAsia="宋体"/>
                 <w:b w:val="0"/>
                 <w:i w:val="0"/>
                 <w:color w:val="1A1A2E"/>
-                <w:sz w:val="19"/>
+                <w:sz w:val="18"/>
               </w:rPr>
               <w:t>TypeScript 类型检查</w:t>
             </w:r>
@@ -4671,20 +4293,19 @@
         </w:tc>
         <w:tc>
           <w:tcPr>
-            <w:tcW w:type="dxa" w:w="1904"/>
+            <w:tcW w:type="dxa" w:w="1728"/>
           </w:tcPr>
           <w:p>
             <w:pPr>
-              <w:spacing w:after="40" w:before="40"/>
+              <w:spacing w:before="40" w:after="40"/>
             </w:pPr>
-            <w:r/>
             <w:r>
               <w:rPr>
                 <w:rFonts w:ascii="Calibri" w:hAnsi="Calibri" w:eastAsia="宋体"/>
                 <w:b w:val="0"/>
                 <w:i w:val="0"/>
                 <w:color w:val="1A1A2E"/>
-                <w:sz w:val="19"/>
+                <w:sz w:val="18"/>
               </w:rPr>
               <w:t>MIT</w:t>
             </w:r>
@@ -4692,20 +4313,19 @@
         </w:tc>
         <w:tc>
           <w:tcPr>
-            <w:tcW w:type="dxa" w:w="1904"/>
+            <w:tcW w:type="dxa" w:w="1728"/>
           </w:tcPr>
           <w:p>
             <w:pPr>
-              <w:spacing w:after="40" w:before="40"/>
+              <w:spacing w:before="40" w:after="40"/>
             </w:pPr>
-            <w:r/>
             <w:r>
               <w:rPr>
                 <w:rFonts w:ascii="Calibri" w:hAnsi="Calibri" w:eastAsia="宋体"/>
                 <w:b w:val="0"/>
                 <w:i w:val="0"/>
                 <w:color w:val="1A1A2E"/>
-                <w:sz w:val="19"/>
+                <w:sz w:val="18"/>
               </w:rPr>
               <w:t>https://github.com/vuejs/language-tools</w:t>
             </w:r>
@@ -4715,21 +4335,19 @@
       <w:tr>
         <w:tc>
           <w:tcPr>
-            <w:tcW w:type="dxa" w:w="1904"/>
-            <w:shd w:val="clear" w:color="auto" w:fill="F4F2FA"/>
+            <w:tcW w:type="dxa" w:w="1728"/>
           </w:tcPr>
           <w:p>
             <w:pPr>
-              <w:spacing w:after="40" w:before="40"/>
+              <w:spacing w:before="40" w:after="40"/>
             </w:pPr>
-            <w:r/>
             <w:r>
               <w:rPr>
                 <w:rFonts w:ascii="Calibri" w:hAnsi="Calibri" w:eastAsia="宋体"/>
                 <w:b/>
                 <w:i w:val="0"/>
                 <w:color w:val="1A1A2E"/>
-                <w:sz w:val="19"/>
+                <w:sz w:val="18"/>
               </w:rPr>
               <w:t>@tanstack/vue-virtual</w:t>
             </w:r>
@@ -4737,21 +4355,19 @@
         </w:tc>
         <w:tc>
           <w:tcPr>
-            <w:tcW w:type="dxa" w:w="1904"/>
-            <w:shd w:val="clear" w:color="auto" w:fill="F4F2FA"/>
+            <w:tcW w:type="dxa" w:w="1728"/>
           </w:tcPr>
           <w:p>
             <w:pPr>
-              <w:spacing w:after="40" w:before="40"/>
+              <w:spacing w:before="40" w:after="40"/>
             </w:pPr>
-            <w:r/>
             <w:r>
               <w:rPr>
                 <w:rFonts w:ascii="Calibri" w:hAnsi="Calibri" w:eastAsia="宋体"/>
                 <w:b w:val="0"/>
                 <w:i w:val="0"/>
                 <w:color w:val="1A1A2E"/>
-                <w:sz w:val="19"/>
+                <w:sz w:val="18"/>
               </w:rPr>
               <w:t>≥3.13</w:t>
             </w:r>
@@ -4759,21 +4375,19 @@
         </w:tc>
         <w:tc>
           <w:tcPr>
-            <w:tcW w:type="dxa" w:w="1904"/>
-            <w:shd w:val="clear" w:color="auto" w:fill="F4F2FA"/>
+            <w:tcW w:type="dxa" w:w="1728"/>
           </w:tcPr>
           <w:p>
             <w:pPr>
-              <w:spacing w:after="40" w:before="40"/>
+              <w:spacing w:before="40" w:after="40"/>
             </w:pPr>
-            <w:r/>
             <w:r>
               <w:rPr>
                 <w:rFonts w:ascii="Calibri" w:hAnsi="Calibri" w:eastAsia="宋体"/>
                 <w:b w:val="0"/>
                 <w:i w:val="0"/>
                 <w:color w:val="1A1A2E"/>
-                <w:sz w:val="19"/>
+                <w:sz w:val="18"/>
               </w:rPr>
               <w:t>虚拟滚动</w:t>
             </w:r>
@@ -4781,21 +4395,19 @@
         </w:tc>
         <w:tc>
           <w:tcPr>
-            <w:tcW w:type="dxa" w:w="1904"/>
-            <w:shd w:val="clear" w:color="auto" w:fill="F4F2FA"/>
+            <w:tcW w:type="dxa" w:w="1728"/>
           </w:tcPr>
           <w:p>
             <w:pPr>
-              <w:spacing w:after="40" w:before="40"/>
+              <w:spacing w:before="40" w:after="40"/>
             </w:pPr>
-            <w:r/>
             <w:r>
               <w:rPr>
                 <w:rFonts w:ascii="Calibri" w:hAnsi="Calibri" w:eastAsia="宋体"/>
                 <w:b w:val="0"/>
                 <w:i w:val="0"/>
                 <w:color w:val="1A1A2E"/>
-                <w:sz w:val="19"/>
+                <w:sz w:val="18"/>
               </w:rPr>
               <w:t>MIT</w:t>
             </w:r>
@@ -4803,21 +4415,19 @@
         </w:tc>
         <w:tc>
           <w:tcPr>
-            <w:tcW w:type="dxa" w:w="1904"/>
-            <w:shd w:val="clear" w:color="auto" w:fill="F4F2FA"/>
+            <w:tcW w:type="dxa" w:w="1728"/>
           </w:tcPr>
           <w:p>
             <w:pPr>
-              <w:spacing w:after="40" w:before="40"/>
+              <w:spacing w:before="40" w:after="40"/>
             </w:pPr>
-            <w:r/>
             <w:r>
               <w:rPr>
                 <w:rFonts w:ascii="Calibri" w:hAnsi="Calibri" w:eastAsia="宋体"/>
                 <w:b w:val="0"/>
                 <w:i w:val="0"/>
                 <w:color w:val="1A1A2E"/>
-                <w:sz w:val="19"/>
+                <w:sz w:val="18"/>
               </w:rPr>
               <w:t>https://github.com/TanStack/virtual</w:t>
             </w:r>
@@ -4827,20 +4437,19 @@
       <w:tr>
         <w:tc>
           <w:tcPr>
-            <w:tcW w:type="dxa" w:w="1904"/>
+            <w:tcW w:type="dxa" w:w="1728"/>
           </w:tcPr>
           <w:p>
             <w:pPr>
-              <w:spacing w:after="40" w:before="40"/>
+              <w:spacing w:before="40" w:after="40"/>
             </w:pPr>
-            <w:r/>
             <w:r>
               <w:rPr>
                 <w:rFonts w:ascii="Calibri" w:hAnsi="Calibri" w:eastAsia="宋体"/>
                 <w:b/>
                 <w:i w:val="0"/>
                 <w:color w:val="1A1A2E"/>
-                <w:sz w:val="19"/>
+                <w:sz w:val="18"/>
               </w:rPr>
               <w:t>marked</w:t>
             </w:r>
@@ -4848,20 +4457,19 @@
         </w:tc>
         <w:tc>
           <w:tcPr>
-            <w:tcW w:type="dxa" w:w="1904"/>
+            <w:tcW w:type="dxa" w:w="1728"/>
           </w:tcPr>
           <w:p>
             <w:pPr>
-              <w:spacing w:after="40" w:before="40"/>
+              <w:spacing w:before="40" w:after="40"/>
             </w:pPr>
-            <w:r/>
             <w:r>
               <w:rPr>
                 <w:rFonts w:ascii="Calibri" w:hAnsi="Calibri" w:eastAsia="宋体"/>
                 <w:b w:val="0"/>
                 <w:i w:val="0"/>
                 <w:color w:val="1A1A2E"/>
-                <w:sz w:val="19"/>
+                <w:sz w:val="18"/>
               </w:rPr>
               <w:t>≥18.0</w:t>
             </w:r>
@@ -4869,20 +4477,19 @@
         </w:tc>
         <w:tc>
           <w:tcPr>
-            <w:tcW w:type="dxa" w:w="1904"/>
+            <w:tcW w:type="dxa" w:w="1728"/>
           </w:tcPr>
           <w:p>
             <w:pPr>
-              <w:spacing w:after="40" w:before="40"/>
+              <w:spacing w:before="40" w:after="40"/>
             </w:pPr>
-            <w:r/>
             <w:r>
               <w:rPr>
                 <w:rFonts w:ascii="Calibri" w:hAnsi="Calibri" w:eastAsia="宋体"/>
                 <w:b w:val="0"/>
                 <w:i w:val="0"/>
                 <w:color w:val="1A1A2E"/>
-                <w:sz w:val="19"/>
+                <w:sz w:val="18"/>
               </w:rPr>
               <w:t>Markdown 渲染</w:t>
             </w:r>
@@ -4890,20 +4497,19 @@
         </w:tc>
         <w:tc>
           <w:tcPr>
-            <w:tcW w:type="dxa" w:w="1904"/>
+            <w:tcW w:type="dxa" w:w="1728"/>
           </w:tcPr>
           <w:p>
             <w:pPr>
-              <w:spacing w:after="40" w:before="40"/>
+              <w:spacing w:before="40" w:after="40"/>
             </w:pPr>
-            <w:r/>
             <w:r>
               <w:rPr>
                 <w:rFonts w:ascii="Calibri" w:hAnsi="Calibri" w:eastAsia="宋体"/>
                 <w:b w:val="0"/>
                 <w:i w:val="0"/>
                 <w:color w:val="1A1A2E"/>
-                <w:sz w:val="19"/>
+                <w:sz w:val="18"/>
               </w:rPr>
               <w:t>MIT</w:t>
             </w:r>
@@ -4911,20 +4517,19 @@
         </w:tc>
         <w:tc>
           <w:tcPr>
-            <w:tcW w:type="dxa" w:w="1904"/>
+            <w:tcW w:type="dxa" w:w="1728"/>
           </w:tcPr>
           <w:p>
             <w:pPr>
-              <w:spacing w:after="40" w:before="40"/>
+              <w:spacing w:before="40" w:after="40"/>
             </w:pPr>
-            <w:r/>
             <w:r>
               <w:rPr>
                 <w:rFonts w:ascii="Calibri" w:hAnsi="Calibri" w:eastAsia="宋体"/>
                 <w:b w:val="0"/>
                 <w:i w:val="0"/>
                 <w:color w:val="1A1A2E"/>
-                <w:sz w:val="19"/>
+                <w:sz w:val="18"/>
               </w:rPr>
               <w:t>https://github.com/markedjs/marked</w:t>
             </w:r>
@@ -4934,21 +4539,19 @@
       <w:tr>
         <w:tc>
           <w:tcPr>
-            <w:tcW w:type="dxa" w:w="1904"/>
-            <w:shd w:val="clear" w:color="auto" w:fill="F4F2FA"/>
+            <w:tcW w:type="dxa" w:w="1728"/>
           </w:tcPr>
           <w:p>
             <w:pPr>
-              <w:spacing w:after="40" w:before="40"/>
+              <w:spacing w:before="40" w:after="40"/>
             </w:pPr>
-            <w:r/>
             <w:r>
               <w:rPr>
                 <w:rFonts w:ascii="Calibri" w:hAnsi="Calibri" w:eastAsia="宋体"/>
                 <w:b/>
                 <w:i w:val="0"/>
                 <w:color w:val="1A1A2E"/>
-                <w:sz w:val="19"/>
+                <w:sz w:val="18"/>
               </w:rPr>
               <w:t>katex</w:t>
             </w:r>
@@ -4956,21 +4559,19 @@
         </w:tc>
         <w:tc>
           <w:tcPr>
-            <w:tcW w:type="dxa" w:w="1904"/>
-            <w:shd w:val="clear" w:color="auto" w:fill="F4F2FA"/>
+            <w:tcW w:type="dxa" w:w="1728"/>
           </w:tcPr>
           <w:p>
             <w:pPr>
-              <w:spacing w:after="40" w:before="40"/>
+              <w:spacing w:before="40" w:after="40"/>
             </w:pPr>
-            <w:r/>
             <w:r>
               <w:rPr>
                 <w:rFonts w:ascii="Calibri" w:hAnsi="Calibri" w:eastAsia="宋体"/>
                 <w:b w:val="0"/>
                 <w:i w:val="0"/>
                 <w:color w:val="1A1A2E"/>
-                <w:sz w:val="19"/>
+                <w:sz w:val="18"/>
               </w:rPr>
               <w:t>≥0.16</w:t>
             </w:r>
@@ -4978,21 +4579,19 @@
         </w:tc>
         <w:tc>
           <w:tcPr>
-            <w:tcW w:type="dxa" w:w="1904"/>
-            <w:shd w:val="clear" w:color="auto" w:fill="F4F2FA"/>
+            <w:tcW w:type="dxa" w:w="1728"/>
           </w:tcPr>
           <w:p>
             <w:pPr>
-              <w:spacing w:after="40" w:before="40"/>
+              <w:spacing w:before="40" w:after="40"/>
             </w:pPr>
-            <w:r/>
             <w:r>
               <w:rPr>
                 <w:rFonts w:ascii="Calibri" w:hAnsi="Calibri" w:eastAsia="宋体"/>
                 <w:b w:val="0"/>
                 <w:i w:val="0"/>
                 <w:color w:val="1A1A2E"/>
-                <w:sz w:val="19"/>
+                <w:sz w:val="18"/>
               </w:rPr>
               <w:t>LaTeX 公式渲染</w:t>
             </w:r>
@@ -5000,21 +4599,19 @@
         </w:tc>
         <w:tc>
           <w:tcPr>
-            <w:tcW w:type="dxa" w:w="1904"/>
-            <w:shd w:val="clear" w:color="auto" w:fill="F4F2FA"/>
+            <w:tcW w:type="dxa" w:w="1728"/>
           </w:tcPr>
           <w:p>
             <w:pPr>
-              <w:spacing w:after="40" w:before="40"/>
+              <w:spacing w:before="40" w:after="40"/>
             </w:pPr>
-            <w:r/>
             <w:r>
               <w:rPr>
                 <w:rFonts w:ascii="Calibri" w:hAnsi="Calibri" w:eastAsia="宋体"/>
                 <w:b w:val="0"/>
                 <w:i w:val="0"/>
                 <w:color w:val="1A1A2E"/>
-                <w:sz w:val="19"/>
+                <w:sz w:val="18"/>
               </w:rPr>
               <w:t>MIT</w:t>
             </w:r>
@@ -5022,21 +4619,19 @@
         </w:tc>
         <w:tc>
           <w:tcPr>
-            <w:tcW w:type="dxa" w:w="1904"/>
-            <w:shd w:val="clear" w:color="auto" w:fill="F4F2FA"/>
+            <w:tcW w:type="dxa" w:w="1728"/>
           </w:tcPr>
           <w:p>
             <w:pPr>
-              <w:spacing w:after="40" w:before="40"/>
+              <w:spacing w:before="40" w:after="40"/>
             </w:pPr>
-            <w:r/>
             <w:r>
               <w:rPr>
                 <w:rFonts w:ascii="Calibri" w:hAnsi="Calibri" w:eastAsia="宋体"/>
                 <w:b w:val="0"/>
                 <w:i w:val="0"/>
                 <w:color w:val="1A1A2E"/>
-                <w:sz w:val="19"/>
+                <w:sz w:val="18"/>
               </w:rPr>
               <w:t>https://github.com/KaTeX/KaTeX</w:t>
             </w:r>
@@ -5046,20 +4641,19 @@
       <w:tr>
         <w:tc>
           <w:tcPr>
-            <w:tcW w:type="dxa" w:w="1904"/>
+            <w:tcW w:type="dxa" w:w="1728"/>
           </w:tcPr>
           <w:p>
             <w:pPr>
-              <w:spacing w:after="40" w:before="40"/>
+              <w:spacing w:before="40" w:after="40"/>
             </w:pPr>
-            <w:r/>
             <w:r>
               <w:rPr>
                 <w:rFonts w:ascii="Calibri" w:hAnsi="Calibri" w:eastAsia="宋体"/>
                 <w:b/>
                 <w:i w:val="0"/>
                 <w:color w:val="1A1A2E"/>
-                <w:sz w:val="19"/>
+                <w:sz w:val="18"/>
               </w:rPr>
               <w:t>highlight.js</w:t>
             </w:r>
@@ -5067,20 +4661,19 @@
         </w:tc>
         <w:tc>
           <w:tcPr>
-            <w:tcW w:type="dxa" w:w="1904"/>
+            <w:tcW w:type="dxa" w:w="1728"/>
           </w:tcPr>
           <w:p>
             <w:pPr>
-              <w:spacing w:after="40" w:before="40"/>
+              <w:spacing w:before="40" w:after="40"/>
             </w:pPr>
-            <w:r/>
             <w:r>
               <w:rPr>
                 <w:rFonts w:ascii="Calibri" w:hAnsi="Calibri" w:eastAsia="宋体"/>
                 <w:b w:val="0"/>
                 <w:i w:val="0"/>
                 <w:color w:val="1A1A2E"/>
-                <w:sz w:val="19"/>
+                <w:sz w:val="18"/>
               </w:rPr>
               <w:t>≥11.0</w:t>
             </w:r>
@@ -5088,20 +4681,19 @@
         </w:tc>
         <w:tc>
           <w:tcPr>
-            <w:tcW w:type="dxa" w:w="1904"/>
+            <w:tcW w:type="dxa" w:w="1728"/>
           </w:tcPr>
           <w:p>
             <w:pPr>
-              <w:spacing w:after="40" w:before="40"/>
+              <w:spacing w:before="40" w:after="40"/>
             </w:pPr>
-            <w:r/>
             <w:r>
               <w:rPr>
                 <w:rFonts w:ascii="Calibri" w:hAnsi="Calibri" w:eastAsia="宋体"/>
                 <w:b w:val="0"/>
                 <w:i w:val="0"/>
                 <w:color w:val="1A1A2E"/>
-                <w:sz w:val="19"/>
+                <w:sz w:val="18"/>
               </w:rPr>
               <w:t>代码高亮</w:t>
             </w:r>
@@ -5109,20 +4701,19 @@
         </w:tc>
         <w:tc>
           <w:tcPr>
-            <w:tcW w:type="dxa" w:w="1904"/>
+            <w:tcW w:type="dxa" w:w="1728"/>
           </w:tcPr>
           <w:p>
             <w:pPr>
-              <w:spacing w:after="40" w:before="40"/>
+              <w:spacing w:before="40" w:after="40"/>
             </w:pPr>
-            <w:r/>
             <w:r>
               <w:rPr>
                 <w:rFonts w:ascii="Calibri" w:hAnsi="Calibri" w:eastAsia="宋体"/>
                 <w:b w:val="0"/>
                 <w:i w:val="0"/>
                 <w:color w:val="1A1A2E"/>
-                <w:sz w:val="19"/>
+                <w:sz w:val="18"/>
               </w:rPr>
               <w:t>BSD-3-Clause</w:t>
             </w:r>
@@ -5130,20 +4721,19 @@
         </w:tc>
         <w:tc>
           <w:tcPr>
-            <w:tcW w:type="dxa" w:w="1904"/>
+            <w:tcW w:type="dxa" w:w="1728"/>
           </w:tcPr>
           <w:p>
             <w:pPr>
-              <w:spacing w:after="40" w:before="40"/>
+              <w:spacing w:before="40" w:after="40"/>
             </w:pPr>
-            <w:r/>
             <w:r>
               <w:rPr>
                 <w:rFonts w:ascii="Calibri" w:hAnsi="Calibri" w:eastAsia="宋体"/>
                 <w:b w:val="0"/>
                 <w:i w:val="0"/>
                 <w:color w:val="1A1A2E"/>
-                <w:sz w:val="19"/>
+                <w:sz w:val="18"/>
               </w:rPr>
               <w:t>https://github.com/highlightjs/highlight.js</w:t>
             </w:r>
@@ -5153,21 +4743,19 @@
       <w:tr>
         <w:tc>
           <w:tcPr>
-            <w:tcW w:type="dxa" w:w="1904"/>
-            <w:shd w:val="clear" w:color="auto" w:fill="F4F2FA"/>
+            <w:tcW w:type="dxa" w:w="1728"/>
           </w:tcPr>
           <w:p>
             <w:pPr>
-              <w:spacing w:after="40" w:before="40"/>
+              <w:spacing w:before="40" w:after="40"/>
             </w:pPr>
-            <w:r/>
             <w:r>
               <w:rPr>
                 <w:rFonts w:ascii="Calibri" w:hAnsi="Calibri" w:eastAsia="宋体"/>
                 <w:b/>
                 <w:i w:val="0"/>
                 <w:color w:val="1A1A2E"/>
-                <w:sz w:val="19"/>
+                <w:sz w:val="18"/>
               </w:rPr>
               <w:t>DOMPurify</w:t>
             </w:r>
@@ -5175,21 +4763,19 @@
         </w:tc>
         <w:tc>
           <w:tcPr>
-            <w:tcW w:type="dxa" w:w="1904"/>
-            <w:shd w:val="clear" w:color="auto" w:fill="F4F2FA"/>
+            <w:tcW w:type="dxa" w:w="1728"/>
           </w:tcPr>
           <w:p>
             <w:pPr>
-              <w:spacing w:after="40" w:before="40"/>
+              <w:spacing w:before="40" w:after="40"/>
             </w:pPr>
-            <w:r/>
             <w:r>
               <w:rPr>
                 <w:rFonts w:ascii="Calibri" w:hAnsi="Calibri" w:eastAsia="宋体"/>
                 <w:b w:val="0"/>
                 <w:i w:val="0"/>
                 <w:color w:val="1A1A2E"/>
-                <w:sz w:val="19"/>
+                <w:sz w:val="18"/>
               </w:rPr>
               <w:t>≥3.4</w:t>
             </w:r>
@@ -5197,21 +4783,19 @@
         </w:tc>
         <w:tc>
           <w:tcPr>
-            <w:tcW w:type="dxa" w:w="1904"/>
-            <w:shd w:val="clear" w:color="auto" w:fill="F4F2FA"/>
+            <w:tcW w:type="dxa" w:w="1728"/>
           </w:tcPr>
           <w:p>
             <w:pPr>
-              <w:spacing w:after="40" w:before="40"/>
+              <w:spacing w:before="40" w:after="40"/>
             </w:pPr>
-            <w:r/>
             <w:r>
               <w:rPr>
                 <w:rFonts w:ascii="Calibri" w:hAnsi="Calibri" w:eastAsia="宋体"/>
                 <w:b w:val="0"/>
                 <w:i w:val="0"/>
                 <w:color w:val="1A1A2E"/>
-                <w:sz w:val="19"/>
+                <w:sz w:val="18"/>
               </w:rPr>
               <w:t>XSS 防护（HTML 消毒）</w:t>
             </w:r>
@@ -5219,21 +4803,19 @@
         </w:tc>
         <w:tc>
           <w:tcPr>
-            <w:tcW w:type="dxa" w:w="1904"/>
-            <w:shd w:val="clear" w:color="auto" w:fill="F4F2FA"/>
+            <w:tcW w:type="dxa" w:w="1728"/>
           </w:tcPr>
           <w:p>
             <w:pPr>
-              <w:spacing w:after="40" w:before="40"/>
+              <w:spacing w:before="40" w:after="40"/>
             </w:pPr>
-            <w:r/>
             <w:r>
               <w:rPr>
                 <w:rFonts w:ascii="Calibri" w:hAnsi="Calibri" w:eastAsia="宋体"/>
                 <w:b w:val="0"/>
                 <w:i w:val="0"/>
                 <w:color w:val="1A1A2E"/>
-                <w:sz w:val="19"/>
+                <w:sz w:val="18"/>
               </w:rPr>
               <w:t>Apache-2.0/MPL-2.0</w:t>
             </w:r>
@@ -5241,21 +4823,19 @@
         </w:tc>
         <w:tc>
           <w:tcPr>
-            <w:tcW w:type="dxa" w:w="1904"/>
-            <w:shd w:val="clear" w:color="auto" w:fill="F4F2FA"/>
+            <w:tcW w:type="dxa" w:w="1728"/>
           </w:tcPr>
           <w:p>
             <w:pPr>
-              <w:spacing w:after="40" w:before="40"/>
+              <w:spacing w:before="40" w:after="40"/>
             </w:pPr>
-            <w:r/>
             <w:r>
               <w:rPr>
                 <w:rFonts w:ascii="Calibri" w:hAnsi="Calibri" w:eastAsia="宋体"/>
                 <w:b w:val="0"/>
                 <w:i w:val="0"/>
                 <w:color w:val="1A1A2E"/>
-                <w:sz w:val="19"/>
+                <w:sz w:val="18"/>
               </w:rPr>
               <w:t>https://github.com/cure53/DOMPurify</w:t>
             </w:r>
@@ -5265,20 +4845,19 @@
       <w:tr>
         <w:tc>
           <w:tcPr>
-            <w:tcW w:type="dxa" w:w="1904"/>
+            <w:tcW w:type="dxa" w:w="1728"/>
           </w:tcPr>
           <w:p>
             <w:pPr>
-              <w:spacing w:after="40" w:before="40"/>
+              <w:spacing w:before="40" w:after="40"/>
             </w:pPr>
-            <w:r/>
             <w:r>
               <w:rPr>
                 <w:rFonts w:ascii="Calibri" w:hAnsi="Calibri" w:eastAsia="宋体"/>
                 <w:b/>
                 <w:i w:val="0"/>
                 <w:color w:val="1A1A2E"/>
-                <w:sz w:val="19"/>
+                <w:sz w:val="18"/>
               </w:rPr>
               <w:t>lucide-vue-next</w:t>
             </w:r>
@@ -5286,20 +4865,19 @@
         </w:tc>
         <w:tc>
           <w:tcPr>
-            <w:tcW w:type="dxa" w:w="1904"/>
+            <w:tcW w:type="dxa" w:w="1728"/>
           </w:tcPr>
           <w:p>
             <w:pPr>
-              <w:spacing w:after="40" w:before="40"/>
+              <w:spacing w:before="40" w:after="40"/>
             </w:pPr>
-            <w:r/>
             <w:r>
               <w:rPr>
                 <w:rFonts w:ascii="Calibri" w:hAnsi="Calibri" w:eastAsia="宋体"/>
                 <w:b w:val="0"/>
                 <w:i w:val="0"/>
                 <w:color w:val="1A1A2E"/>
-                <w:sz w:val="19"/>
+                <w:sz w:val="18"/>
               </w:rPr>
               <w:t>≥0.577</w:t>
             </w:r>
@@ -5307,20 +4885,19 @@
         </w:tc>
         <w:tc>
           <w:tcPr>
-            <w:tcW w:type="dxa" w:w="1904"/>
+            <w:tcW w:type="dxa" w:w="1728"/>
           </w:tcPr>
           <w:p>
             <w:pPr>
-              <w:spacing w:after="40" w:before="40"/>
+              <w:spacing w:before="40" w:after="40"/>
             </w:pPr>
-            <w:r/>
             <w:r>
               <w:rPr>
                 <w:rFonts w:ascii="Calibri" w:hAnsi="Calibri" w:eastAsia="宋体"/>
                 <w:b w:val="0"/>
                 <w:i w:val="0"/>
                 <w:color w:val="1A1A2E"/>
-                <w:sz w:val="19"/>
+                <w:sz w:val="18"/>
               </w:rPr>
               <w:t>图标组件库</w:t>
             </w:r>
@@ -5328,20 +4905,19 @@
         </w:tc>
         <w:tc>
           <w:tcPr>
-            <w:tcW w:type="dxa" w:w="1904"/>
+            <w:tcW w:type="dxa" w:w="1728"/>
           </w:tcPr>
           <w:p>
             <w:pPr>
-              <w:spacing w:after="40" w:before="40"/>
+              <w:spacing w:before="40" w:after="40"/>
             </w:pPr>
-            <w:r/>
             <w:r>
               <w:rPr>
                 <w:rFonts w:ascii="Calibri" w:hAnsi="Calibri" w:eastAsia="宋体"/>
                 <w:b w:val="0"/>
                 <w:i w:val="0"/>
                 <w:color w:val="1A1A2E"/>
-                <w:sz w:val="19"/>
+                <w:sz w:val="18"/>
               </w:rPr>
               <w:t>ISC</w:t>
             </w:r>
@@ -5349,20 +4925,19 @@
         </w:tc>
         <w:tc>
           <w:tcPr>
-            <w:tcW w:type="dxa" w:w="1904"/>
+            <w:tcW w:type="dxa" w:w="1728"/>
           </w:tcPr>
           <w:p>
             <w:pPr>
-              <w:spacing w:after="40" w:before="40"/>
+              <w:spacing w:before="40" w:after="40"/>
             </w:pPr>
-            <w:r/>
             <w:r>
               <w:rPr>
                 <w:rFonts w:ascii="Calibri" w:hAnsi="Calibri" w:eastAsia="宋体"/>
                 <w:b w:val="0"/>
                 <w:i w:val="0"/>
                 <w:color w:val="1A1A2E"/>
-                <w:sz w:val="19"/>
+                <w:sz w:val="18"/>
               </w:rPr>
               <w:t>https://github.com/lucide-icons/lucide</w:t>
             </w:r>
@@ -5372,21 +4947,19 @@
       <w:tr>
         <w:tc>
           <w:tcPr>
-            <w:tcW w:type="dxa" w:w="1904"/>
-            <w:shd w:val="clear" w:color="auto" w:fill="F4F2FA"/>
+            <w:tcW w:type="dxa" w:w="1728"/>
           </w:tcPr>
           <w:p>
             <w:pPr>
-              <w:spacing w:after="40" w:before="40"/>
+              <w:spacing w:before="40" w:after="40"/>
             </w:pPr>
-            <w:r/>
             <w:r>
               <w:rPr>
                 <w:rFonts w:ascii="Calibri" w:hAnsi="Calibri" w:eastAsia="宋体"/>
                 <w:b/>
                 <w:i w:val="0"/>
                 <w:color w:val="1A1A2E"/>
-                <w:sz w:val="19"/>
+                <w:sz w:val="18"/>
               </w:rPr>
               <w:t>@sigodenjs/marked-katex-extension</w:t>
             </w:r>
@@ -5394,21 +4967,19 @@
         </w:tc>
         <w:tc>
           <w:tcPr>
-            <w:tcW w:type="dxa" w:w="1904"/>
-            <w:shd w:val="clear" w:color="auto" w:fill="F4F2FA"/>
+            <w:tcW w:type="dxa" w:w="1728"/>
           </w:tcPr>
           <w:p>
             <w:pPr>
-              <w:spacing w:after="40" w:before="40"/>
+              <w:spacing w:before="40" w:after="40"/>
             </w:pPr>
-            <w:r/>
             <w:r>
               <w:rPr>
                 <w:rFonts w:ascii="Calibri" w:hAnsi="Calibri" w:eastAsia="宋体"/>
                 <w:b w:val="0"/>
                 <w:i w:val="0"/>
                 <w:color w:val="1A1A2E"/>
-                <w:sz w:val="19"/>
+                <w:sz w:val="18"/>
               </w:rPr>
               <w:t>≥1.0</w:t>
             </w:r>
@@ -5416,21 +4987,19 @@
         </w:tc>
         <w:tc>
           <w:tcPr>
-            <w:tcW w:type="dxa" w:w="1904"/>
-            <w:shd w:val="clear" w:color="auto" w:fill="F4F2FA"/>
+            <w:tcW w:type="dxa" w:w="1728"/>
           </w:tcPr>
           <w:p>
             <w:pPr>
-              <w:spacing w:after="40" w:before="40"/>
+              <w:spacing w:before="40" w:after="40"/>
             </w:pPr>
-            <w:r/>
             <w:r>
               <w:rPr>
                 <w:rFonts w:ascii="Calibri" w:hAnsi="Calibri" w:eastAsia="宋体"/>
                 <w:b w:val="0"/>
                 <w:i w:val="0"/>
                 <w:color w:val="1A1A2E"/>
-                <w:sz w:val="19"/>
+                <w:sz w:val="18"/>
               </w:rPr>
               <w:t>marked 的 KaTeX 扩展</w:t>
             </w:r>
@@ -5438,21 +5007,19 @@
         </w:tc>
         <w:tc>
           <w:tcPr>
-            <w:tcW w:type="dxa" w:w="1904"/>
-            <w:shd w:val="clear" w:color="auto" w:fill="F4F2FA"/>
+            <w:tcW w:type="dxa" w:w="1728"/>
           </w:tcPr>
           <w:p>
             <w:pPr>
-              <w:spacing w:after="40" w:before="40"/>
+              <w:spacing w:before="40" w:after="40"/>
             </w:pPr>
-            <w:r/>
             <w:r>
               <w:rPr>
                 <w:rFonts w:ascii="Calibri" w:hAnsi="Calibri" w:eastAsia="宋体"/>
                 <w:b w:val="0"/>
                 <w:i w:val="0"/>
                 <w:color w:val="1A1A2E"/>
-                <w:sz w:val="19"/>
+                <w:sz w:val="18"/>
               </w:rPr>
               <w:t>MIT</w:t>
             </w:r>
@@ -5460,21 +5027,19 @@
         </w:tc>
         <w:tc>
           <w:tcPr>
-            <w:tcW w:type="dxa" w:w="1904"/>
-            <w:shd w:val="clear" w:color="auto" w:fill="F4F2FA"/>
+            <w:tcW w:type="dxa" w:w="1728"/>
           </w:tcPr>
           <w:p>
             <w:pPr>
-              <w:spacing w:after="40" w:before="40"/>
+              <w:spacing w:before="40" w:after="40"/>
             </w:pPr>
-            <w:r/>
             <w:r>
               <w:rPr>
                 <w:rFonts w:ascii="Calibri" w:hAnsi="Calibri" w:eastAsia="宋体"/>
                 <w:b w:val="0"/>
                 <w:i w:val="0"/>
                 <w:color w:val="1A1A2E"/>
-                <w:sz w:val="19"/>
+                <w:sz w:val="18"/>
               </w:rPr>
               <w:t>https://github.com/sigoden/marked-katex-extension</w:t>
             </w:r>
@@ -5482,16 +5047,18 @@
         </w:tc>
       </w:tr>
     </w:tbl>
+    <w:p/>
     <w:p>
       <w:pPr>
-        <w:spacing w:after="40"/>
-      </w:pPr>
-    </w:p>
-    <w:p>
-      <w:pPr>
-        <w:pStyle w:val="Heading2"/>
+        <w:pStyle w:val="Heading1"/>
       </w:pPr>
       <w:r>
+        <w:rPr>
+          <w:rFonts w:ascii="Calibri" w:hAnsi="Calibri" w:eastAsia="宋体"/>
+          <w:b/>
+          <w:color w:val="6C2BD9"/>
+          <w:sz w:val="28"/>
+        </w:rPr>
         <w:t>三、AI 模型与工具</w:t>
       </w:r>
     </w:p>
@@ -5503,33 +5070,27 @@
         <w:tblLook w:firstColumn="1" w:firstRow="1" w:lastColumn="0" w:lastRow="0" w:noHBand="0" w:noVBand="1" w:val="04A0"/>
       </w:tblPr>
       <w:tblGrid>
-        <w:gridCol w:w="2379"/>
-        <w:gridCol w:w="2379"/>
-        <w:gridCol w:w="2379"/>
-        <w:gridCol w:w="2379"/>
+        <w:gridCol w:w="2160"/>
+        <w:gridCol w:w="2160"/>
+        <w:gridCol w:w="2160"/>
+        <w:gridCol w:w="2160"/>
       </w:tblGrid>
       <w:tr>
         <w:tc>
           <w:tcPr>
-            <w:tcW w:type="dxa" w:w="2379"/>
-            <w:shd w:val="clear" w:color="auto" w:fill="6C2BD9"/>
+            <w:tcW w:type="dxa" w:w="2160"/>
           </w:tcPr>
           <w:p>
             <w:pPr>
-              <w:spacing w:after="40" w:before="40"/>
+              <w:spacing w:before="40" w:after="40"/>
             </w:pPr>
-            <w:r>
-              <w:rPr>
-                <w:b/>
-              </w:rPr>
-            </w:r>
             <w:r>
               <w:rPr>
                 <w:rFonts w:ascii="Calibri" w:hAnsi="Calibri" w:eastAsia="宋体"/>
                 <w:b/>
                 <w:i w:val="0"/>
-                <w:color w:val="FFFFFF"/>
-                <w:sz w:val="20"/>
+                <w:color w:val="1A1A2E"/>
+                <w:sz w:val="18"/>
               </w:rPr>
               <w:t>项目</w:t>
             </w:r>
@@ -5537,25 +5098,19 @@
         </w:tc>
         <w:tc>
           <w:tcPr>
-            <w:tcW w:type="dxa" w:w="2379"/>
-            <w:shd w:val="clear" w:color="auto" w:fill="6C2BD9"/>
+            <w:tcW w:type="dxa" w:w="2160"/>
           </w:tcPr>
           <w:p>
             <w:pPr>
-              <w:spacing w:after="40" w:before="40"/>
+              <w:spacing w:before="40" w:after="40"/>
             </w:pPr>
-            <w:r>
-              <w:rPr>
-                <w:b/>
-              </w:rPr>
-            </w:r>
             <w:r>
               <w:rPr>
                 <w:rFonts w:ascii="Calibri" w:hAnsi="Calibri" w:eastAsia="宋体"/>
                 <w:b/>
                 <w:i w:val="0"/>
-                <w:color w:val="FFFFFF"/>
-                <w:sz w:val="20"/>
+                <w:color w:val="1A1A2E"/>
+                <w:sz w:val="18"/>
               </w:rPr>
               <w:t>用途</w:t>
             </w:r>
@@ -5563,25 +5118,19 @@
         </w:tc>
         <w:tc>
           <w:tcPr>
-            <w:tcW w:type="dxa" w:w="2379"/>
-            <w:shd w:val="clear" w:color="auto" w:fill="6C2BD9"/>
+            <w:tcW w:type="dxa" w:w="2160"/>
           </w:tcPr>
           <w:p>
             <w:pPr>
-              <w:spacing w:after="40" w:before="40"/>
+              <w:spacing w:before="40" w:after="40"/>
             </w:pPr>
-            <w:r>
-              <w:rPr>
-                <w:b/>
-              </w:rPr>
-            </w:r>
             <w:r>
               <w:rPr>
                 <w:rFonts w:ascii="Calibri" w:hAnsi="Calibri" w:eastAsia="宋体"/>
                 <w:b/>
                 <w:i w:val="0"/>
-                <w:color w:val="FFFFFF"/>
-                <w:sz w:val="20"/>
+                <w:color w:val="1A1A2E"/>
+                <w:sz w:val="18"/>
               </w:rPr>
               <w:t>许可证</w:t>
             </w:r>
@@ -5589,25 +5138,19 @@
         </w:tc>
         <w:tc>
           <w:tcPr>
-            <w:tcW w:type="dxa" w:w="2379"/>
-            <w:shd w:val="clear" w:color="auto" w:fill="6C2BD9"/>
+            <w:tcW w:type="dxa" w:w="2160"/>
           </w:tcPr>
           <w:p>
             <w:pPr>
-              <w:spacing w:after="40" w:before="40"/>
+              <w:spacing w:before="40" w:after="40"/>
             </w:pPr>
-            <w:r>
-              <w:rPr>
-                <w:b/>
-              </w:rPr>
-            </w:r>
             <w:r>
               <w:rPr>
                 <w:rFonts w:ascii="Calibri" w:hAnsi="Calibri" w:eastAsia="宋体"/>
                 <w:b/>
                 <w:i w:val="0"/>
-                <w:color w:val="FFFFFF"/>
-                <w:sz w:val="20"/>
+                <w:color w:val="1A1A2E"/>
+                <w:sz w:val="18"/>
               </w:rPr>
               <w:t>来源</w:t>
             </w:r>
@@ -5617,20 +5160,19 @@
       <w:tr>
         <w:tc>
           <w:tcPr>
-            <w:tcW w:type="dxa" w:w="2379"/>
+            <w:tcW w:type="dxa" w:w="2160"/>
           </w:tcPr>
           <w:p>
             <w:pPr>
-              <w:spacing w:after="40" w:before="40"/>
+              <w:spacing w:before="40" w:after="40"/>
             </w:pPr>
-            <w:r/>
             <w:r>
               <w:rPr>
                 <w:rFonts w:ascii="Calibri" w:hAnsi="Calibri" w:eastAsia="宋体"/>
                 <w:b/>
                 <w:i w:val="0"/>
                 <w:color w:val="1A1A2E"/>
-                <w:sz w:val="19"/>
+                <w:sz w:val="18"/>
               </w:rPr>
               <w:t>intfloat/e5-base-v2</w:t>
             </w:r>
@@ -5638,20 +5180,19 @@
         </w:tc>
         <w:tc>
           <w:tcPr>
-            <w:tcW w:type="dxa" w:w="2379"/>
+            <w:tcW w:type="dxa" w:w="2160"/>
           </w:tcPr>
           <w:p>
             <w:pPr>
-              <w:spacing w:after="40" w:before="40"/>
+              <w:spacing w:before="40" w:after="40"/>
             </w:pPr>
-            <w:r/>
             <w:r>
               <w:rPr>
                 <w:rFonts w:ascii="Calibri" w:hAnsi="Calibri" w:eastAsia="宋体"/>
                 <w:b w:val="0"/>
                 <w:i w:val="0"/>
                 <w:color w:val="1A1A2E"/>
-                <w:sz w:val="19"/>
+                <w:sz w:val="18"/>
               </w:rPr>
               <w:t>文本嵌入模型（768 维向量）</w:t>
             </w:r>
@@ -5659,20 +5200,19 @@
         </w:tc>
         <w:tc>
           <w:tcPr>
-            <w:tcW w:type="dxa" w:w="2379"/>
+            <w:tcW w:type="dxa" w:w="2160"/>
           </w:tcPr>
           <w:p>
             <w:pPr>
-              <w:spacing w:after="40" w:before="40"/>
+              <w:spacing w:before="40" w:after="40"/>
             </w:pPr>
-            <w:r/>
             <w:r>
               <w:rPr>
                 <w:rFonts w:ascii="Calibri" w:hAnsi="Calibri" w:eastAsia="宋体"/>
                 <w:b w:val="0"/>
                 <w:i w:val="0"/>
                 <w:color w:val="1A1A2E"/>
-                <w:sz w:val="19"/>
+                <w:sz w:val="18"/>
               </w:rPr>
               <w:t>MIT</w:t>
             </w:r>
@@ -5680,20 +5220,19 @@
         </w:tc>
         <w:tc>
           <w:tcPr>
-            <w:tcW w:type="dxa" w:w="2379"/>
+            <w:tcW w:type="dxa" w:w="2160"/>
           </w:tcPr>
           <w:p>
             <w:pPr>
-              <w:spacing w:after="40" w:before="40"/>
+              <w:spacing w:before="40" w:after="40"/>
             </w:pPr>
-            <w:r/>
             <w:r>
               <w:rPr>
                 <w:rFonts w:ascii="Calibri" w:hAnsi="Calibri" w:eastAsia="宋体"/>
                 <w:b w:val="0"/>
                 <w:i w:val="0"/>
                 <w:color w:val="1A1A2E"/>
-                <w:sz w:val="19"/>
+                <w:sz w:val="18"/>
               </w:rPr>
               <w:t>https://huggingface.co/intfloat/e5-base-v2</w:t>
             </w:r>
@@ -5703,21 +5242,19 @@
       <w:tr>
         <w:tc>
           <w:tcPr>
-            <w:tcW w:type="dxa" w:w="2379"/>
-            <w:shd w:val="clear" w:color="auto" w:fill="F4F2FA"/>
+            <w:tcW w:type="dxa" w:w="2160"/>
           </w:tcPr>
           <w:p>
             <w:pPr>
-              <w:spacing w:after="40" w:before="40"/>
+              <w:spacing w:before="40" w:after="40"/>
             </w:pPr>
-            <w:r/>
             <w:r>
               <w:rPr>
                 <w:rFonts w:ascii="Calibri" w:hAnsi="Calibri" w:eastAsia="宋体"/>
                 <w:b/>
                 <w:i w:val="0"/>
                 <w:color w:val="1A1A2E"/>
-                <w:sz w:val="19"/>
+                <w:sz w:val="18"/>
               </w:rPr>
               <w:t>BAAI/bge-reranker-base</w:t>
             </w:r>
@@ -5725,21 +5262,19 @@
         </w:tc>
         <w:tc>
           <w:tcPr>
-            <w:tcW w:type="dxa" w:w="2379"/>
-            <w:shd w:val="clear" w:color="auto" w:fill="F4F2FA"/>
+            <w:tcW w:type="dxa" w:w="2160"/>
           </w:tcPr>
           <w:p>
             <w:pPr>
-              <w:spacing w:after="40" w:before="40"/>
+              <w:spacing w:before="40" w:after="40"/>
             </w:pPr>
-            <w:r/>
             <w:r>
               <w:rPr>
                 <w:rFonts w:ascii="Calibri" w:hAnsi="Calibri" w:eastAsia="宋体"/>
                 <w:b w:val="0"/>
                 <w:i w:val="0"/>
                 <w:color w:val="1A1A2E"/>
-                <w:sz w:val="19"/>
+                <w:sz w:val="18"/>
               </w:rPr>
               <w:t>Cross-encoder 检索重排序模型</w:t>
             </w:r>
@@ -5747,21 +5282,19 @@
         </w:tc>
         <w:tc>
           <w:tcPr>
-            <w:tcW w:type="dxa" w:w="2379"/>
-            <w:shd w:val="clear" w:color="auto" w:fill="F4F2FA"/>
+            <w:tcW w:type="dxa" w:w="2160"/>
           </w:tcPr>
           <w:p>
             <w:pPr>
-              <w:spacing w:after="40" w:before="40"/>
+              <w:spacing w:before="40" w:after="40"/>
             </w:pPr>
-            <w:r/>
             <w:r>
               <w:rPr>
                 <w:rFonts w:ascii="Calibri" w:hAnsi="Calibri" w:eastAsia="宋体"/>
                 <w:b w:val="0"/>
                 <w:i w:val="0"/>
                 <w:color w:val="1A1A2E"/>
-                <w:sz w:val="19"/>
+                <w:sz w:val="18"/>
               </w:rPr>
               <w:t>MIT</w:t>
             </w:r>
@@ -5769,21 +5302,19 @@
         </w:tc>
         <w:tc>
           <w:tcPr>
-            <w:tcW w:type="dxa" w:w="2379"/>
-            <w:shd w:val="clear" w:color="auto" w:fill="F4F2FA"/>
+            <w:tcW w:type="dxa" w:w="2160"/>
           </w:tcPr>
           <w:p>
             <w:pPr>
-              <w:spacing w:after="40" w:before="40"/>
+              <w:spacing w:before="40" w:after="40"/>
             </w:pPr>
-            <w:r/>
             <w:r>
               <w:rPr>
                 <w:rFonts w:ascii="Calibri" w:hAnsi="Calibri" w:eastAsia="宋体"/>
                 <w:b w:val="0"/>
                 <w:i w:val="0"/>
                 <w:color w:val="1A1A2E"/>
-                <w:sz w:val="19"/>
+                <w:sz w:val="18"/>
               </w:rPr>
               <w:t>https://huggingface.co/BAAI/bge-reranker-base</w:t>
             </w:r>
@@ -5793,20 +5324,19 @@
       <w:tr>
         <w:tc>
           <w:tcPr>
-            <w:tcW w:type="dxa" w:w="2379"/>
+            <w:tcW w:type="dxa" w:w="2160"/>
           </w:tcPr>
           <w:p>
             <w:pPr>
-              <w:spacing w:after="40" w:before="40"/>
+              <w:spacing w:before="40" w:after="40"/>
             </w:pPr>
-            <w:r/>
             <w:r>
               <w:rPr>
                 <w:rFonts w:ascii="Calibri" w:hAnsi="Calibri" w:eastAsia="宋体"/>
                 <w:b/>
                 <w:i w:val="0"/>
                 <w:color w:val="1A1A2E"/>
-                <w:sz w:val="19"/>
+                <w:sz w:val="18"/>
               </w:rPr>
               <w:t>讯飞星火 X2 (Spark-X2-Flash)</w:t>
             </w:r>
@@ -5814,20 +5344,19 @@
         </w:tc>
         <w:tc>
           <w:tcPr>
-            <w:tcW w:type="dxa" w:w="2379"/>
+            <w:tcW w:type="dxa" w:w="2160"/>
           </w:tcPr>
           <w:p>
             <w:pPr>
-              <w:spacing w:after="40" w:before="40"/>
+              <w:spacing w:before="40" w:after="40"/>
             </w:pPr>
-            <w:r/>
             <w:r>
               <w:rPr>
                 <w:rFonts w:ascii="Calibri" w:hAnsi="Calibri" w:eastAsia="宋体"/>
                 <w:b w:val="0"/>
                 <w:i w:val="0"/>
                 <w:color w:val="1A1A2E"/>
-                <w:sz w:val="19"/>
+                <w:sz w:val="18"/>
               </w:rPr>
               <w:t>大语言模型（LLM 三通道</w:t>
             </w:r>
@@ -5837,7 +5366,7 @@
                 <w:b/>
                 <w:i w:val="0"/>
                 <w:color w:val="1A1A2E"/>
-                <w:sz w:val="19"/>
+                <w:sz w:val="18"/>
               </w:rPr>
               <w:t>第一优先级</w:t>
             </w:r>
@@ -5847,7 +5376,7 @@
                 <w:b w:val="0"/>
                 <w:i w:val="0"/>
                 <w:color w:val="1A1A2E"/>
-                <w:sz w:val="19"/>
+                <w:sz w:val="18"/>
               </w:rPr>
               <w:t>）+ 多模态（见上方讯飞声明）</w:t>
             </w:r>
@@ -5855,20 +5384,19 @@
         </w:tc>
         <w:tc>
           <w:tcPr>
-            <w:tcW w:type="dxa" w:w="2379"/>
+            <w:tcW w:type="dxa" w:w="2160"/>
           </w:tcPr>
           <w:p>
             <w:pPr>
-              <w:spacing w:after="40" w:before="40"/>
+              <w:spacing w:before="40" w:after="40"/>
             </w:pPr>
-            <w:r/>
             <w:r>
               <w:rPr>
                 <w:rFonts w:ascii="Calibri" w:hAnsi="Calibri" w:eastAsia="宋体"/>
                 <w:b w:val="0"/>
                 <w:i w:val="0"/>
                 <w:color w:val="1A1A2E"/>
-                <w:sz w:val="19"/>
+                <w:sz w:val="18"/>
               </w:rPr>
               <w:t>商业 API</w:t>
             </w:r>
@@ -5876,20 +5404,19 @@
         </w:tc>
         <w:tc>
           <w:tcPr>
-            <w:tcW w:type="dxa" w:w="2379"/>
+            <w:tcW w:type="dxa" w:w="2160"/>
           </w:tcPr>
           <w:p>
             <w:pPr>
-              <w:spacing w:after="40" w:before="40"/>
+              <w:spacing w:before="40" w:after="40"/>
             </w:pPr>
-            <w:r/>
             <w:r>
               <w:rPr>
                 <w:rFonts w:ascii="Calibri" w:hAnsi="Calibri" w:eastAsia="宋体"/>
                 <w:b w:val="0"/>
                 <w:i w:val="0"/>
                 <w:color w:val="1A1A2E"/>
-                <w:sz w:val="19"/>
+                <w:sz w:val="18"/>
               </w:rPr>
               <w:t>https://www.xfyun.cn</w:t>
             </w:r>
@@ -5899,21 +5426,19 @@
       <w:tr>
         <w:tc>
           <w:tcPr>
-            <w:tcW w:type="dxa" w:w="2379"/>
-            <w:shd w:val="clear" w:color="auto" w:fill="F4F2FA"/>
+            <w:tcW w:type="dxa" w:w="2160"/>
           </w:tcPr>
           <w:p>
             <w:pPr>
-              <w:spacing w:after="40" w:before="40"/>
+              <w:spacing w:before="40" w:after="40"/>
             </w:pPr>
-            <w:r/>
             <w:r>
               <w:rPr>
                 <w:rFonts w:ascii="Calibri" w:hAnsi="Calibri" w:eastAsia="宋体"/>
                 <w:b/>
                 <w:i w:val="0"/>
                 <w:color w:val="1A1A2E"/>
-                <w:sz w:val="19"/>
+                <w:sz w:val="18"/>
               </w:rPr>
               <w:t>DeepSeek (deepseek-chat)</w:t>
             </w:r>
@@ -5921,21 +5446,19 @@
         </w:tc>
         <w:tc>
           <w:tcPr>
-            <w:tcW w:type="dxa" w:w="2379"/>
-            <w:shd w:val="clear" w:color="auto" w:fill="F4F2FA"/>
+            <w:tcW w:type="dxa" w:w="2160"/>
           </w:tcPr>
           <w:p>
             <w:pPr>
-              <w:spacing w:after="40" w:before="40"/>
+              <w:spacing w:before="40" w:after="40"/>
             </w:pPr>
-            <w:r/>
             <w:r>
               <w:rPr>
                 <w:rFonts w:ascii="Calibri" w:hAnsi="Calibri" w:eastAsia="宋体"/>
                 <w:b w:val="0"/>
                 <w:i w:val="0"/>
                 <w:color w:val="1A1A2E"/>
-                <w:sz w:val="19"/>
+                <w:sz w:val="18"/>
               </w:rPr>
               <w:t>大语言模型（LLM 三通道第二优先级，降级通道）</w:t>
             </w:r>
@@ -5943,21 +5466,19 @@
         </w:tc>
         <w:tc>
           <w:tcPr>
-            <w:tcW w:type="dxa" w:w="2379"/>
-            <w:shd w:val="clear" w:color="auto" w:fill="F4F2FA"/>
+            <w:tcW w:type="dxa" w:w="2160"/>
           </w:tcPr>
           <w:p>
             <w:pPr>
-              <w:spacing w:after="40" w:before="40"/>
+              <w:spacing w:before="40" w:after="40"/>
             </w:pPr>
-            <w:r/>
             <w:r>
               <w:rPr>
                 <w:rFonts w:ascii="Calibri" w:hAnsi="Calibri" w:eastAsia="宋体"/>
                 <w:b w:val="0"/>
                 <w:i w:val="0"/>
                 <w:color w:val="1A1A2E"/>
-                <w:sz w:val="19"/>
+                <w:sz w:val="18"/>
               </w:rPr>
               <w:t>商业 API</w:t>
             </w:r>
@@ -5965,21 +5486,19 @@
         </w:tc>
         <w:tc>
           <w:tcPr>
-            <w:tcW w:type="dxa" w:w="2379"/>
-            <w:shd w:val="clear" w:color="auto" w:fill="F4F2FA"/>
+            <w:tcW w:type="dxa" w:w="2160"/>
           </w:tcPr>
           <w:p>
             <w:pPr>
-              <w:spacing w:after="40" w:before="40"/>
+              <w:spacing w:before="40" w:after="40"/>
             </w:pPr>
-            <w:r/>
             <w:r>
               <w:rPr>
                 <w:rFonts w:ascii="Calibri" w:hAnsi="Calibri" w:eastAsia="宋体"/>
                 <w:b w:val="0"/>
                 <w:i w:val="0"/>
                 <w:color w:val="1A1A2E"/>
-                <w:sz w:val="19"/>
+                <w:sz w:val="18"/>
               </w:rPr>
               <w:t>https://platform.deepseek.com</w:t>
             </w:r>
@@ -5989,20 +5508,19 @@
       <w:tr>
         <w:tc>
           <w:tcPr>
-            <w:tcW w:type="dxa" w:w="2379"/>
+            <w:tcW w:type="dxa" w:w="2160"/>
           </w:tcPr>
           <w:p>
             <w:pPr>
-              <w:spacing w:after="40" w:before="40"/>
+              <w:spacing w:before="40" w:after="40"/>
             </w:pPr>
-            <w:r/>
             <w:r>
               <w:rPr>
                 <w:rFonts w:ascii="Calibri" w:hAnsi="Calibri" w:eastAsia="宋体"/>
                 <w:b/>
                 <w:i w:val="0"/>
                 <w:color w:val="1A1A2E"/>
-                <w:sz w:val="19"/>
+                <w:sz w:val="18"/>
               </w:rPr>
               <w:t>Qwen2.5 (qwen2.5-7b-instruct)</w:t>
             </w:r>
@@ -6010,20 +5528,19 @@
         </w:tc>
         <w:tc>
           <w:tcPr>
-            <w:tcW w:type="dxa" w:w="2379"/>
+            <w:tcW w:type="dxa" w:w="2160"/>
           </w:tcPr>
           <w:p>
             <w:pPr>
-              <w:spacing w:after="40" w:before="40"/>
+              <w:spacing w:before="40" w:after="40"/>
             </w:pPr>
-            <w:r/>
             <w:r>
               <w:rPr>
                 <w:rFonts w:ascii="Calibri" w:hAnsi="Calibri" w:eastAsia="宋体"/>
                 <w:b w:val="0"/>
                 <w:i w:val="0"/>
                 <w:color w:val="1A1A2E"/>
-                <w:sz w:val="19"/>
+                <w:sz w:val="18"/>
               </w:rPr>
               <w:t>大语言模型（LLM 三通道第三优先级，备用通道）</w:t>
             </w:r>
@@ -6031,20 +5548,19 @@
         </w:tc>
         <w:tc>
           <w:tcPr>
-            <w:tcW w:type="dxa" w:w="2379"/>
+            <w:tcW w:type="dxa" w:w="2160"/>
           </w:tcPr>
           <w:p>
             <w:pPr>
-              <w:spacing w:after="40" w:before="40"/>
+              <w:spacing w:before="40" w:after="40"/>
             </w:pPr>
-            <w:r/>
             <w:r>
               <w:rPr>
                 <w:rFonts w:ascii="Calibri" w:hAnsi="Calibri" w:eastAsia="宋体"/>
                 <w:b w:val="0"/>
                 <w:i w:val="0"/>
                 <w:color w:val="1A1A2E"/>
-                <w:sz w:val="19"/>
+                <w:sz w:val="18"/>
               </w:rPr>
               <w:t>商业 API</w:t>
             </w:r>
@@ -6052,20 +5568,19 @@
         </w:tc>
         <w:tc>
           <w:tcPr>
-            <w:tcW w:type="dxa" w:w="2379"/>
+            <w:tcW w:type="dxa" w:w="2160"/>
           </w:tcPr>
           <w:p>
             <w:pPr>
-              <w:spacing w:after="40" w:before="40"/>
+              <w:spacing w:before="40" w:after="40"/>
             </w:pPr>
-            <w:r/>
             <w:r>
               <w:rPr>
                 <w:rFonts w:ascii="Calibri" w:hAnsi="Calibri" w:eastAsia="宋体"/>
                 <w:b w:val="0"/>
                 <w:i w:val="0"/>
                 <w:color w:val="1A1A2E"/>
-                <w:sz w:val="19"/>
+                <w:sz w:val="18"/>
               </w:rPr>
               <w:t>https://tongyi.aliyun.com</w:t>
             </w:r>
@@ -6073,16 +5588,18 @@
         </w:tc>
       </w:tr>
     </w:tbl>
+    <w:p/>
     <w:p>
       <w:pPr>
-        <w:spacing w:after="40"/>
-      </w:pPr>
-    </w:p>
-    <w:p>
-      <w:pPr>
-        <w:pStyle w:val="Heading2"/>
+        <w:pStyle w:val="Heading1"/>
       </w:pPr>
       <w:r>
+        <w:rPr>
+          <w:rFonts w:ascii="Calibri" w:hAnsi="Calibri" w:eastAsia="宋体"/>
+          <w:b/>
+          <w:color w:val="6C2BD9"/>
+          <w:sz w:val="28"/>
+        </w:rPr>
         <w:t>四、开发工具</w:t>
       </w:r>
     </w:p>
@@ -6094,33 +5611,27 @@
         <w:tblLook w:firstColumn="1" w:firstRow="1" w:lastColumn="0" w:lastRow="0" w:noHBand="0" w:noVBand="1" w:val="04A0"/>
       </w:tblPr>
       <w:tblGrid>
-        <w:gridCol w:w="2379"/>
-        <w:gridCol w:w="2379"/>
-        <w:gridCol w:w="2379"/>
-        <w:gridCol w:w="2379"/>
+        <w:gridCol w:w="2160"/>
+        <w:gridCol w:w="2160"/>
+        <w:gridCol w:w="2160"/>
+        <w:gridCol w:w="2160"/>
       </w:tblGrid>
       <w:tr>
         <w:tc>
           <w:tcPr>
-            <w:tcW w:type="dxa" w:w="2379"/>
-            <w:shd w:val="clear" w:color="auto" w:fill="6C2BD9"/>
+            <w:tcW w:type="dxa" w:w="2160"/>
           </w:tcPr>
           <w:p>
             <w:pPr>
-              <w:spacing w:after="40" w:before="40"/>
+              <w:spacing w:before="40" w:after="40"/>
             </w:pPr>
-            <w:r>
-              <w:rPr>
-                <w:b/>
-              </w:rPr>
-            </w:r>
             <w:r>
               <w:rPr>
                 <w:rFonts w:ascii="Calibri" w:hAnsi="Calibri" w:eastAsia="宋体"/>
                 <w:b/>
                 <w:i w:val="0"/>
-                <w:color w:val="FFFFFF"/>
-                <w:sz w:val="20"/>
+                <w:color w:val="1A1A2E"/>
+                <w:sz w:val="18"/>
               </w:rPr>
               <w:t>工具</w:t>
             </w:r>
@@ -6128,25 +5639,19 @@
         </w:tc>
         <w:tc>
           <w:tcPr>
-            <w:tcW w:type="dxa" w:w="2379"/>
-            <w:shd w:val="clear" w:color="auto" w:fill="6C2BD9"/>
+            <w:tcW w:type="dxa" w:w="2160"/>
           </w:tcPr>
           <w:p>
             <w:pPr>
-              <w:spacing w:after="40" w:before="40"/>
+              <w:spacing w:before="40" w:after="40"/>
             </w:pPr>
-            <w:r>
-              <w:rPr>
-                <w:b/>
-              </w:rPr>
-            </w:r>
             <w:r>
               <w:rPr>
                 <w:rFonts w:ascii="Calibri" w:hAnsi="Calibri" w:eastAsia="宋体"/>
                 <w:b/>
                 <w:i w:val="0"/>
-                <w:color w:val="FFFFFF"/>
-                <w:sz w:val="20"/>
+                <w:color w:val="1A1A2E"/>
+                <w:sz w:val="18"/>
               </w:rPr>
               <w:t>用途</w:t>
             </w:r>
@@ -6154,25 +5659,19 @@
         </w:tc>
         <w:tc>
           <w:tcPr>
-            <w:tcW w:type="dxa" w:w="2379"/>
-            <w:shd w:val="clear" w:color="auto" w:fill="6C2BD9"/>
+            <w:tcW w:type="dxa" w:w="2160"/>
           </w:tcPr>
           <w:p>
             <w:pPr>
-              <w:spacing w:after="40" w:before="40"/>
+              <w:spacing w:before="40" w:after="40"/>
             </w:pPr>
-            <w:r>
-              <w:rPr>
-                <w:b/>
-              </w:rPr>
-            </w:r>
             <w:r>
               <w:rPr>
                 <w:rFonts w:ascii="Calibri" w:hAnsi="Calibri" w:eastAsia="宋体"/>
                 <w:b/>
                 <w:i w:val="0"/>
-                <w:color w:val="FFFFFF"/>
-                <w:sz w:val="20"/>
+                <w:color w:val="1A1A2E"/>
+                <w:sz w:val="18"/>
               </w:rPr>
               <w:t>许可证</w:t>
             </w:r>
@@ -6180,25 +5679,19 @@
         </w:tc>
         <w:tc>
           <w:tcPr>
-            <w:tcW w:type="dxa" w:w="2379"/>
-            <w:shd w:val="clear" w:color="auto" w:fill="6C2BD9"/>
+            <w:tcW w:type="dxa" w:w="2160"/>
           </w:tcPr>
           <w:p>
             <w:pPr>
-              <w:spacing w:after="40" w:before="40"/>
+              <w:spacing w:before="40" w:after="40"/>
             </w:pPr>
-            <w:r>
-              <w:rPr>
-                <w:b/>
-              </w:rPr>
-            </w:r>
             <w:r>
               <w:rPr>
                 <w:rFonts w:ascii="Calibri" w:hAnsi="Calibri" w:eastAsia="宋体"/>
                 <w:b/>
                 <w:i w:val="0"/>
-                <w:color w:val="FFFFFF"/>
-                <w:sz w:val="20"/>
+                <w:color w:val="1A1A2E"/>
+                <w:sz w:val="18"/>
               </w:rPr>
               <w:t>来源</w:t>
             </w:r>
@@ -6208,20 +5701,19 @@
       <w:tr>
         <w:tc>
           <w:tcPr>
-            <w:tcW w:type="dxa" w:w="2379"/>
+            <w:tcW w:type="dxa" w:w="2160"/>
           </w:tcPr>
           <w:p>
             <w:pPr>
-              <w:spacing w:after="40" w:before="40"/>
+              <w:spacing w:before="40" w:after="40"/>
             </w:pPr>
-            <w:r/>
             <w:r>
               <w:rPr>
                 <w:rFonts w:ascii="Calibri" w:hAnsi="Calibri" w:eastAsia="宋体"/>
                 <w:b/>
                 <w:i w:val="0"/>
                 <w:color w:val="1A1A2E"/>
-                <w:sz w:val="19"/>
+                <w:sz w:val="18"/>
               </w:rPr>
               <w:t>Node.js</w:t>
             </w:r>
@@ -6229,20 +5721,19 @@
         </w:tc>
         <w:tc>
           <w:tcPr>
-            <w:tcW w:type="dxa" w:w="2379"/>
+            <w:tcW w:type="dxa" w:w="2160"/>
           </w:tcPr>
           <w:p>
             <w:pPr>
-              <w:spacing w:after="40" w:before="40"/>
+              <w:spacing w:before="40" w:after="40"/>
             </w:pPr>
-            <w:r/>
             <w:r>
               <w:rPr>
                 <w:rFonts w:ascii="Calibri" w:hAnsi="Calibri" w:eastAsia="宋体"/>
                 <w:b w:val="0"/>
                 <w:i w:val="0"/>
                 <w:color w:val="1A1A2E"/>
-                <w:sz w:val="19"/>
+                <w:sz w:val="18"/>
               </w:rPr>
               <w:t>前端运行环境</w:t>
             </w:r>
@@ -6250,20 +5741,19 @@
         </w:tc>
         <w:tc>
           <w:tcPr>
-            <w:tcW w:type="dxa" w:w="2379"/>
+            <w:tcW w:type="dxa" w:w="2160"/>
           </w:tcPr>
           <w:p>
             <w:pPr>
-              <w:spacing w:after="40" w:before="40"/>
+              <w:spacing w:before="40" w:after="40"/>
             </w:pPr>
-            <w:r/>
             <w:r>
               <w:rPr>
                 <w:rFonts w:ascii="Calibri" w:hAnsi="Calibri" w:eastAsia="宋体"/>
                 <w:b w:val="0"/>
                 <w:i w:val="0"/>
                 <w:color w:val="1A1A2E"/>
-                <w:sz w:val="19"/>
+                <w:sz w:val="18"/>
               </w:rPr>
               <w:t>MIT</w:t>
             </w:r>
@@ -6271,20 +5761,19 @@
         </w:tc>
         <w:tc>
           <w:tcPr>
-            <w:tcW w:type="dxa" w:w="2379"/>
+            <w:tcW w:type="dxa" w:w="2160"/>
           </w:tcPr>
           <w:p>
             <w:pPr>
-              <w:spacing w:after="40" w:before="40"/>
+              <w:spacing w:before="40" w:after="40"/>
             </w:pPr>
-            <w:r/>
             <w:r>
               <w:rPr>
                 <w:rFonts w:ascii="Calibri" w:hAnsi="Calibri" w:eastAsia="宋体"/>
                 <w:b w:val="0"/>
                 <w:i w:val="0"/>
                 <w:color w:val="1A1A2E"/>
-                <w:sz w:val="19"/>
+                <w:sz w:val="18"/>
               </w:rPr>
               <w:t>https://nodejs.org</w:t>
             </w:r>
@@ -6294,21 +5783,19 @@
       <w:tr>
         <w:tc>
           <w:tcPr>
-            <w:tcW w:type="dxa" w:w="2379"/>
-            <w:shd w:val="clear" w:color="auto" w:fill="F4F2FA"/>
+            <w:tcW w:type="dxa" w:w="2160"/>
           </w:tcPr>
           <w:p>
             <w:pPr>
-              <w:spacing w:after="40" w:before="40"/>
+              <w:spacing w:before="40" w:after="40"/>
             </w:pPr>
-            <w:r/>
             <w:r>
               <w:rPr>
                 <w:rFonts w:ascii="Calibri" w:hAnsi="Calibri" w:eastAsia="宋体"/>
                 <w:b/>
                 <w:i w:val="0"/>
                 <w:color w:val="1A1A2E"/>
-                <w:sz w:val="19"/>
+                <w:sz w:val="18"/>
               </w:rPr>
               <w:t>Bun</w:t>
             </w:r>
@@ -6316,21 +5803,19 @@
         </w:tc>
         <w:tc>
           <w:tcPr>
-            <w:tcW w:type="dxa" w:w="2379"/>
-            <w:shd w:val="clear" w:color="auto" w:fill="F4F2FA"/>
+            <w:tcW w:type="dxa" w:w="2160"/>
           </w:tcPr>
           <w:p>
             <w:pPr>
-              <w:spacing w:after="40" w:before="40"/>
+              <w:spacing w:before="40" w:after="40"/>
             </w:pPr>
-            <w:r/>
             <w:r>
               <w:rPr>
                 <w:rFonts w:ascii="Calibri" w:hAnsi="Calibri" w:eastAsia="宋体"/>
                 <w:b w:val="0"/>
                 <w:i w:val="0"/>
                 <w:color w:val="1A1A2E"/>
-                <w:sz w:val="19"/>
+                <w:sz w:val="18"/>
               </w:rPr>
               <w:t>前端包管理器/运行器</w:t>
             </w:r>
@@ -6338,21 +5823,19 @@
         </w:tc>
         <w:tc>
           <w:tcPr>
-            <w:tcW w:type="dxa" w:w="2379"/>
-            <w:shd w:val="clear" w:color="auto" w:fill="F4F2FA"/>
+            <w:tcW w:type="dxa" w:w="2160"/>
           </w:tcPr>
           <w:p>
             <w:pPr>
-              <w:spacing w:after="40" w:before="40"/>
+              <w:spacing w:before="40" w:after="40"/>
             </w:pPr>
-            <w:r/>
             <w:r>
               <w:rPr>
                 <w:rFonts w:ascii="Calibri" w:hAnsi="Calibri" w:eastAsia="宋体"/>
                 <w:b w:val="0"/>
                 <w:i w:val="0"/>
                 <w:color w:val="1A1A2E"/>
-                <w:sz w:val="19"/>
+                <w:sz w:val="18"/>
               </w:rPr>
               <w:t>MIT</w:t>
             </w:r>
@@ -6360,21 +5843,19 @@
         </w:tc>
         <w:tc>
           <w:tcPr>
-            <w:tcW w:type="dxa" w:w="2379"/>
-            <w:shd w:val="clear" w:color="auto" w:fill="F4F2FA"/>
+            <w:tcW w:type="dxa" w:w="2160"/>
           </w:tcPr>
           <w:p>
             <w:pPr>
-              <w:spacing w:after="40" w:before="40"/>
+              <w:spacing w:before="40" w:after="40"/>
             </w:pPr>
-            <w:r/>
             <w:r>
               <w:rPr>
                 <w:rFonts w:ascii="Calibri" w:hAnsi="Calibri" w:eastAsia="宋体"/>
                 <w:b w:val="0"/>
                 <w:i w:val="0"/>
                 <w:color w:val="1A1A2E"/>
-                <w:sz w:val="19"/>
+                <w:sz w:val="18"/>
               </w:rPr>
               <w:t>https://bun.sh</w:t>
             </w:r>
@@ -6384,20 +5865,19 @@
       <w:tr>
         <w:tc>
           <w:tcPr>
-            <w:tcW w:type="dxa" w:w="2379"/>
+            <w:tcW w:type="dxa" w:w="2160"/>
           </w:tcPr>
           <w:p>
             <w:pPr>
-              <w:spacing w:after="40" w:before="40"/>
+              <w:spacing w:before="40" w:after="40"/>
             </w:pPr>
-            <w:r/>
             <w:r>
               <w:rPr>
                 <w:rFonts w:ascii="Calibri" w:hAnsi="Calibri" w:eastAsia="宋体"/>
                 <w:b/>
                 <w:i w:val="0"/>
                 <w:color w:val="1A1A2E"/>
-                <w:sz w:val="19"/>
+                <w:sz w:val="18"/>
               </w:rPr>
               <w:t>Python 3.12+</w:t>
             </w:r>
@@ -6405,20 +5885,19 @@
         </w:tc>
         <w:tc>
           <w:tcPr>
-            <w:tcW w:type="dxa" w:w="2379"/>
+            <w:tcW w:type="dxa" w:w="2160"/>
           </w:tcPr>
           <w:p>
             <w:pPr>
-              <w:spacing w:after="40" w:before="40"/>
+              <w:spacing w:before="40" w:after="40"/>
             </w:pPr>
-            <w:r/>
             <w:r>
               <w:rPr>
                 <w:rFonts w:ascii="Calibri" w:hAnsi="Calibri" w:eastAsia="宋体"/>
                 <w:b w:val="0"/>
                 <w:i w:val="0"/>
                 <w:color w:val="1A1A2E"/>
-                <w:sz w:val="19"/>
+                <w:sz w:val="18"/>
               </w:rPr>
               <w:t>后端运行环境</w:t>
             </w:r>
@@ -6426,20 +5905,19 @@
         </w:tc>
         <w:tc>
           <w:tcPr>
-            <w:tcW w:type="dxa" w:w="2379"/>
+            <w:tcW w:type="dxa" w:w="2160"/>
           </w:tcPr>
           <w:p>
             <w:pPr>
-              <w:spacing w:after="40" w:before="40"/>
+              <w:spacing w:before="40" w:after="40"/>
             </w:pPr>
-            <w:r/>
             <w:r>
               <w:rPr>
                 <w:rFonts w:ascii="Calibri" w:hAnsi="Calibri" w:eastAsia="宋体"/>
                 <w:b w:val="0"/>
                 <w:i w:val="0"/>
                 <w:color w:val="1A1A2E"/>
-                <w:sz w:val="19"/>
+                <w:sz w:val="18"/>
               </w:rPr>
               <w:t>PSF</w:t>
             </w:r>
@@ -6447,20 +5925,19 @@
         </w:tc>
         <w:tc>
           <w:tcPr>
-            <w:tcW w:type="dxa" w:w="2379"/>
+            <w:tcW w:type="dxa" w:w="2160"/>
           </w:tcPr>
           <w:p>
             <w:pPr>
-              <w:spacing w:after="40" w:before="40"/>
+              <w:spacing w:before="40" w:after="40"/>
             </w:pPr>
-            <w:r/>
             <w:r>
               <w:rPr>
                 <w:rFonts w:ascii="Calibri" w:hAnsi="Calibri" w:eastAsia="宋体"/>
                 <w:b w:val="0"/>
                 <w:i w:val="0"/>
                 <w:color w:val="1A1A2E"/>
-                <w:sz w:val="19"/>
+                <w:sz w:val="18"/>
               </w:rPr>
               <w:t>https://python.org</w:t>
             </w:r>
@@ -6470,21 +5947,19 @@
       <w:tr>
         <w:tc>
           <w:tcPr>
-            <w:tcW w:type="dxa" w:w="2379"/>
-            <w:shd w:val="clear" w:color="auto" w:fill="F4F2FA"/>
+            <w:tcW w:type="dxa" w:w="2160"/>
           </w:tcPr>
           <w:p>
             <w:pPr>
-              <w:spacing w:after="40" w:before="40"/>
+              <w:spacing w:before="40" w:after="40"/>
             </w:pPr>
-            <w:r/>
             <w:r>
               <w:rPr>
                 <w:rFonts w:ascii="Calibri" w:hAnsi="Calibri" w:eastAsia="宋体"/>
                 <w:b/>
                 <w:i w:val="0"/>
                 <w:color w:val="1A1A2E"/>
-                <w:sz w:val="19"/>
+                <w:sz w:val="18"/>
               </w:rPr>
               <w:t>Git</w:t>
             </w:r>
@@ -6492,21 +5967,19 @@
         </w:tc>
         <w:tc>
           <w:tcPr>
-            <w:tcW w:type="dxa" w:w="2379"/>
-            <w:shd w:val="clear" w:color="auto" w:fill="F4F2FA"/>
+            <w:tcW w:type="dxa" w:w="2160"/>
           </w:tcPr>
           <w:p>
             <w:pPr>
-              <w:spacing w:after="40" w:before="40"/>
+              <w:spacing w:before="40" w:after="40"/>
             </w:pPr>
-            <w:r/>
             <w:r>
               <w:rPr>
                 <w:rFonts w:ascii="Calibri" w:hAnsi="Calibri" w:eastAsia="宋体"/>
                 <w:b w:val="0"/>
                 <w:i w:val="0"/>
                 <w:color w:val="1A1A2E"/>
-                <w:sz w:val="19"/>
+                <w:sz w:val="18"/>
               </w:rPr>
               <w:t>版本控制</w:t>
             </w:r>
@@ -6514,21 +5987,19 @@
         </w:tc>
         <w:tc>
           <w:tcPr>
-            <w:tcW w:type="dxa" w:w="2379"/>
-            <w:shd w:val="clear" w:color="auto" w:fill="F4F2FA"/>
+            <w:tcW w:type="dxa" w:w="2160"/>
           </w:tcPr>
           <w:p>
             <w:pPr>
-              <w:spacing w:after="40" w:before="40"/>
+              <w:spacing w:before="40" w:after="40"/>
             </w:pPr>
-            <w:r/>
             <w:r>
               <w:rPr>
                 <w:rFonts w:ascii="Calibri" w:hAnsi="Calibri" w:eastAsia="宋体"/>
                 <w:b w:val="0"/>
                 <w:i w:val="0"/>
                 <w:color w:val="1A1A2E"/>
-                <w:sz w:val="19"/>
+                <w:sz w:val="18"/>
               </w:rPr>
               <w:t>GPL-2.0</w:t>
             </w:r>
@@ -6536,21 +6007,19 @@
         </w:tc>
         <w:tc>
           <w:tcPr>
-            <w:tcW w:type="dxa" w:w="2379"/>
-            <w:shd w:val="clear" w:color="auto" w:fill="F4F2FA"/>
+            <w:tcW w:type="dxa" w:w="2160"/>
           </w:tcPr>
           <w:p>
             <w:pPr>
-              <w:spacing w:after="40" w:before="40"/>
+              <w:spacing w:before="40" w:after="40"/>
             </w:pPr>
-            <w:r/>
             <w:r>
               <w:rPr>
                 <w:rFonts w:ascii="Calibri" w:hAnsi="Calibri" w:eastAsia="宋体"/>
                 <w:b w:val="0"/>
                 <w:i w:val="0"/>
                 <w:color w:val="1A1A2E"/>
-                <w:sz w:val="19"/>
+                <w:sz w:val="18"/>
               </w:rPr>
               <w:t>https://git-scm.com</w:t>
             </w:r>
@@ -6560,20 +6029,19 @@
       <w:tr>
         <w:tc>
           <w:tcPr>
-            <w:tcW w:type="dxa" w:w="2379"/>
+            <w:tcW w:type="dxa" w:w="2160"/>
           </w:tcPr>
           <w:p>
             <w:pPr>
-              <w:spacing w:after="40" w:before="40"/>
+              <w:spacing w:before="40" w:after="40"/>
             </w:pPr>
-            <w:r/>
             <w:r>
               <w:rPr>
                 <w:rFonts w:ascii="Calibri" w:hAnsi="Calibri" w:eastAsia="宋体"/>
                 <w:b/>
                 <w:i w:val="0"/>
                 <w:color w:val="1A1A2E"/>
-                <w:sz w:val="19"/>
+                <w:sz w:val="18"/>
               </w:rPr>
               <w:t>FFmpeg</w:t>
             </w:r>
@@ -6581,20 +6049,19 @@
         </w:tc>
         <w:tc>
           <w:tcPr>
-            <w:tcW w:type="dxa" w:w="2379"/>
+            <w:tcW w:type="dxa" w:w="2160"/>
           </w:tcPr>
           <w:p>
             <w:pPr>
-              <w:spacing w:after="40" w:before="40"/>
+              <w:spacing w:before="40" w:after="40"/>
             </w:pPr>
-            <w:r/>
             <w:r>
               <w:rPr>
                 <w:rFonts w:ascii="Calibri" w:hAnsi="Calibri" w:eastAsia="宋体"/>
                 <w:b w:val="0"/>
                 <w:i w:val="0"/>
                 <w:color w:val="1A1A2E"/>
-                <w:sz w:val="19"/>
+                <w:sz w:val="18"/>
               </w:rPr>
               <w:t>视频/音频处理（可选）</w:t>
             </w:r>
@@ -6602,20 +6069,19 @@
         </w:tc>
         <w:tc>
           <w:tcPr>
-            <w:tcW w:type="dxa" w:w="2379"/>
+            <w:tcW w:type="dxa" w:w="2160"/>
           </w:tcPr>
           <w:p>
             <w:pPr>
-              <w:spacing w:after="40" w:before="40"/>
+              <w:spacing w:before="40" w:after="40"/>
             </w:pPr>
-            <w:r/>
             <w:r>
               <w:rPr>
                 <w:rFonts w:ascii="Calibri" w:hAnsi="Calibri" w:eastAsia="宋体"/>
                 <w:b w:val="0"/>
                 <w:i w:val="0"/>
                 <w:color w:val="1A1A2E"/>
-                <w:sz w:val="19"/>
+                <w:sz w:val="18"/>
               </w:rPr>
               <w:t>LGPL/GPL</w:t>
             </w:r>
@@ -6623,20 +6089,19 @@
         </w:tc>
         <w:tc>
           <w:tcPr>
-            <w:tcW w:type="dxa" w:w="2379"/>
+            <w:tcW w:type="dxa" w:w="2160"/>
           </w:tcPr>
           <w:p>
             <w:pPr>
-              <w:spacing w:after="40" w:before="40"/>
+              <w:spacing w:before="40" w:after="40"/>
             </w:pPr>
-            <w:r/>
             <w:r>
               <w:rPr>
                 <w:rFonts w:ascii="Calibri" w:hAnsi="Calibri" w:eastAsia="宋体"/>
                 <w:b w:val="0"/>
                 <w:i w:val="0"/>
                 <w:color w:val="1A1A2E"/>
-                <w:sz w:val="19"/>
+                <w:sz w:val="18"/>
               </w:rPr>
               <w:t>https://ffmpeg.org</w:t>
             </w:r>
@@ -6644,16 +6109,18 @@
         </w:tc>
       </w:tr>
     </w:tbl>
+    <w:p/>
     <w:p>
       <w:pPr>
-        <w:spacing w:after="40"/>
-      </w:pPr>
-    </w:p>
-    <w:p>
-      <w:pPr>
-        <w:pStyle w:val="Heading2"/>
+        <w:pStyle w:val="Heading1"/>
       </w:pPr>
       <w:r>
+        <w:rPr>
+          <w:rFonts w:ascii="Calibri" w:hAnsi="Calibri" w:eastAsia="宋体"/>
+          <w:b/>
+          <w:color w:val="6C2BD9"/>
+          <w:sz w:val="28"/>
+        </w:rPr>
         <w:t>五、AI Coding 工具使用说明</w:t>
       </w:r>
     </w:p>
@@ -6679,7 +6146,7 @@
     </w:p>
     <w:p>
       <w:pPr>
-        <w:spacing w:after="100" w:line="336" w:lineRule="auto"/>
+        <w:spacing w:before="80" w:after="80" w:line="276" w:lineRule="auto"/>
       </w:pPr>
       <w:r>
         <w:rPr>
@@ -6754,15 +6221,15 @@
     </w:p>
     <w:p>
       <w:pPr>
-        <w:spacing w:after="40" w:line="312" w:lineRule="auto"/>
+        <w:spacing w:before="40" w:after="40" w:line="276" w:lineRule="auto"/>
         <w:ind w:left="454"/>
       </w:pPr>
       <w:r>
         <w:rPr>
           <w:rFonts w:ascii="Calibri" w:hAnsi="Calibri" w:eastAsia="宋体"/>
-          <w:b/>
+          <w:b w:val="0"/>
           <w:i w:val="0"/>
-          <w:color w:val="6C2BD9"/>
+          <w:color w:val="1A1A2E"/>
           <w:sz w:val="21"/>
         </w:rPr>
         <w:t xml:space="preserve">1. </w:t>
@@ -6790,15 +6257,15 @@
     </w:p>
     <w:p>
       <w:pPr>
-        <w:spacing w:after="40" w:line="312" w:lineRule="auto"/>
+        <w:spacing w:before="40" w:after="40" w:line="276" w:lineRule="auto"/>
         <w:ind w:left="454"/>
       </w:pPr>
       <w:r>
         <w:rPr>
           <w:rFonts w:ascii="Calibri" w:hAnsi="Calibri" w:eastAsia="宋体"/>
-          <w:b/>
+          <w:b w:val="0"/>
           <w:i w:val="0"/>
-          <w:color w:val="6C2BD9"/>
+          <w:color w:val="1A1A2E"/>
           <w:sz w:val="21"/>
         </w:rPr>
         <w:t xml:space="preserve">2. </w:t>
@@ -6826,15 +6293,15 @@
     </w:p>
     <w:p>
       <w:pPr>
-        <w:spacing w:after="40" w:line="312" w:lineRule="auto"/>
+        <w:spacing w:before="40" w:after="40" w:line="276" w:lineRule="auto"/>
         <w:ind w:left="454"/>
       </w:pPr>
       <w:r>
         <w:rPr>
           <w:rFonts w:ascii="Calibri" w:hAnsi="Calibri" w:eastAsia="宋体"/>
-          <w:b/>
+          <w:b w:val="0"/>
           <w:i w:val="0"/>
-          <w:color w:val="6C2BD9"/>
+          <w:color w:val="1A1A2E"/>
           <w:sz w:val="21"/>
         </w:rPr>
         <w:t xml:space="preserve">3. </w:t>
@@ -6862,15 +6329,15 @@
     </w:p>
     <w:p>
       <w:pPr>
-        <w:spacing w:after="40" w:line="312" w:lineRule="auto"/>
+        <w:spacing w:before="40" w:after="40" w:line="276" w:lineRule="auto"/>
         <w:ind w:left="454"/>
       </w:pPr>
       <w:r>
         <w:rPr>
           <w:rFonts w:ascii="Calibri" w:hAnsi="Calibri" w:eastAsia="宋体"/>
-          <w:b/>
+          <w:b w:val="0"/>
           <w:i w:val="0"/>
-          <w:color w:val="6C2BD9"/>
+          <w:color w:val="1A1A2E"/>
           <w:sz w:val="21"/>
         </w:rPr>
         <w:t xml:space="preserve">4. </w:t>
@@ -6898,7 +6365,7 @@
     </w:p>
     <w:p>
       <w:pPr>
-        <w:spacing w:after="100" w:line="336" w:lineRule="auto"/>
+        <w:spacing w:before="80" w:after="80" w:line="276" w:lineRule="auto"/>
       </w:pPr>
       <w:r>
         <w:rPr>
@@ -6919,7 +6386,6 @@
         <w:rPr>
           <w:rFonts w:ascii="Calibri" w:hAnsi="Calibri" w:eastAsia="宋体"/>
           <w:b w:val="0"/>
-          <w:i w:val="0"/>
           <w:color w:val="999999"/>
           <w:sz w:val="18"/>
         </w:rPr>
@@ -6928,15 +6394,21 @@
     </w:p>
     <w:p>
       <w:pPr>
-        <w:pStyle w:val="Heading2"/>
+        <w:pStyle w:val="Heading1"/>
       </w:pPr>
       <w:r>
+        <w:rPr>
+          <w:rFonts w:ascii="Calibri" w:hAnsi="Calibri" w:eastAsia="宋体"/>
+          <w:b/>
+          <w:color w:val="6C2BD9"/>
+          <w:sz w:val="28"/>
+        </w:rPr>
         <w:t>合规声明</w:t>
       </w:r>
     </w:p>
     <w:p>
       <w:pPr>
-        <w:spacing w:after="100" w:line="336" w:lineRule="auto"/>
+        <w:spacing w:before="80" w:after="80" w:line="276" w:lineRule="auto"/>
       </w:pPr>
       <w:r>
         <w:rPr>
@@ -6951,7 +6423,7 @@
     </w:p>
     <w:p>
       <w:pPr>
-        <w:spacing w:after="100" w:line="336" w:lineRule="auto"/>
+        <w:spacing w:before="80" w:after="80" w:line="276" w:lineRule="auto"/>
       </w:pPr>
       <w:r>
         <w:rPr>
@@ -6976,15 +6448,15 @@
     </w:p>
     <w:p>
       <w:pPr>
-        <w:spacing w:after="40" w:line="312" w:lineRule="auto"/>
+        <w:spacing w:before="40" w:after="40" w:line="276" w:lineRule="auto"/>
         <w:ind w:left="454"/>
       </w:pPr>
       <w:r>
         <w:rPr>
           <w:rFonts w:ascii="Calibri" w:hAnsi="Calibri" w:eastAsia="宋体"/>
-          <w:b/>
+          <w:b w:val="0"/>
           <w:i w:val="0"/>
-          <w:color w:val="6C2BD9"/>
+          <w:color w:val="1A1A2E"/>
           <w:sz w:val="21"/>
         </w:rPr>
         <w:t xml:space="preserve">• </w:t>
@@ -7012,15 +6484,15 @@
     </w:p>
     <w:p>
       <w:pPr>
-        <w:spacing w:after="40" w:line="312" w:lineRule="auto"/>
+        <w:spacing w:before="40" w:after="40" w:line="276" w:lineRule="auto"/>
         <w:ind w:left="454"/>
       </w:pPr>
       <w:r>
         <w:rPr>
           <w:rFonts w:ascii="Calibri" w:hAnsi="Calibri" w:eastAsia="宋体"/>
-          <w:b/>
+          <w:b w:val="0"/>
           <w:i w:val="0"/>
-          <w:color w:val="6C2BD9"/>
+          <w:color w:val="1A1A2E"/>
           <w:sz w:val="21"/>
         </w:rPr>
         <w:t xml:space="preserve">• </w:t>
@@ -7048,7 +6520,7 @@
     </w:p>
     <w:p>
       <w:pPr>
-        <w:spacing w:after="100" w:line="336" w:lineRule="auto"/>
+        <w:spacing w:before="80" w:after="80" w:line="276" w:lineRule="auto"/>
       </w:pPr>
       <w:r>
         <w:rPr>
@@ -7071,108 +6543,14 @@
         <w:t>：2026-07-19</w:t>
       </w:r>
     </w:p>
-    <w:p/>
-    <w:p>
-      <w:pPr>
-        <w:jc w:val="center"/>
-      </w:pPr>
-      <w:r>
-        <w:rPr>
-          <w:rFonts w:ascii="Calibri" w:hAnsi="Calibri" w:eastAsia="宋体"/>
-          <w:b w:val="0"/>
-          <w:i/>
-          <w:color w:val="999999"/>
-          <w:sz w:val="17"/>
-        </w:rPr>
-        <w:t>━ 本文档由 MARS-408 参赛团队编写，2026 福建高校「火山杯」Agent 创新大赛参赛配套 ━</w:t>
-      </w:r>
-    </w:p>
     <w:sectPr>
-      <w:headerReference w:type="default" r:id="rId9"/>
-      <w:footerReference w:type="default" r:id="rId10"/>
       <w:pgSz w:w="12240" w:h="15840"/>
-      <w:pgMar w:top="1247" w:right="1361" w:bottom="1134" w:left="1361" w:header="720" w:footer="720" w:gutter="0"/>
+      <w:pgMar w:top="1440" w:right="1800" w:bottom="1440" w:left="1800" w:header="720" w:footer="720" w:gutter="0"/>
       <w:cols w:space="720"/>
       <w:docGrid w:linePitch="360"/>
     </w:sectPr>
   </w:body>
 </w:document>
-</file>
-
-<file path=word/footer1.xml><?xml version="1.0" encoding="utf-8"?>
-<w:ftr xmlns:m="http://schemas.openxmlformats.org/officeDocument/2006/math" xmlns:mc="http://schemas.openxmlformats.org/markup-compatibility/2006" xmlns:mo="http://schemas.microsoft.com/office/mac/office/2008/main" xmlns:mv="urn:schemas-microsoft-com:mac:vml" xmlns:o="urn:schemas-microsoft-com:office:office" xmlns:r="http://schemas.openxmlformats.org/officeDocument/2006/relationships" xmlns:v="urn:schemas-microsoft-com:vml" xmlns:w10="urn:schemas-microsoft-com:office:word" xmlns:w14="http://schemas.microsoft.com/office/word/2010/wordml" xmlns:w="http://schemas.openxmlformats.org/wordprocessingml/2006/main" xmlns:wne="http://schemas.microsoft.com/office/word/2006/wordml" xmlns:wp14="http://schemas.microsoft.com/office/word/2010/wordprocessingDrawing" xmlns:wp="http://schemas.openxmlformats.org/drawingml/2006/wordprocessingDrawing" xmlns:wpc="http://schemas.microsoft.com/office/word/2010/wordprocessingCanvas" xmlns:wpg="http://schemas.microsoft.com/office/word/2010/wordprocessingGroup" xmlns:wpi="http://schemas.microsoft.com/office/word/2010/wordprocessingInk" xmlns:wps="http://schemas.microsoft.com/office/word/2010/wordprocessingShape" mc:Ignorable="w14 wp14">
-  <w:p>
-    <w:pPr>
-      <w:pStyle w:val="Footer"/>
-      <w:jc w:val="center"/>
-    </w:pPr>
-    <w:r>
-      <w:rPr>
-        <w:rFonts w:ascii="Calibri" w:hAnsi="Calibri" w:eastAsia="宋体"/>
-        <w:b w:val="0"/>
-        <w:i w:val="0"/>
-        <w:color w:val="666666"/>
-        <w:sz w:val="18"/>
-      </w:rPr>
-      <w:t xml:space="preserve">第 </w:t>
-    </w:r>
-    <w:r>
-      <w:fldChar w:fldCharType="begin"/>
-      <w:instrText xml:space="preserve">PAGE</w:instrText>
-      <w:fldChar w:fldCharType="separate"/>
-      <w:t>右键更新域可生成目录</w:t>
-      <w:fldChar w:fldCharType="end"/>
-    </w:r>
-    <w:r>
-      <w:rPr>
-        <w:rFonts w:ascii="Calibri" w:hAnsi="Calibri" w:eastAsia="宋体"/>
-        <w:b w:val="0"/>
-        <w:i w:val="0"/>
-        <w:color w:val="666666"/>
-        <w:sz w:val="18"/>
-      </w:rPr>
-      <w:t xml:space="preserve"> 页 / 共 </w:t>
-    </w:r>
-    <w:r>
-      <w:fldChar w:fldCharType="begin"/>
-      <w:instrText xml:space="preserve">NUMPAGES</w:instrText>
-      <w:fldChar w:fldCharType="separate"/>
-      <w:t>右键更新域可生成目录</w:t>
-      <w:fldChar w:fldCharType="end"/>
-    </w:r>
-    <w:r>
-      <w:rPr>
-        <w:rFonts w:ascii="Calibri" w:hAnsi="Calibri" w:eastAsia="宋体"/>
-        <w:b w:val="0"/>
-        <w:i w:val="0"/>
-        <w:color w:val="666666"/>
-        <w:sz w:val="18"/>
-      </w:rPr>
-      <w:t xml:space="preserve"> 页</w:t>
-    </w:r>
-  </w:p>
-</w:ftr>
-</file>
-
-<file path=word/header1.xml><?xml version="1.0" encoding="utf-8"?>
-<w:hdr xmlns:m="http://schemas.openxmlformats.org/officeDocument/2006/math" xmlns:mc="http://schemas.openxmlformats.org/markup-compatibility/2006" xmlns:mo="http://schemas.microsoft.com/office/mac/office/2008/main" xmlns:mv="urn:schemas-microsoft-com:mac:vml" xmlns:o="urn:schemas-microsoft-com:office:office" xmlns:r="http://schemas.openxmlformats.org/officeDocument/2006/relationships" xmlns:v="urn:schemas-microsoft-com:vml" xmlns:w10="urn:schemas-microsoft-com:office:word" xmlns:w14="http://schemas.microsoft.com/office/word/2010/wordml" xmlns:w="http://schemas.openxmlformats.org/wordprocessingml/2006/main" xmlns:wne="http://schemas.microsoft.com/office/word/2006/wordml" xmlns:wp14="http://schemas.microsoft.com/office/word/2010/wordprocessingDrawing" xmlns:wp="http://schemas.openxmlformats.org/drawingml/2006/wordprocessingDrawing" xmlns:wpc="http://schemas.microsoft.com/office/word/2010/wordprocessingCanvas" xmlns:wpg="http://schemas.microsoft.com/office/word/2010/wordprocessingGroup" xmlns:wpi="http://schemas.microsoft.com/office/word/2010/wordprocessingInk" xmlns:wps="http://schemas.microsoft.com/office/word/2010/wordprocessingShape" mc:Ignorable="w14 wp14">
-  <w:p>
-    <w:pPr>
-      <w:pStyle w:val="Header"/>
-      <w:jc w:val="right"/>
-    </w:pPr>
-    <w:r>
-      <w:rPr>
-        <w:rFonts w:ascii="Calibri" w:hAnsi="Calibri" w:eastAsia="宋体"/>
-        <w:b w:val="0"/>
-        <w:i w:val="0"/>
-        <w:color w:val="999999"/>
-        <w:sz w:val="17"/>
-      </w:rPr>
-      <w:t>MARS-408 · MARS-408 开源协议合规标注</w:t>
-    </w:r>
-  </w:p>
-</w:hdr>
 </file>
 
 <file path=word/numbering.xml><?xml version="1.0" encoding="utf-8"?>
@@ -7538,14 +6916,6 @@
     <w:name w:val="Normal"/>
     <w:qFormat/>
     <w:rsid w:val="00FC693F"/>
-    <w:pPr>
-      <w:spacing w:lineRule="auto" w:line="324" w:after="80"/>
-    </w:pPr>
-    <w:rPr>
-      <w:rFonts w:ascii="Calibri" w:hAnsi="Calibri" w:eastAsia="宋体"/>
-      <w:color w:val="1A1A2E"/>
-      <w:sz w:val="21"/>
-    </w:rPr>
   </w:style>
   <w:style w:type="paragraph" w:styleId="Header">
     <w:name w:val="header"/>
@@ -7602,15 +6972,15 @@
     <w:pPr>
       <w:keepNext/>
       <w:keepLines/>
-      <w:spacing w:before="280" w:after="120"/>
+      <w:spacing w:before="480" w:after="0"/>
       <w:outlineLvl w:val="0"/>
     </w:pPr>
     <w:rPr>
-      <w:rFonts w:asciiTheme="majorHAnsi" w:eastAsiaTheme="majorEastAsia" w:hAnsiTheme="majorHAnsi" w:cstheme="majorBidi" w:ascii="Calibri" w:hAnsi="Calibri" w:eastAsia="黑体"/>
+      <w:rFonts w:asciiTheme="majorHAnsi" w:eastAsiaTheme="majorEastAsia" w:hAnsiTheme="majorHAnsi" w:cstheme="majorBidi"/>
       <w:b/>
       <w:bCs/>
-      <w:color w:val="4A1F96"/>
-      <w:sz w:val="36"/>
+      <w:color w:val="365F91" w:themeColor="accent1" w:themeShade="BF"/>
+      <w:sz w:val="28"/>
       <w:szCs w:val="28"/>
     </w:rPr>
   </w:style>
@@ -7626,15 +6996,15 @@
     <w:pPr>
       <w:keepNext/>
       <w:keepLines/>
-      <w:spacing w:before="280" w:after="120"/>
+      <w:spacing w:before="200" w:after="0"/>
       <w:outlineLvl w:val="1"/>
     </w:pPr>
     <w:rPr>
-      <w:rFonts w:asciiTheme="majorHAnsi" w:eastAsiaTheme="majorEastAsia" w:hAnsiTheme="majorHAnsi" w:cstheme="majorBidi" w:ascii="Calibri" w:hAnsi="Calibri" w:eastAsia="黑体"/>
+      <w:rFonts w:asciiTheme="majorHAnsi" w:eastAsiaTheme="majorEastAsia" w:hAnsiTheme="majorHAnsi" w:cstheme="majorBidi"/>
       <w:b/>
       <w:bCs/>
-      <w:color w:val="6C2BD9"/>
-      <w:sz w:val="30"/>
+      <w:color w:val="4F81BD" w:themeColor="accent1"/>
+      <w:sz w:val="26"/>
       <w:szCs w:val="26"/>
     </w:rPr>
   </w:style>
@@ -7650,15 +7020,14 @@
     <w:pPr>
       <w:keepNext/>
       <w:keepLines/>
-      <w:spacing w:before="160" w:after="120"/>
+      <w:spacing w:before="200" w:after="0"/>
       <w:outlineLvl w:val="2"/>
     </w:pPr>
     <w:rPr>
-      <w:rFonts w:asciiTheme="majorHAnsi" w:eastAsiaTheme="majorEastAsia" w:hAnsiTheme="majorHAnsi" w:cstheme="majorBidi" w:ascii="Calibri" w:hAnsi="Calibri" w:eastAsia="黑体"/>
+      <w:rFonts w:asciiTheme="majorHAnsi" w:eastAsiaTheme="majorEastAsia" w:hAnsiTheme="majorHAnsi" w:cstheme="majorBidi"/>
       <w:b/>
       <w:bCs/>
-      <w:color w:val="1A1A2E"/>
-      <w:sz w:val="26"/>
+      <w:color w:val="4F81BD" w:themeColor="accent1"/>
     </w:rPr>
   </w:style>
   <w:style w:type="paragraph" w:styleId="Heading4">
@@ -7674,17 +7043,16 @@
     <w:pPr>
       <w:keepNext/>
       <w:keepLines/>
-      <w:spacing w:before="160" w:after="120"/>
+      <w:spacing w:before="200" w:after="0"/>
       <w:outlineLvl w:val="3"/>
     </w:pPr>
     <w:rPr>
-      <w:rFonts w:asciiTheme="majorHAnsi" w:eastAsiaTheme="majorEastAsia" w:hAnsiTheme="majorHAnsi" w:cstheme="majorBidi" w:ascii="Calibri" w:hAnsi="Calibri" w:eastAsia="黑体"/>
+      <w:rFonts w:asciiTheme="majorHAnsi" w:eastAsiaTheme="majorEastAsia" w:hAnsiTheme="majorHAnsi" w:cstheme="majorBidi"/>
       <w:b/>
       <w:bCs/>
       <w:i/>
       <w:iCs/>
-      <w:color w:val="1A1A2E"/>
-      <w:sz w:val="23"/>
+      <w:color w:val="4F81BD" w:themeColor="accent1"/>
     </w:rPr>
   </w:style>
   <w:style w:type="paragraph" w:styleId="Heading5">

--- a/submission/02_配套文档/docx/OPENSOURCE_LICENSES.docx
+++ b/submission/02_配套文档/docx/OPENSOURCE_LICENSES.docx
@@ -394,7 +394,7 @@
                 <w:color w:val="1A1A2E"/>
                 <w:sz w:val="18"/>
               </w:rPr>
-              <w:t>核心大语言模型（LLM 三通道</w:t>
+              <w:t>核心大语言模型（LLM 四通道</w:t>
             </w:r>
             <w:r>
               <w:rPr>
@@ -1605,7 +1605,7 @@
           <w:color w:val="1A1A2E"/>
           <w:sz w:val="21"/>
         </w:rPr>
-        <w:t>：以上讯飞工具均通过讯飞开放平台正规渠道接入，遵守讯飞开放平台服务协议。星火 X2 为赛题合规要求的 LLM 工具，已接入三通道 LLM 路由作为核心通道之一。</w:t>
+        <w:t>：以上讯飞工具均通过讯飞开放平台正规渠道接入，遵守讯飞开放平台服务协议。星火 X2 为赛题合规要求的 LLM 工具，已接入四通道 LLM 路由作为核心通道之一；另接入智谱 GLM（glm-4-flash）作第 4 兜底通道，商业 API（免费档），遵守智谱开放平台服务协议，来源 https://open.bigmodel.cn 。</w:t>
       </w:r>
     </w:p>
     <w:p>
@@ -5358,7 +5358,7 @@
                 <w:color w:val="1A1A2E"/>
                 <w:sz w:val="18"/>
               </w:rPr>
-              <w:t>大语言模型（LLM 三通道</w:t>
+              <w:t>大语言模型（LLM 四通道</w:t>
             </w:r>
             <w:r>
               <w:rPr>
@@ -5460,7 +5460,7 @@
                 <w:color w:val="1A1A2E"/>
                 <w:sz w:val="18"/>
               </w:rPr>
-              <w:t>大语言模型（LLM 三通道第二优先级，降级通道）</w:t>
+              <w:t>大语言模型（LLM 四通道第二优先级，降级通道）</w:t>
             </w:r>
           </w:p>
         </w:tc>
@@ -5522,7 +5522,7 @@
                 <w:color w:val="1A1A2E"/>
                 <w:sz w:val="18"/>
               </w:rPr>
-              <w:t>Qwen2.5 (qwen2.5-7b-instruct)</w:t>
+              <w:t>Qwen (qwen3.8-max)</w:t>
             </w:r>
           </w:p>
         </w:tc>
@@ -5542,7 +5542,7 @@
                 <w:color w:val="1A1A2E"/>
                 <w:sz w:val="18"/>
               </w:rPr>
-              <w:t>大语言模型（LLM 三通道第三优先级，备用通道）</w:t>
+              <w:t>大语言模型（LLM 四通道第三优先级，备用通道）</w:t>
             </w:r>
           </w:p>
         </w:tc>
